--- a/public/training/dc01-dc02/SecureByDesign-DC01-DC02-Workbook.docx
+++ b/public/training/dc01-dc02/SecureByDesign-DC01-DC02-Workbook.docx
@@ -75,7 +75,7 @@
           <w:color w:val="20647C"/>
           <w:sz w:val="18"/>
         </w:rPr>
-        <w:t xml:space="preserve">EPISODE 01    /    COMPANION WORKBOOK</w:t>
+        <w:t xml:space="preserve">COURSE 1.1    /    COMPANION WORKBOOK</w:t>
       </w:r>
     </w:p>
     <w:p>
@@ -142,7 +142,7 @@
           <w:color w:val="20647C"/>
           <w:sz w:val="18"/>
         </w:rPr>
-        <w:t xml:space="preserve">MATERIALS EDITION 0.3    /    EPISODE 01</w:t>
+        <w:t xml:space="preserve">MATERIALS EDITION 0.3    /    COURSE 1.1</w:t>
       </w:r>
     </w:p>
     <w:p>
@@ -236,8 +236,6 @@
         </w:r>
         <w:r>
           <w:tab/>
-        </w:r>
-        <w:r>
           <w:t>3</w:t>
         </w:r>
       </w:hyperlink>
@@ -264,8 +262,6 @@
         </w:r>
         <w:r>
           <w:tab/>
-        </w:r>
-        <w:r>
           <w:t>4</w:t>
         </w:r>
       </w:hyperlink>
@@ -292,8 +288,6 @@
         </w:r>
         <w:r>
           <w:tab/>
-        </w:r>
-        <w:r>
           <w:t>5</w:t>
         </w:r>
       </w:hyperlink>
@@ -320,8 +314,6 @@
         </w:r>
         <w:r>
           <w:tab/>
-        </w:r>
-        <w:r>
           <w:t>6</w:t>
         </w:r>
       </w:hyperlink>
@@ -348,8 +340,6 @@
         </w:r>
         <w:r>
           <w:tab/>
-        </w:r>
-        <w:r>
           <w:t>7</w:t>
         </w:r>
       </w:hyperlink>
@@ -376,8 +366,6 @@
         </w:r>
         <w:r>
           <w:tab/>
-        </w:r>
-        <w:r>
           <w:t>8</w:t>
         </w:r>
       </w:hyperlink>
@@ -404,8 +392,6 @@
         </w:r>
         <w:r>
           <w:tab/>
-        </w:r>
-        <w:r>
           <w:t>9</w:t>
         </w:r>
       </w:hyperlink>
@@ -432,8 +418,6 @@
         </w:r>
         <w:r>
           <w:tab/>
-        </w:r>
-        <w:r>
           <w:t>10</w:t>
         </w:r>
       </w:hyperlink>
@@ -460,8 +444,6 @@
         </w:r>
         <w:r>
           <w:tab/>
-        </w:r>
-        <w:r>
           <w:t>11</w:t>
         </w:r>
       </w:hyperlink>
@@ -488,8 +470,6 @@
         </w:r>
         <w:r>
           <w:tab/>
-        </w:r>
-        <w:r>
           <w:t>12</w:t>
         </w:r>
       </w:hyperlink>
@@ -503,7 +483,7 @@
         <w:rPr>
           <w:rFonts w:ascii="Arial" w:hAnsi="Arial"/>
         </w:rPr>
-        <w:t xml:space="preserve">Use it alongside the episode</w:t>
+        <w:t xml:space="preserve">Use it alongside the course</w:t>
       </w:r>
     </w:p>
     <w:p>
@@ -678,7 +658,7 @@
           <w:rFonts w:ascii="Arial" w:hAnsi="Arial"/>
           <w:color w:val="526B7E"/>
         </w:rPr>
-        <w:t xml:space="preserve">Organizational units (OUs) organize objects and support delegated administration and Group Policy. Group Policy applies centrally managed settings to users and computers. A global catalog helps find directory objects across a forest; both controllers in this episode provide that role.</w:t>
+        <w:t xml:space="preserve">Organizational units (OUs) organize objects and support delegated administration and Group Policy. Group Policy applies centrally managed settings to users and computers. A global catalog helps find directory objects across a forest; both controllers in this course provide that role.</w:t>
       </w:r>
     </w:p>
     <w:p>
@@ -3083,7 +3063,7 @@
         <w:br/>
         <w:t xml:space="preserve">Windows Server 2025 · DC01 and DC02</w:t>
         <w:br/>
-        <w:t xml:space="preserve">Episode 01 · sbd-dc01-dc02</w:t>
+        <w:t xml:space="preserve">Course 1.1 · sbd-dc01-dc02</w:t>
         <w:br/>
         <w:t xml:space="preserve">Materials edition 0.3 · Updated 4 October 2026</w:t>
       </w:r>
@@ -3243,7 +3223,7 @@
         <w:color w:val="526B7E"/>
         <w:sz w:val="18"/>
       </w:rPr>
-      <w:t>Episode 01 · Materials edition 0.3</w:t>
+      <w:t>Course 1.1 · Materials edition 0.3</w:t>
     </w:r>
     <w:r>
       <w:rPr>
@@ -3290,7 +3270,7 @@
         <w:color w:val="526B7E"/>
         <w:sz w:val="18"/>
       </w:rPr>
-      <w:t>Episode 01 · Materials edition 0.3</w:t>
+      <w:t>Course 1.1 · Materials edition 0.3</w:t>
     </w:r>
     <w:r>
       <w:rPr>

--- a/public/training/dc01-dc02/SecureByDesign-DC01-DC02-Workbook.docx
+++ b/public/training/dc01-dc02/SecureByDesign-DC01-DC02-Workbook.docx
@@ -142,7 +142,7 @@
           <w:color w:val="20647C"/>
           <w:sz w:val="18"/>
         </w:rPr>
-        <w:t xml:space="preserve">MATERIALS EDITION 0.3    /    COURSE 1.1</w:t>
+        <w:t xml:space="preserve">MATERIALS EDITION 0.4    /    COURSE 1.1</w:t>
       </w:r>
     </w:p>
     <w:p>
@@ -155,7 +155,7 @@
           <w:color w:val="526B7E"/>
           <w:sz w:val="18"/>
         </w:rPr>
-        <w:t xml:space="preserve">Updated 4 October 2026  ·  sbd-dc01-dc02</w:t>
+        <w:t xml:space="preserve">Updated 8 October 2026  ·  sbd-dc01-dc02</w:t>
       </w:r>
     </w:p>
     <w:p>
@@ -305,6 +305,32 @@
         </w:rPr>
         <w:t xml:space="preserve"/>
       </w:r>
+      <w:hyperlink w:anchor="sbd_section_ports" w:history="1">
+        <w:r>
+          <w:rPr>
+            <w:color w:val="193448"/>
+          </w:rPr>
+          <w:t>What crosses the network?</w:t>
+        </w:r>
+        <w:r>
+          <w:tab/>
+          <w:t>6</w:t>
+        </w:r>
+      </w:hyperlink>
+    </w:p>
+    <w:p>
+      <w:pPr>
+        <w:spacing w:before="0" w:after="240"/>
+        <w:tabs>
+          <w:tab w:val="right" w:leader="dot" w:pos="10080"/>
+        </w:tabs>
+      </w:pPr>
+      <w:r>
+        <w:rPr>
+          <w:rFonts w:ascii="Arial" w:hAnsi="Arial"/>
+        </w:rPr>
+        <w:t xml:space="preserve"/>
+      </w:r>
       <w:hyperlink w:anchor="sbd_section_4" w:history="1">
         <w:r>
           <w:rPr>
@@ -314,7 +340,7 @@
         </w:r>
         <w:r>
           <w:tab/>
-          <w:t>6</w:t>
+          <w:t>7</w:t>
         </w:r>
       </w:hyperlink>
     </w:p>
@@ -340,7 +366,7 @@
         </w:r>
         <w:r>
           <w:tab/>
-          <w:t>7</w:t>
+          <w:t>8</w:t>
         </w:r>
       </w:hyperlink>
     </w:p>
@@ -366,7 +392,7 @@
         </w:r>
         <w:r>
           <w:tab/>
-          <w:t>8</w:t>
+          <w:t>9</w:t>
         </w:r>
       </w:hyperlink>
     </w:p>
@@ -392,7 +418,7 @@
         </w:r>
         <w:r>
           <w:tab/>
-          <w:t>9</w:t>
+          <w:t>10</w:t>
         </w:r>
       </w:hyperlink>
     </w:p>
@@ -418,7 +444,7 @@
         </w:r>
         <w:r>
           <w:tab/>
-          <w:t>10</w:t>
+          <w:t>12</w:t>
         </w:r>
       </w:hyperlink>
     </w:p>
@@ -444,7 +470,7 @@
         </w:r>
         <w:r>
           <w:tab/>
-          <w:t>11</w:t>
+          <w:t>13</w:t>
         </w:r>
       </w:hyperlink>
     </w:p>
@@ -470,7 +496,7 @@
         </w:r>
         <w:r>
           <w:tab/>
-          <w:t>12</w:t>
+          <w:t>14</w:t>
         </w:r>
       </w:hyperlink>
     </w:p>
@@ -708,7 +734,7 @@
     <w:p>
       <w:pPr>
         <w:pStyle w:val="Caption"/>
-        <w:spacing w:before="0" w:after="280"/>
+        <w:spacing w:before="0" w:after="60"/>
       </w:pPr>
       <w:r>
         <w:rPr>
@@ -729,7 +755,7 @@
     <w:p>
       <w:pPr>
         <w:pStyle w:val="Caption"/>
-        <w:spacing w:before="0" w:after="280"/>
+        <w:spacing w:before="0" w:after="60"/>
       </w:pPr>
       <w:r>
         <w:rPr>
@@ -750,7 +776,7 @@
     <w:p>
       <w:pPr>
         <w:pStyle w:val="Caption"/>
-        <w:spacing w:before="0" w:after="280"/>
+        <w:spacing w:before="0" w:after="60"/>
       </w:pPr>
       <w:r>
         <w:rPr>
@@ -953,10 +979,158 @@
         <w:t xml:space="preserve">If you can reach 10.0.10.10 but cannot discover sbd.test, which DNS records and client settings would you inspect?</w:t>
       </w:r>
     </w:p>
+    <w:tbl>
+      <w:tblPr>
+        <w:tblW w:type="dxa" w:w="10080"/>
+        <w:jc w:val="center"/>
+        <w:tblBorders>
+          <w:top w:val="single" w:sz="4" w:color="284861"/>
+          <w:left w:val="single" w:sz="4" w:color="284861"/>
+          <w:bottom w:val="single" w:sz="4" w:color="284861"/>
+          <w:right w:val="single" w:sz="4" w:color="284861"/>
+          <w:insideH w:val="nil"/>
+          <w:insideV w:val="nil"/>
+        </w:tblBorders>
+        <w:tblLayout w:type="fixed"/>
+        <w:tblLook w:firstColumn="0" w:firstRow="0" w:lastColumn="0" w:lastRow="0" w:noHBand="1" w:noVBand="1" w:val="0000"/>
+      </w:tblPr>
+      <w:tblGrid>
+        <w:gridCol w:w="1728"/>
+        <w:gridCol w:w="8352"/>
+      </w:tblGrid>
+      <w:tr>
+        <w:trPr>
+          <w:cantSplit/>
+        </w:trPr>
+        <w:tc>
+          <w:tcPr>
+            <w:tcW w:type="dxa" w:w="1728"/>
+            <w:vAlign w:val="center"/>
+            <w:shd w:fill="F1F7FA"/>
+            <w:tcMar>
+              <w:top w:w="40" w:type="dxa"/>
+              <w:left w:w="160" w:type="dxa"/>
+              <w:bottom w:w="40" w:type="dxa"/>
+              <w:right w:w="80" w:type="dxa"/>
+            </w:tcMar>
+          </w:tcPr>
+          <w:p>
+            <w:pPr>
+              <w:keepNext/>
+              <w:spacing w:before="0" w:after="0"/>
+              <w:jc w:val="left"/>
+            </w:pPr>
+            <w:r>
+              <w:drawing>
+                <wp:inline xmlns:a="http://schemas.openxmlformats.org/drawingml/2006/main" xmlns:pic="http://schemas.openxmlformats.org/drawingml/2006/picture" distT="0" distB="0" distL="0" distR="0">
+                  <wp:extent cx="822960" cy="822960"/>
+                  <wp:docPr id="5" name="SBD figure 5" descr="QR code linking to Inside the Network, Sign in, step 2: securebydesigninc.com/inside-the-network#process=signin&amp;step=2" title="QR code"/>
+                  <wp:cNvGraphicFramePr>
+                    <a:graphicFrameLocks noChangeAspect="1"/>
+                  </wp:cNvGraphicFramePr>
+                  <a:graphic>
+                    <a:graphicData uri="http://schemas.openxmlformats.org/drawingml/2006/picture">
+                      <pic:pic>
+                        <pic:nvPicPr>
+                          <pic:cNvPr id="0" name="rIdQrStep2.png" descr="QR code linking to Inside the Network, Sign in, step 2: securebydesigninc.com/inside-the-network#process=signin&amp;step=2"/>
+                          <pic:cNvPicPr/>
+                        </pic:nvPicPr>
+                        <pic:blipFill>
+                          <a:blip r:embed="rIdQrStep2"/>
+                          <a:stretch>
+                            <a:fillRect/>
+                          </a:stretch>
+                        </pic:blipFill>
+                        <pic:spPr>
+                          <a:xfrm>
+                            <a:off x="0" y="0"/>
+                            <a:ext cx="822960" cy="822960"/>
+                          </a:xfrm>
+                          <a:prstGeom prst="rect"/>
+                        </pic:spPr>
+                      </pic:pic>
+                    </a:graphicData>
+                  </a:graphic>
+                </wp:inline>
+              </w:drawing>
+            </w:r>
+          </w:p>
+        </w:tc>
+        <w:tc>
+          <w:tcPr>
+            <w:tcW w:type="dxa" w:w="8352"/>
+            <w:vAlign w:val="center"/>
+            <w:shd w:fill="F1F7FA"/>
+            <w:tcMar>
+              <w:top w:w="40" w:type="dxa"/>
+              <w:left w:w="80" w:type="dxa"/>
+              <w:bottom w:w="40" w:type="dxa"/>
+              <w:right w:w="160" w:type="dxa"/>
+            </w:tcMar>
+          </w:tcPr>
+          <w:p>
+            <w:pPr>
+              <w:keepNext/>
+              <w:spacing w:before="0" w:after="80"/>
+            </w:pPr>
+            <w:r>
+              <w:rPr>
+                <w:rFonts w:ascii="Arial" w:hAnsi="Arial"/>
+                <w:b/>
+                <w:color w:val="20647C"/>
+                <w:sz w:val="18"/>
+              </w:rPr>
+              <w:t xml:space="preserve">SEE IT INSIDE THE NETWORK</w:t>
+            </w:r>
+          </w:p>
+          <w:p>
+            <w:pPr>
+              <w:keepNext/>
+              <w:spacing w:before="0" w:after="80"/>
+            </w:pPr>
+            <w:r>
+              <w:rPr>
+                <w:rFonts w:ascii="Arial" w:hAnsi="Arial"/>
+                <w:color w:val="526B7E"/>
+                <w:sz w:val="20"/>
+              </w:rPr>
+              <w:t xml:space="preserve">Sign in, step 2: the workstation asks DNS for the same domain controller locator records you query in Verify.</w:t>
+            </w:r>
+          </w:p>
+          <w:p>
+            <w:pPr>
+              <w:spacing w:before="0" w:after="0"/>
+            </w:pPr>
+            <w:hyperlink r:id="rIdItnStep2">
+              <w:r>
+                <w:rPr>
+                  <w:rFonts w:ascii="Arial" w:hAnsi="Arial"/>
+                  <w:color w:val="193448"/>
+                  <w:sz w:val="16"/>
+                  <w:u w:val="single"/>
+                </w:rPr>
+                <w:t xml:space="preserve">securebydesigninc.com/inside-the-network#process=signin&amp;step=2</w:t>
+              </w:r>
+            </w:hyperlink>
+          </w:p>
+        </w:tc>
+      </w:tr>
+    </w:tbl>
     <w:p>
       <w:pPr>
+        <w:spacing w:before="0" w:after="0" w:line="120" w:lineRule="exact"/>
+      </w:pPr>
+      <w:r>
+        <w:rPr>
+          <w:rFonts w:ascii="Arial" w:hAnsi="Arial"/>
+          <w:sz w:val="2"/>
+        </w:rPr>
+      </w:r>
+    </w:p>
+    <w:p>
+      <w:pPr>
         <w:pStyle w:val="Caption"/>
-        <w:spacing w:before="0" w:after="280"/>
+        <w:spacing w:before="0" w:after="60"/>
       </w:pPr>
       <w:r>
         <w:rPr>
@@ -977,7 +1151,7 @@
     <w:p>
       <w:pPr>
         <w:pStyle w:val="Caption"/>
-        <w:spacing w:before="0" w:after="280"/>
+        <w:spacing w:before="0" w:after="60"/>
       </w:pPr>
       <w:r>
         <w:rPr>
@@ -998,7 +1172,7 @@
     <w:p>
       <w:pPr>
         <w:pStyle w:val="Caption"/>
-        <w:spacing w:before="0" w:after="280"/>
+        <w:spacing w:before="0" w:after="60"/>
       </w:pPr>
       <w:r>
         <w:rPr>
@@ -1201,10 +1375,158 @@
         <w:t xml:space="preserve">If both controllers run on the same physical host, which outage would still stop both services?</w:t>
       </w:r>
     </w:p>
+    <w:tbl>
+      <w:tblPr>
+        <w:tblW w:type="dxa" w:w="10080"/>
+        <w:jc w:val="center"/>
+        <w:tblBorders>
+          <w:top w:val="single" w:sz="4" w:color="284861"/>
+          <w:left w:val="single" w:sz="4" w:color="284861"/>
+          <w:bottom w:val="single" w:sz="4" w:color="284861"/>
+          <w:right w:val="single" w:sz="4" w:color="284861"/>
+          <w:insideH w:val="nil"/>
+          <w:insideV w:val="nil"/>
+        </w:tblBorders>
+        <w:tblLayout w:type="fixed"/>
+        <w:tblLook w:firstColumn="0" w:firstRow="0" w:lastColumn="0" w:lastRow="0" w:noHBand="1" w:noVBand="1" w:val="0000"/>
+      </w:tblPr>
+      <w:tblGrid>
+        <w:gridCol w:w="1728"/>
+        <w:gridCol w:w="8352"/>
+      </w:tblGrid>
+      <w:tr>
+        <w:trPr>
+          <w:cantSplit/>
+        </w:trPr>
+        <w:tc>
+          <w:tcPr>
+            <w:tcW w:type="dxa" w:w="1728"/>
+            <w:vAlign w:val="center"/>
+            <w:shd w:fill="F1F7FA"/>
+            <w:tcMar>
+              <w:top w:w="40" w:type="dxa"/>
+              <w:left w:w="160" w:type="dxa"/>
+              <w:bottom w:w="40" w:type="dxa"/>
+              <w:right w:w="80" w:type="dxa"/>
+            </w:tcMar>
+          </w:tcPr>
+          <w:p>
+            <w:pPr>
+              <w:keepNext/>
+              <w:spacing w:before="0" w:after="0"/>
+              <w:jc w:val="left"/>
+            </w:pPr>
+            <w:r>
+              <w:drawing>
+                <wp:inline xmlns:a="http://schemas.openxmlformats.org/drawingml/2006/main" xmlns:pic="http://schemas.openxmlformats.org/drawingml/2006/picture" distT="0" distB="0" distL="0" distR="0">
+                  <wp:extent cx="822960" cy="822960"/>
+                  <wp:docPr id="6" name="SBD figure 6" descr="QR code linking to Inside the Network, What if DC01 is down: securebydesigninc.com/inside-the-network#process=dc-down" title="QR code"/>
+                  <wp:cNvGraphicFramePr>
+                    <a:graphicFrameLocks noChangeAspect="1"/>
+                  </wp:cNvGraphicFramePr>
+                  <a:graphic>
+                    <a:graphicData uri="http://schemas.openxmlformats.org/drawingml/2006/picture">
+                      <pic:pic>
+                        <pic:nvPicPr>
+                          <pic:cNvPr id="0" name="rIdQrDcDown.png" descr="QR code linking to Inside the Network, What if DC01 is down: securebydesigninc.com/inside-the-network#process=dc-down"/>
+                          <pic:cNvPicPr/>
+                        </pic:nvPicPr>
+                        <pic:blipFill>
+                          <a:blip r:embed="rIdQrDcDown"/>
+                          <a:stretch>
+                            <a:fillRect/>
+                          </a:stretch>
+                        </pic:blipFill>
+                        <pic:spPr>
+                          <a:xfrm>
+                            <a:off x="0" y="0"/>
+                            <a:ext cx="822960" cy="822960"/>
+                          </a:xfrm>
+                          <a:prstGeom prst="rect"/>
+                        </pic:spPr>
+                      </pic:pic>
+                    </a:graphicData>
+                  </a:graphic>
+                </wp:inline>
+              </w:drawing>
+            </w:r>
+          </w:p>
+        </w:tc>
+        <w:tc>
+          <w:tcPr>
+            <w:tcW w:type="dxa" w:w="8352"/>
+            <w:vAlign w:val="center"/>
+            <w:shd w:fill="F1F7FA"/>
+            <w:tcMar>
+              <w:top w:w="40" w:type="dxa"/>
+              <w:left w:w="80" w:type="dxa"/>
+              <w:bottom w:w="40" w:type="dxa"/>
+              <w:right w:w="160" w:type="dxa"/>
+            </w:tcMar>
+          </w:tcPr>
+          <w:p>
+            <w:pPr>
+              <w:keepNext/>
+              <w:spacing w:before="0" w:after="80"/>
+            </w:pPr>
+            <w:r>
+              <w:rPr>
+                <w:rFonts w:ascii="Arial" w:hAnsi="Arial"/>
+                <w:b/>
+                <w:color w:val="20647C"/>
+                <w:sz w:val="18"/>
+              </w:rPr>
+              <w:t xml:space="preserve">SEE IT INSIDE THE NETWORK</w:t>
+            </w:r>
+          </w:p>
+          <w:p>
+            <w:pPr>
+              <w:keepNext/>
+              <w:spacing w:before="0" w:after="80"/>
+            </w:pPr>
+            <w:r>
+              <w:rPr>
+                <w:rFonts w:ascii="Arial" w:hAnsi="Arial"/>
+                <w:color w:val="526B7E"/>
+                <w:sz w:val="20"/>
+              </w:rPr>
+              <w:t xml:space="preserve">What if DC01 is down? The query to DC01 gets no answer, the workstation retries with SBD-DC02, and sign-in continues.</w:t>
+            </w:r>
+          </w:p>
+          <w:p>
+            <w:pPr>
+              <w:spacing w:before="0" w:after="0"/>
+            </w:pPr>
+            <w:hyperlink r:id="rIdItnDcDown">
+              <w:r>
+                <w:rPr>
+                  <w:rFonts w:ascii="Arial" w:hAnsi="Arial"/>
+                  <w:color w:val="193448"/>
+                  <w:sz w:val="16"/>
+                  <w:u w:val="single"/>
+                </w:rPr>
+                <w:t xml:space="preserve">securebydesigninc.com/inside-the-network#process=dc-down</w:t>
+              </w:r>
+            </w:hyperlink>
+          </w:p>
+        </w:tc>
+      </w:tr>
+    </w:tbl>
     <w:p>
       <w:pPr>
+        <w:spacing w:before="0" w:after="0" w:line="120" w:lineRule="exact"/>
+      </w:pPr>
+      <w:r>
+        <w:rPr>
+          <w:rFonts w:ascii="Arial" w:hAnsi="Arial"/>
+          <w:sz w:val="2"/>
+        </w:rPr>
+      </w:r>
+    </w:p>
+    <w:p>
+      <w:pPr>
         <w:pStyle w:val="Caption"/>
-        <w:spacing w:before="0" w:after="280"/>
+        <w:spacing w:before="0" w:after="60"/>
       </w:pPr>
       <w:r>
         <w:rPr>
@@ -1225,7 +1547,7 @@
     <w:p>
       <w:pPr>
         <w:pStyle w:val="Caption"/>
-        <w:spacing w:before="0" w:after="280"/>
+        <w:spacing w:before="0" w:after="60"/>
       </w:pPr>
       <w:r>
         <w:rPr>
@@ -1246,7 +1568,7 @@
     <w:p>
       <w:pPr>
         <w:pStyle w:val="Caption"/>
-        <w:spacing w:before="0" w:after="280"/>
+        <w:spacing w:before="0" w:after="60"/>
       </w:pPr>
       <w:r>
         <w:rPr>
@@ -1267,7 +1589,7 @@
     <w:p>
       <w:pPr>
         <w:pStyle w:val="Caption"/>
-        <w:spacing w:before="0" w:after="280"/>
+        <w:spacing w:before="0" w:after="60"/>
       </w:pPr>
       <w:r>
         <w:rPr>
@@ -1286,12 +1608,1359 @@
       </w:hyperlink>
     </w:p>
     <w:p>
+      <w:pPr>
+        <w:pageBreakBefore/>
+        <w:spacing w:before="0" w:after="280"/>
+      </w:pPr>
       <w:r>
-        <w:br w:type="page"/>
+        <w:rPr>
+          <w:rFonts w:ascii="Arial" w:hAnsi="Arial"/>
+          <w:b/>
+          <w:color w:val="20647C"/>
+          <w:sz w:val="18"/>
+        </w:rPr>
+        <w:t xml:space="preserve">FOUNDATIONS    /    UNDERSTAND THE WHY</w:t>
       </w:r>
     </w:p>
     <w:p>
       <w:pPr>
+        <w:pStyle w:val="Heading1"/>
+        <w:spacing w:before="0" w:after="240"/>
+      </w:pPr>
+      <w:bookmarkStart w:id="1101" w:name="sbd_section_ports"/>
+      <w:r>
+        <w:rPr>
+          <w:rFonts w:ascii="Arial" w:hAnsi="Arial"/>
+        </w:rPr>
+        <w:t xml:space="preserve">What crosses the network?</w:t>
+      </w:r>
+      <w:bookmarkEnd w:id="1101"/>
+    </w:p>
+    <w:p>
+      <w:pPr>
+        <w:spacing w:before="0" w:after="320"/>
+      </w:pPr>
+      <w:r>
+        <w:rPr>
+          <w:rFonts w:ascii="Arial" w:hAnsi="Arial"/>
+          <w:color w:val="526B7E"/>
+        </w:rPr>
+        <w:t xml:space="preserve">The ports a domain member needs to reach its domain controllers.</w:t>
+      </w:r>
+    </w:p>
+    <w:p>
+      <w:pPr>
+        <w:spacing w:before="0" w:after="200"/>
+      </w:pPr>
+      <w:r>
+        <w:rPr>
+          <w:rFonts w:ascii="Arial" w:hAnsi="Arial"/>
+          <w:color w:val="526B7E"/>
+        </w:rPr>
+        <w:t xml:space="preserve">Your lab is one flat network, so nothing stands between a client and DC01. In a segmented network, every one of these conversations has to be allowed on purpose. Inside the Network shows them crossing the core switch.</w:t>
+      </w:r>
+    </w:p>
+    <w:tbl>
+      <w:tblPr>
+        <w:tblW w:type="auto" w:w="0"/>
+        <w:jc w:val="center"/>
+        <w:tblLayout w:type="fixed"/>
+        <w:tblLook w:firstColumn="1" w:firstRow="1" w:lastColumn="0" w:lastRow="0" w:noHBand="0" w:noVBand="1" w:val="04A0"/>
+      </w:tblPr>
+      <w:tblGrid>
+        <w:gridCol w:w="2304"/>
+        <w:gridCol w:w="2736"/>
+        <w:gridCol w:w="5040"/>
+      </w:tblGrid>
+      <w:tr>
+        <w:trPr>
+          <w:cantSplit/>
+          <w:tblHeader/>
+        </w:trPr>
+        <w:tc>
+          <w:tcPr>
+            <w:tcW w:type="dxa" w:w="2304"/>
+            <w:vAlign w:val="center"/>
+            <w:shd w:fill="F1F7FA"/>
+            <w:tcMar>
+              <w:top w:w="60" w:type="dxa"/>
+              <w:left w:w="110" w:type="dxa"/>
+              <w:bottom w:w="60" w:type="dxa"/>
+              <w:right w:w="110" w:type="dxa"/>
+            </w:tcMar>
+            <w:tcBorders>
+              <w:top w:val="single" w:sz="4" w:color="284861"/>
+              <w:left w:val="single" w:sz="4" w:color="284861"/>
+              <w:bottom w:val="single" w:sz="4" w:color="284861"/>
+              <w:right w:val="single" w:sz="4" w:color="284861"/>
+            </w:tcBorders>
+          </w:tcPr>
+          <w:p>
+            <w:pPr>
+              <w:spacing w:after="40" w:before="40"/>
+            </w:pPr>
+            <w:r>
+              <w:rPr>
+                <w:rFonts w:ascii="Arial" w:hAnsi="Arial"/>
+                <w:b/>
+                <w:color w:val="20647C"/>
+                <w:sz w:val="20"/>
+              </w:rPr>
+              <w:t xml:space="preserve">PURPOSE</w:t>
+            </w:r>
+          </w:p>
+        </w:tc>
+        <w:tc>
+          <w:tcPr>
+            <w:tcW w:type="dxa" w:w="2736"/>
+            <w:vAlign w:val="center"/>
+            <w:shd w:fill="F1F7FA"/>
+            <w:tcMar>
+              <w:top w:w="60" w:type="dxa"/>
+              <w:left w:w="110" w:type="dxa"/>
+              <w:bottom w:w="60" w:type="dxa"/>
+              <w:right w:w="110" w:type="dxa"/>
+            </w:tcMar>
+            <w:tcBorders>
+              <w:top w:val="single" w:sz="4" w:color="284861"/>
+              <w:left w:val="single" w:sz="4" w:color="284861"/>
+              <w:bottom w:val="single" w:sz="4" w:color="284861"/>
+              <w:right w:val="single" w:sz="4" w:color="284861"/>
+            </w:tcBorders>
+          </w:tcPr>
+          <w:p>
+            <w:pPr>
+              <w:spacing w:after="40" w:before="40"/>
+            </w:pPr>
+            <w:r>
+              <w:rPr>
+                <w:rFonts w:ascii="Arial" w:hAnsi="Arial"/>
+                <w:b/>
+                <w:color w:val="20647C"/>
+                <w:sz w:val="20"/>
+              </w:rPr>
+              <w:t xml:space="preserve">PORT</w:t>
+            </w:r>
+          </w:p>
+        </w:tc>
+        <w:tc>
+          <w:tcPr>
+            <w:tcW w:type="dxa" w:w="5040"/>
+            <w:vAlign w:val="center"/>
+            <w:shd w:fill="F1F7FA"/>
+            <w:tcMar>
+              <w:top w:w="60" w:type="dxa"/>
+              <w:left w:w="110" w:type="dxa"/>
+              <w:bottom w:w="60" w:type="dxa"/>
+              <w:right w:w="110" w:type="dxa"/>
+            </w:tcMar>
+            <w:tcBorders>
+              <w:top w:val="single" w:sz="4" w:color="284861"/>
+              <w:left w:val="single" w:sz="4" w:color="284861"/>
+              <w:bottom w:val="single" w:sz="4" w:color="284861"/>
+              <w:right w:val="single" w:sz="4" w:color="284861"/>
+            </w:tcBorders>
+          </w:tcPr>
+          <w:p>
+            <w:pPr>
+              <w:spacing w:after="40" w:before="40"/>
+            </w:pPr>
+            <w:r>
+              <w:rPr>
+                <w:rFonts w:ascii="Arial" w:hAnsi="Arial"/>
+                <w:b/>
+                <w:color w:val="20647C"/>
+                <w:sz w:val="20"/>
+              </w:rPr>
+              <w:t xml:space="preserve">WHAT IT CARRIES</w:t>
+            </w:r>
+          </w:p>
+        </w:tc>
+      </w:tr>
+      <w:tr>
+        <w:trPr>
+          <w:cantSplit/>
+        </w:trPr>
+        <w:tc>
+          <w:tcPr>
+            <w:tcW w:type="dxa" w:w="2304"/>
+            <w:vAlign w:val="center"/>
+            <w:shd w:fill="F1F7FA"/>
+            <w:tcMar>
+              <w:top w:w="60" w:type="dxa"/>
+              <w:left w:w="110" w:type="dxa"/>
+              <w:bottom w:w="60" w:type="dxa"/>
+              <w:right w:w="110" w:type="dxa"/>
+            </w:tcMar>
+            <w:tcBorders>
+              <w:top w:val="single" w:sz="4" w:color="284861"/>
+              <w:left w:val="single" w:sz="4" w:color="284861"/>
+              <w:bottom w:val="single" w:sz="4" w:color="284861"/>
+              <w:right w:val="single" w:sz="4" w:color="284861"/>
+            </w:tcBorders>
+          </w:tcPr>
+          <w:p>
+            <w:pPr>
+              <w:spacing w:after="40" w:before="40"/>
+            </w:pPr>
+            <w:r>
+              <w:rPr>
+                <w:rFonts w:ascii="Arial" w:hAnsi="Arial"/>
+                <w:b w:val="0"/>
+                <w:color w:val="193448"/>
+                <w:sz w:val="20"/>
+              </w:rPr>
+              <w:t xml:space="preserve">Name and service discovery</w:t>
+            </w:r>
+          </w:p>
+        </w:tc>
+        <w:tc>
+          <w:tcPr>
+            <w:tcW w:type="dxa" w:w="2736"/>
+            <w:vAlign w:val="center"/>
+            <w:shd w:fill="F1F7FA"/>
+            <w:tcMar>
+              <w:top w:w="60" w:type="dxa"/>
+              <w:left w:w="110" w:type="dxa"/>
+              <w:bottom w:w="60" w:type="dxa"/>
+              <w:right w:w="110" w:type="dxa"/>
+            </w:tcMar>
+            <w:tcBorders>
+              <w:top w:val="single" w:sz="4" w:color="284861"/>
+              <w:left w:val="single" w:sz="4" w:color="284861"/>
+              <w:bottom w:val="single" w:sz="4" w:color="284861"/>
+              <w:right w:val="single" w:sz="4" w:color="284861"/>
+            </w:tcBorders>
+          </w:tcPr>
+          <w:p>
+            <w:pPr>
+              <w:spacing w:after="40" w:before="40"/>
+            </w:pPr>
+            <w:r>
+              <w:rPr>
+                <w:rFonts w:ascii="Arial" w:hAnsi="Arial"/>
+                <w:b w:val="0"/>
+                <w:color w:val="193448"/>
+                <w:sz w:val="20"/>
+              </w:rPr>
+              <w:t xml:space="preserve">TCP/UDP 53</w:t>
+            </w:r>
+          </w:p>
+        </w:tc>
+        <w:tc>
+          <w:tcPr>
+            <w:tcW w:type="dxa" w:w="5040"/>
+            <w:vAlign w:val="center"/>
+            <w:shd w:fill="F1F7FA"/>
+            <w:tcMar>
+              <w:top w:w="60" w:type="dxa"/>
+              <w:left w:w="110" w:type="dxa"/>
+              <w:bottom w:w="60" w:type="dxa"/>
+              <w:right w:w="110" w:type="dxa"/>
+            </w:tcMar>
+            <w:tcBorders>
+              <w:top w:val="single" w:sz="4" w:color="284861"/>
+              <w:left w:val="single" w:sz="4" w:color="284861"/>
+              <w:bottom w:val="single" w:sz="4" w:color="284861"/>
+              <w:right w:val="single" w:sz="4" w:color="284861"/>
+            </w:tcBorders>
+          </w:tcPr>
+          <w:p>
+            <w:pPr>
+              <w:spacing w:after="40" w:before="40"/>
+            </w:pPr>
+            <w:r>
+              <w:rPr>
+                <w:rFonts w:ascii="Arial" w:hAnsi="Arial"/>
+                <w:b w:val="0"/>
+                <w:color w:val="193448"/>
+                <w:sz w:val="20"/>
+              </w:rPr>
+              <w:t xml:space="preserve">DNS, including the SRV records that locate domain controllers</w:t>
+            </w:r>
+          </w:p>
+        </w:tc>
+      </w:tr>
+      <w:tr>
+        <w:trPr>
+          <w:cantSplit/>
+        </w:trPr>
+        <w:tc>
+          <w:tcPr>
+            <w:tcW w:type="dxa" w:w="2304"/>
+            <w:vAlign w:val="center"/>
+            <w:shd w:fill="F1F7FA"/>
+            <w:tcMar>
+              <w:top w:w="60" w:type="dxa"/>
+              <w:left w:w="110" w:type="dxa"/>
+              <w:bottom w:w="60" w:type="dxa"/>
+              <w:right w:w="110" w:type="dxa"/>
+            </w:tcMar>
+            <w:tcBorders>
+              <w:top w:val="single" w:sz="4" w:color="284861"/>
+              <w:left w:val="single" w:sz="4" w:color="284861"/>
+              <w:bottom w:val="single" w:sz="4" w:color="284861"/>
+              <w:right w:val="single" w:sz="4" w:color="284861"/>
+            </w:tcBorders>
+          </w:tcPr>
+          <w:p>
+            <w:pPr>
+              <w:spacing w:after="40" w:before="40"/>
+            </w:pPr>
+            <w:r>
+              <w:rPr>
+                <w:rFonts w:ascii="Arial" w:hAnsi="Arial"/>
+                <w:b w:val="0"/>
+                <w:color w:val="193448"/>
+                <w:sz w:val="20"/>
+              </w:rPr>
+              <w:t xml:space="preserve">Authentication</w:t>
+            </w:r>
+          </w:p>
+        </w:tc>
+        <w:tc>
+          <w:tcPr>
+            <w:tcW w:type="dxa" w:w="2736"/>
+            <w:vAlign w:val="center"/>
+            <w:shd w:fill="F1F7FA"/>
+            <w:tcMar>
+              <w:top w:w="60" w:type="dxa"/>
+              <w:left w:w="110" w:type="dxa"/>
+              <w:bottom w:w="60" w:type="dxa"/>
+              <w:right w:w="110" w:type="dxa"/>
+            </w:tcMar>
+            <w:tcBorders>
+              <w:top w:val="single" w:sz="4" w:color="284861"/>
+              <w:left w:val="single" w:sz="4" w:color="284861"/>
+              <w:bottom w:val="single" w:sz="4" w:color="284861"/>
+              <w:right w:val="single" w:sz="4" w:color="284861"/>
+            </w:tcBorders>
+          </w:tcPr>
+          <w:p>
+            <w:pPr>
+              <w:spacing w:after="40" w:before="40"/>
+            </w:pPr>
+            <w:r>
+              <w:rPr>
+                <w:rFonts w:ascii="Arial" w:hAnsi="Arial"/>
+                <w:b w:val="0"/>
+                <w:color w:val="193448"/>
+                <w:sz w:val="20"/>
+              </w:rPr>
+              <w:t xml:space="preserve">TCP/UDP 88</w:t>
+            </w:r>
+          </w:p>
+        </w:tc>
+        <w:tc>
+          <w:tcPr>
+            <w:tcW w:type="dxa" w:w="5040"/>
+            <w:vAlign w:val="center"/>
+            <w:shd w:fill="F1F7FA"/>
+            <w:tcMar>
+              <w:top w:w="60" w:type="dxa"/>
+              <w:left w:w="110" w:type="dxa"/>
+              <w:bottom w:w="60" w:type="dxa"/>
+              <w:right w:w="110" w:type="dxa"/>
+            </w:tcMar>
+            <w:tcBorders>
+              <w:top w:val="single" w:sz="4" w:color="284861"/>
+              <w:left w:val="single" w:sz="4" w:color="284861"/>
+              <w:bottom w:val="single" w:sz="4" w:color="284861"/>
+              <w:right w:val="single" w:sz="4" w:color="284861"/>
+            </w:tcBorders>
+          </w:tcPr>
+          <w:p>
+            <w:pPr>
+              <w:spacing w:after="40" w:before="40"/>
+            </w:pPr>
+            <w:r>
+              <w:rPr>
+                <w:rFonts w:ascii="Arial" w:hAnsi="Arial"/>
+                <w:b w:val="0"/>
+                <w:color w:val="193448"/>
+                <w:sz w:val="20"/>
+              </w:rPr>
+              <w:t xml:space="preserve">Kerberos tickets</w:t>
+            </w:r>
+          </w:p>
+        </w:tc>
+      </w:tr>
+      <w:tr>
+        <w:trPr>
+          <w:cantSplit/>
+        </w:trPr>
+        <w:tc>
+          <w:tcPr>
+            <w:tcW w:type="dxa" w:w="2304"/>
+            <w:vAlign w:val="center"/>
+            <w:shd w:fill="F1F7FA"/>
+            <w:tcMar>
+              <w:top w:w="60" w:type="dxa"/>
+              <w:left w:w="110" w:type="dxa"/>
+              <w:bottom w:w="60" w:type="dxa"/>
+              <w:right w:w="110" w:type="dxa"/>
+            </w:tcMar>
+            <w:tcBorders>
+              <w:top w:val="single" w:sz="4" w:color="284861"/>
+              <w:left w:val="single" w:sz="4" w:color="284861"/>
+              <w:bottom w:val="single" w:sz="4" w:color="284861"/>
+              <w:right w:val="single" w:sz="4" w:color="284861"/>
+            </w:tcBorders>
+          </w:tcPr>
+          <w:p>
+            <w:pPr>
+              <w:spacing w:after="40" w:before="40"/>
+            </w:pPr>
+            <w:r>
+              <w:rPr>
+                <w:rFonts w:ascii="Arial" w:hAnsi="Arial"/>
+                <w:b w:val="0"/>
+                <w:color w:val="193448"/>
+                <w:sz w:val="20"/>
+              </w:rPr>
+              <w:t xml:space="preserve">Password change</w:t>
+            </w:r>
+          </w:p>
+        </w:tc>
+        <w:tc>
+          <w:tcPr>
+            <w:tcW w:type="dxa" w:w="2736"/>
+            <w:vAlign w:val="center"/>
+            <w:shd w:fill="F1F7FA"/>
+            <w:tcMar>
+              <w:top w:w="60" w:type="dxa"/>
+              <w:left w:w="110" w:type="dxa"/>
+              <w:bottom w:w="60" w:type="dxa"/>
+              <w:right w:w="110" w:type="dxa"/>
+            </w:tcMar>
+            <w:tcBorders>
+              <w:top w:val="single" w:sz="4" w:color="284861"/>
+              <w:left w:val="single" w:sz="4" w:color="284861"/>
+              <w:bottom w:val="single" w:sz="4" w:color="284861"/>
+              <w:right w:val="single" w:sz="4" w:color="284861"/>
+            </w:tcBorders>
+          </w:tcPr>
+          <w:p>
+            <w:pPr>
+              <w:spacing w:after="40" w:before="40"/>
+            </w:pPr>
+            <w:r>
+              <w:rPr>
+                <w:rFonts w:ascii="Arial" w:hAnsi="Arial"/>
+                <w:b w:val="0"/>
+                <w:color w:val="193448"/>
+                <w:sz w:val="20"/>
+              </w:rPr>
+              <w:t xml:space="preserve">TCP/UDP 464</w:t>
+            </w:r>
+          </w:p>
+        </w:tc>
+        <w:tc>
+          <w:tcPr>
+            <w:tcW w:type="dxa" w:w="5040"/>
+            <w:vAlign w:val="center"/>
+            <w:shd w:fill="F1F7FA"/>
+            <w:tcMar>
+              <w:top w:w="60" w:type="dxa"/>
+              <w:left w:w="110" w:type="dxa"/>
+              <w:bottom w:w="60" w:type="dxa"/>
+              <w:right w:w="110" w:type="dxa"/>
+            </w:tcMar>
+            <w:tcBorders>
+              <w:top w:val="single" w:sz="4" w:color="284861"/>
+              <w:left w:val="single" w:sz="4" w:color="284861"/>
+              <w:bottom w:val="single" w:sz="4" w:color="284861"/>
+              <w:right w:val="single" w:sz="4" w:color="284861"/>
+            </w:tcBorders>
+          </w:tcPr>
+          <w:p>
+            <w:pPr>
+              <w:spacing w:after="40" w:before="40"/>
+            </w:pPr>
+            <w:r>
+              <w:rPr>
+                <w:rFonts w:ascii="Arial" w:hAnsi="Arial"/>
+                <w:b w:val="0"/>
+                <w:color w:val="193448"/>
+                <w:sz w:val="20"/>
+              </w:rPr>
+              <w:t xml:space="preserve">Kerberos password changes and resets</w:t>
+            </w:r>
+          </w:p>
+        </w:tc>
+      </w:tr>
+      <w:tr>
+        <w:trPr>
+          <w:cantSplit/>
+        </w:trPr>
+        <w:tc>
+          <w:tcPr>
+            <w:tcW w:type="dxa" w:w="2304"/>
+            <w:vAlign w:val="center"/>
+            <w:shd w:fill="F1F7FA"/>
+            <w:tcMar>
+              <w:top w:w="60" w:type="dxa"/>
+              <w:left w:w="110" w:type="dxa"/>
+              <w:bottom w:w="60" w:type="dxa"/>
+              <w:right w:w="110" w:type="dxa"/>
+            </w:tcMar>
+            <w:tcBorders>
+              <w:top w:val="single" w:sz="4" w:color="284861"/>
+              <w:left w:val="single" w:sz="4" w:color="284861"/>
+              <w:bottom w:val="single" w:sz="4" w:color="284861"/>
+              <w:right w:val="single" w:sz="4" w:color="284861"/>
+            </w:tcBorders>
+          </w:tcPr>
+          <w:p>
+            <w:pPr>
+              <w:spacing w:after="40" w:before="40"/>
+            </w:pPr>
+            <w:r>
+              <w:rPr>
+                <w:rFonts w:ascii="Arial" w:hAnsi="Arial"/>
+                <w:b w:val="0"/>
+                <w:color w:val="193448"/>
+                <w:sz w:val="20"/>
+              </w:rPr>
+              <w:t xml:space="preserve">Directory</w:t>
+            </w:r>
+          </w:p>
+        </w:tc>
+        <w:tc>
+          <w:tcPr>
+            <w:tcW w:type="dxa" w:w="2736"/>
+            <w:vAlign w:val="center"/>
+            <w:shd w:fill="F1F7FA"/>
+            <w:tcMar>
+              <w:top w:w="60" w:type="dxa"/>
+              <w:left w:w="110" w:type="dxa"/>
+              <w:bottom w:w="60" w:type="dxa"/>
+              <w:right w:w="110" w:type="dxa"/>
+            </w:tcMar>
+            <w:tcBorders>
+              <w:top w:val="single" w:sz="4" w:color="284861"/>
+              <w:left w:val="single" w:sz="4" w:color="284861"/>
+              <w:bottom w:val="single" w:sz="4" w:color="284861"/>
+              <w:right w:val="single" w:sz="4" w:color="284861"/>
+            </w:tcBorders>
+          </w:tcPr>
+          <w:p>
+            <w:pPr>
+              <w:spacing w:after="40" w:before="40"/>
+            </w:pPr>
+            <w:r>
+              <w:rPr>
+                <w:rFonts w:ascii="Arial" w:hAnsi="Arial"/>
+                <w:b w:val="0"/>
+                <w:color w:val="193448"/>
+                <w:sz w:val="20"/>
+              </w:rPr>
+              <w:t xml:space="preserve">TCP/UDP 389 · TCP 636</w:t>
+            </w:r>
+          </w:p>
+        </w:tc>
+        <w:tc>
+          <w:tcPr>
+            <w:tcW w:type="dxa" w:w="5040"/>
+            <w:vAlign w:val="center"/>
+            <w:shd w:fill="F1F7FA"/>
+            <w:tcMar>
+              <w:top w:w="60" w:type="dxa"/>
+              <w:left w:w="110" w:type="dxa"/>
+              <w:bottom w:w="60" w:type="dxa"/>
+              <w:right w:w="110" w:type="dxa"/>
+            </w:tcMar>
+            <w:tcBorders>
+              <w:top w:val="single" w:sz="4" w:color="284861"/>
+              <w:left w:val="single" w:sz="4" w:color="284861"/>
+              <w:bottom w:val="single" w:sz="4" w:color="284861"/>
+              <w:right w:val="single" w:sz="4" w:color="284861"/>
+            </w:tcBorders>
+          </w:tcPr>
+          <w:p>
+            <w:pPr>
+              <w:spacing w:after="40" w:before="40"/>
+            </w:pPr>
+            <w:r>
+              <w:rPr>
+                <w:rFonts w:ascii="Arial" w:hAnsi="Arial"/>
+                <w:b w:val="0"/>
+                <w:color w:val="193448"/>
+                <w:sz w:val="20"/>
+              </w:rPr>
+              <w:t xml:space="preserve">LDAP and LDAPS; UDP 389 carries the domain controller locator ping</w:t>
+            </w:r>
+          </w:p>
+        </w:tc>
+      </w:tr>
+      <w:tr>
+        <w:trPr>
+          <w:cantSplit/>
+        </w:trPr>
+        <w:tc>
+          <w:tcPr>
+            <w:tcW w:type="dxa" w:w="2304"/>
+            <w:vAlign w:val="center"/>
+            <w:shd w:fill="F1F7FA"/>
+            <w:tcMar>
+              <w:top w:w="60" w:type="dxa"/>
+              <w:left w:w="110" w:type="dxa"/>
+              <w:bottom w:w="60" w:type="dxa"/>
+              <w:right w:w="110" w:type="dxa"/>
+            </w:tcMar>
+            <w:tcBorders>
+              <w:top w:val="single" w:sz="4" w:color="284861"/>
+              <w:left w:val="single" w:sz="4" w:color="284861"/>
+              <w:bottom w:val="single" w:sz="4" w:color="284861"/>
+              <w:right w:val="single" w:sz="4" w:color="284861"/>
+            </w:tcBorders>
+          </w:tcPr>
+          <w:p>
+            <w:pPr>
+              <w:spacing w:after="40" w:before="40"/>
+            </w:pPr>
+            <w:r>
+              <w:rPr>
+                <w:rFonts w:ascii="Arial" w:hAnsi="Arial"/>
+                <w:b w:val="0"/>
+                <w:color w:val="193448"/>
+                <w:sz w:val="20"/>
+              </w:rPr>
+              <w:t xml:space="preserve">Global catalog</w:t>
+            </w:r>
+          </w:p>
+        </w:tc>
+        <w:tc>
+          <w:tcPr>
+            <w:tcW w:type="dxa" w:w="2736"/>
+            <w:vAlign w:val="center"/>
+            <w:shd w:fill="F1F7FA"/>
+            <w:tcMar>
+              <w:top w:w="60" w:type="dxa"/>
+              <w:left w:w="110" w:type="dxa"/>
+              <w:bottom w:w="60" w:type="dxa"/>
+              <w:right w:w="110" w:type="dxa"/>
+            </w:tcMar>
+            <w:tcBorders>
+              <w:top w:val="single" w:sz="4" w:color="284861"/>
+              <w:left w:val="single" w:sz="4" w:color="284861"/>
+              <w:bottom w:val="single" w:sz="4" w:color="284861"/>
+              <w:right w:val="single" w:sz="4" w:color="284861"/>
+            </w:tcBorders>
+          </w:tcPr>
+          <w:p>
+            <w:pPr>
+              <w:spacing w:after="40" w:before="40"/>
+            </w:pPr>
+            <w:r>
+              <w:rPr>
+                <w:rFonts w:ascii="Arial" w:hAnsi="Arial"/>
+                <w:b w:val="0"/>
+                <w:color w:val="193448"/>
+                <w:sz w:val="20"/>
+              </w:rPr>
+              <w:t xml:space="preserve">TCP 3268 · 3269</w:t>
+            </w:r>
+          </w:p>
+        </w:tc>
+        <w:tc>
+          <w:tcPr>
+            <w:tcW w:type="dxa" w:w="5040"/>
+            <w:vAlign w:val="center"/>
+            <w:shd w:fill="F1F7FA"/>
+            <w:tcMar>
+              <w:top w:w="60" w:type="dxa"/>
+              <w:left w:w="110" w:type="dxa"/>
+              <w:bottom w:w="60" w:type="dxa"/>
+              <w:right w:w="110" w:type="dxa"/>
+            </w:tcMar>
+            <w:tcBorders>
+              <w:top w:val="single" w:sz="4" w:color="284861"/>
+              <w:left w:val="single" w:sz="4" w:color="284861"/>
+              <w:bottom w:val="single" w:sz="4" w:color="284861"/>
+              <w:right w:val="single" w:sz="4" w:color="284861"/>
+            </w:tcBorders>
+          </w:tcPr>
+          <w:p>
+            <w:pPr>
+              <w:spacing w:after="40" w:before="40"/>
+            </w:pPr>
+            <w:r>
+              <w:rPr>
+                <w:rFonts w:ascii="Arial" w:hAnsi="Arial"/>
+                <w:b w:val="0"/>
+                <w:color w:val="193448"/>
+                <w:sz w:val="20"/>
+              </w:rPr>
+              <w:t xml:space="preserve">Forest-wide searches; 3269 uses TLS</w:t>
+            </w:r>
+          </w:p>
+        </w:tc>
+      </w:tr>
+      <w:tr>
+        <w:trPr>
+          <w:cantSplit/>
+        </w:trPr>
+        <w:tc>
+          <w:tcPr>
+            <w:tcW w:type="dxa" w:w="2304"/>
+            <w:vAlign w:val="center"/>
+            <w:shd w:fill="F1F7FA"/>
+            <w:tcMar>
+              <w:top w:w="60" w:type="dxa"/>
+              <w:left w:w="110" w:type="dxa"/>
+              <w:bottom w:w="60" w:type="dxa"/>
+              <w:right w:w="110" w:type="dxa"/>
+            </w:tcMar>
+            <w:tcBorders>
+              <w:top w:val="single" w:sz="4" w:color="284861"/>
+              <w:left w:val="single" w:sz="4" w:color="284861"/>
+              <w:bottom w:val="single" w:sz="4" w:color="284861"/>
+              <w:right w:val="single" w:sz="4" w:color="284861"/>
+            </w:tcBorders>
+          </w:tcPr>
+          <w:p>
+            <w:pPr>
+              <w:spacing w:after="40" w:before="40"/>
+            </w:pPr>
+            <w:r>
+              <w:rPr>
+                <w:rFonts w:ascii="Arial" w:hAnsi="Arial"/>
+                <w:b w:val="0"/>
+                <w:color w:val="193448"/>
+                <w:sz w:val="20"/>
+              </w:rPr>
+              <w:t xml:space="preserve">Group Policy and SYSVOL</w:t>
+            </w:r>
+          </w:p>
+        </w:tc>
+        <w:tc>
+          <w:tcPr>
+            <w:tcW w:type="dxa" w:w="2736"/>
+            <w:vAlign w:val="center"/>
+            <w:shd w:fill="F1F7FA"/>
+            <w:tcMar>
+              <w:top w:w="60" w:type="dxa"/>
+              <w:left w:w="110" w:type="dxa"/>
+              <w:bottom w:w="60" w:type="dxa"/>
+              <w:right w:w="110" w:type="dxa"/>
+            </w:tcMar>
+            <w:tcBorders>
+              <w:top w:val="single" w:sz="4" w:color="284861"/>
+              <w:left w:val="single" w:sz="4" w:color="284861"/>
+              <w:bottom w:val="single" w:sz="4" w:color="284861"/>
+              <w:right w:val="single" w:sz="4" w:color="284861"/>
+            </w:tcBorders>
+          </w:tcPr>
+          <w:p>
+            <w:pPr>
+              <w:spacing w:after="40" w:before="40"/>
+            </w:pPr>
+            <w:r>
+              <w:rPr>
+                <w:rFonts w:ascii="Arial" w:hAnsi="Arial"/>
+                <w:b w:val="0"/>
+                <w:color w:val="193448"/>
+                <w:sz w:val="20"/>
+              </w:rPr>
+              <w:t xml:space="preserve">TCP 445</w:t>
+            </w:r>
+          </w:p>
+        </w:tc>
+        <w:tc>
+          <w:tcPr>
+            <w:tcW w:type="dxa" w:w="5040"/>
+            <w:vAlign w:val="center"/>
+            <w:shd w:fill="F1F7FA"/>
+            <w:tcMar>
+              <w:top w:w="60" w:type="dxa"/>
+              <w:left w:w="110" w:type="dxa"/>
+              <w:bottom w:w="60" w:type="dxa"/>
+              <w:right w:w="110" w:type="dxa"/>
+            </w:tcMar>
+            <w:tcBorders>
+              <w:top w:val="single" w:sz="4" w:color="284861"/>
+              <w:left w:val="single" w:sz="4" w:color="284861"/>
+              <w:bottom w:val="single" w:sz="4" w:color="284861"/>
+              <w:right w:val="single" w:sz="4" w:color="284861"/>
+            </w:tcBorders>
+          </w:tcPr>
+          <w:p>
+            <w:pPr>
+              <w:spacing w:after="40" w:before="40"/>
+            </w:pPr>
+            <w:r>
+              <w:rPr>
+                <w:rFonts w:ascii="Arial" w:hAnsi="Arial"/>
+                <w:b w:val="0"/>
+                <w:color w:val="193448"/>
+                <w:sz w:val="20"/>
+              </w:rPr>
+              <w:t xml:space="preserve">SMB reads of policies and scripts from domain controller shares</w:t>
+            </w:r>
+          </w:p>
+        </w:tc>
+      </w:tr>
+      <w:tr>
+        <w:trPr>
+          <w:cantSplit/>
+        </w:trPr>
+        <w:tc>
+          <w:tcPr>
+            <w:tcW w:type="dxa" w:w="2304"/>
+            <w:vAlign w:val="center"/>
+            <w:shd w:fill="F1F7FA"/>
+            <w:tcMar>
+              <w:top w:w="60" w:type="dxa"/>
+              <w:left w:w="110" w:type="dxa"/>
+              <w:bottom w:w="60" w:type="dxa"/>
+              <w:right w:w="110" w:type="dxa"/>
+            </w:tcMar>
+            <w:tcBorders>
+              <w:top w:val="single" w:sz="4" w:color="284861"/>
+              <w:left w:val="single" w:sz="4" w:color="284861"/>
+              <w:bottom w:val="single" w:sz="4" w:color="284861"/>
+              <w:right w:val="single" w:sz="4" w:color="284861"/>
+            </w:tcBorders>
+          </w:tcPr>
+          <w:p>
+            <w:pPr>
+              <w:spacing w:after="40" w:before="40"/>
+            </w:pPr>
+            <w:r>
+              <w:rPr>
+                <w:rFonts w:ascii="Arial" w:hAnsi="Arial"/>
+                <w:b w:val="0"/>
+                <w:color w:val="193448"/>
+                <w:sz w:val="20"/>
+              </w:rPr>
+              <w:t xml:space="preserve">RPC services</w:t>
+            </w:r>
+          </w:p>
+        </w:tc>
+        <w:tc>
+          <w:tcPr>
+            <w:tcW w:type="dxa" w:w="2736"/>
+            <w:vAlign w:val="center"/>
+            <w:shd w:fill="F1F7FA"/>
+            <w:tcMar>
+              <w:top w:w="60" w:type="dxa"/>
+              <w:left w:w="110" w:type="dxa"/>
+              <w:bottom w:w="60" w:type="dxa"/>
+              <w:right w:w="110" w:type="dxa"/>
+            </w:tcMar>
+            <w:tcBorders>
+              <w:top w:val="single" w:sz="4" w:color="284861"/>
+              <w:left w:val="single" w:sz="4" w:color="284861"/>
+              <w:bottom w:val="single" w:sz="4" w:color="284861"/>
+              <w:right w:val="single" w:sz="4" w:color="284861"/>
+            </w:tcBorders>
+          </w:tcPr>
+          <w:p>
+            <w:pPr>
+              <w:spacing w:after="40" w:before="40"/>
+            </w:pPr>
+            <w:r>
+              <w:rPr>
+                <w:rFonts w:ascii="Arial" w:hAnsi="Arial"/>
+                <w:b w:val="0"/>
+                <w:color w:val="193448"/>
+                <w:sz w:val="20"/>
+              </w:rPr>
+              <w:t xml:space="preserve">TCP 135 · 49152–65535</w:t>
+            </w:r>
+          </w:p>
+        </w:tc>
+        <w:tc>
+          <w:tcPr>
+            <w:tcW w:type="dxa" w:w="5040"/>
+            <w:vAlign w:val="center"/>
+            <w:shd w:fill="F1F7FA"/>
+            <w:tcMar>
+              <w:top w:w="60" w:type="dxa"/>
+              <w:left w:w="110" w:type="dxa"/>
+              <w:bottom w:w="60" w:type="dxa"/>
+              <w:right w:w="110" w:type="dxa"/>
+            </w:tcMar>
+            <w:tcBorders>
+              <w:top w:val="single" w:sz="4" w:color="284861"/>
+              <w:left w:val="single" w:sz="4" w:color="284861"/>
+              <w:bottom w:val="single" w:sz="4" w:color="284861"/>
+              <w:right w:val="single" w:sz="4" w:color="284861"/>
+            </w:tcBorders>
+          </w:tcPr>
+          <w:p>
+            <w:pPr>
+              <w:spacing w:after="40" w:before="40"/>
+            </w:pPr>
+            <w:r>
+              <w:rPr>
+                <w:rFonts w:ascii="Arial" w:hAnsi="Arial"/>
+                <w:b w:val="0"/>
+                <w:color w:val="193448"/>
+                <w:sz w:val="20"/>
+              </w:rPr>
+              <w:t xml:space="preserve">Endpoint mapper, then the dynamic range for NetLogon, LSA, and SAM</w:t>
+            </w:r>
+          </w:p>
+        </w:tc>
+      </w:tr>
+      <w:tr>
+        <w:trPr>
+          <w:cantSplit/>
+        </w:trPr>
+        <w:tc>
+          <w:tcPr>
+            <w:tcW w:type="dxa" w:w="2304"/>
+            <w:vAlign w:val="center"/>
+            <w:shd w:fill="F1F7FA"/>
+            <w:tcMar>
+              <w:top w:w="60" w:type="dxa"/>
+              <w:left w:w="110" w:type="dxa"/>
+              <w:bottom w:w="60" w:type="dxa"/>
+              <w:right w:w="110" w:type="dxa"/>
+            </w:tcMar>
+            <w:tcBorders>
+              <w:top w:val="single" w:sz="4" w:color="284861"/>
+              <w:left w:val="single" w:sz="4" w:color="284861"/>
+              <w:bottom w:val="single" w:sz="4" w:color="284861"/>
+              <w:right w:val="single" w:sz="4" w:color="284861"/>
+            </w:tcBorders>
+          </w:tcPr>
+          <w:p>
+            <w:pPr>
+              <w:spacing w:after="40" w:before="40"/>
+            </w:pPr>
+            <w:r>
+              <w:rPr>
+                <w:rFonts w:ascii="Arial" w:hAnsi="Arial"/>
+                <w:b w:val="0"/>
+                <w:color w:val="193448"/>
+                <w:sz w:val="20"/>
+              </w:rPr>
+              <w:t xml:space="preserve">Time</w:t>
+            </w:r>
+          </w:p>
+        </w:tc>
+        <w:tc>
+          <w:tcPr>
+            <w:tcW w:type="dxa" w:w="2736"/>
+            <w:vAlign w:val="center"/>
+            <w:shd w:fill="F1F7FA"/>
+            <w:tcMar>
+              <w:top w:w="60" w:type="dxa"/>
+              <w:left w:w="110" w:type="dxa"/>
+              <w:bottom w:w="60" w:type="dxa"/>
+              <w:right w:w="110" w:type="dxa"/>
+            </w:tcMar>
+            <w:tcBorders>
+              <w:top w:val="single" w:sz="4" w:color="284861"/>
+              <w:left w:val="single" w:sz="4" w:color="284861"/>
+              <w:bottom w:val="single" w:sz="4" w:color="284861"/>
+              <w:right w:val="single" w:sz="4" w:color="284861"/>
+            </w:tcBorders>
+          </w:tcPr>
+          <w:p>
+            <w:pPr>
+              <w:spacing w:after="40" w:before="40"/>
+            </w:pPr>
+            <w:r>
+              <w:rPr>
+                <w:rFonts w:ascii="Arial" w:hAnsi="Arial"/>
+                <w:b w:val="0"/>
+                <w:color w:val="193448"/>
+                <w:sz w:val="20"/>
+              </w:rPr>
+              <w:t xml:space="preserve">UDP 123</w:t>
+            </w:r>
+          </w:p>
+        </w:tc>
+        <w:tc>
+          <w:tcPr>
+            <w:tcW w:type="dxa" w:w="5040"/>
+            <w:vAlign w:val="center"/>
+            <w:shd w:fill="F1F7FA"/>
+            <w:tcMar>
+              <w:top w:w="60" w:type="dxa"/>
+              <w:left w:w="110" w:type="dxa"/>
+              <w:bottom w:w="60" w:type="dxa"/>
+              <w:right w:w="110" w:type="dxa"/>
+            </w:tcMar>
+            <w:tcBorders>
+              <w:top w:val="single" w:sz="4" w:color="284861"/>
+              <w:left w:val="single" w:sz="4" w:color="284861"/>
+              <w:bottom w:val="single" w:sz="4" w:color="284861"/>
+              <w:right w:val="single" w:sz="4" w:color="284861"/>
+            </w:tcBorders>
+          </w:tcPr>
+          <w:p>
+            <w:pPr>
+              <w:spacing w:after="40" w:before="40"/>
+            </w:pPr>
+            <w:r>
+              <w:rPr>
+                <w:rFonts w:ascii="Arial" w:hAnsi="Arial"/>
+                <w:b w:val="0"/>
+                <w:color w:val="193448"/>
+                <w:sz w:val="20"/>
+              </w:rPr>
+              <w:t xml:space="preserve">W32Time; members follow the domain time hierarchy</w:t>
+            </w:r>
+          </w:p>
+        </w:tc>
+      </w:tr>
+      <w:tr>
+        <w:trPr>
+          <w:cantSplit/>
+        </w:trPr>
+        <w:tc>
+          <w:tcPr>
+            <w:tcW w:type="dxa" w:w="2304"/>
+            <w:vAlign w:val="center"/>
+            <w:shd w:fill="F1F7FA"/>
+            <w:tcMar>
+              <w:top w:w="60" w:type="dxa"/>
+              <w:left w:w="110" w:type="dxa"/>
+              <w:bottom w:w="60" w:type="dxa"/>
+              <w:right w:w="110" w:type="dxa"/>
+            </w:tcMar>
+            <w:tcBorders>
+              <w:top w:val="single" w:sz="4" w:color="284861"/>
+              <w:left w:val="single" w:sz="4" w:color="284861"/>
+              <w:bottom w:val="single" w:sz="4" w:color="284861"/>
+              <w:right w:val="single" w:sz="4" w:color="284861"/>
+            </w:tcBorders>
+          </w:tcPr>
+          <w:p>
+            <w:pPr>
+              <w:spacing w:after="40" w:before="40"/>
+            </w:pPr>
+            <w:r>
+              <w:rPr>
+                <w:rFonts w:ascii="Arial" w:hAnsi="Arial"/>
+                <w:b w:val="0"/>
+                <w:color w:val="193448"/>
+                <w:sz w:val="20"/>
+              </w:rPr>
+              <w:t xml:space="preserve">Administration</w:t>
+            </w:r>
+          </w:p>
+        </w:tc>
+        <w:tc>
+          <w:tcPr>
+            <w:tcW w:type="dxa" w:w="2736"/>
+            <w:vAlign w:val="center"/>
+            <w:shd w:fill="F1F7FA"/>
+            <w:tcMar>
+              <w:top w:w="60" w:type="dxa"/>
+              <w:left w:w="110" w:type="dxa"/>
+              <w:bottom w:w="60" w:type="dxa"/>
+              <w:right w:w="110" w:type="dxa"/>
+            </w:tcMar>
+            <w:tcBorders>
+              <w:top w:val="single" w:sz="4" w:color="284861"/>
+              <w:left w:val="single" w:sz="4" w:color="284861"/>
+              <w:bottom w:val="single" w:sz="4" w:color="284861"/>
+              <w:right w:val="single" w:sz="4" w:color="284861"/>
+            </w:tcBorders>
+          </w:tcPr>
+          <w:p>
+            <w:pPr>
+              <w:spacing w:after="40" w:before="40"/>
+            </w:pPr>
+            <w:r>
+              <w:rPr>
+                <w:rFonts w:ascii="Arial" w:hAnsi="Arial"/>
+                <w:b w:val="0"/>
+                <w:color w:val="193448"/>
+                <w:sz w:val="20"/>
+              </w:rPr>
+              <w:t xml:space="preserve">TCP 9389</w:t>
+            </w:r>
+          </w:p>
+        </w:tc>
+        <w:tc>
+          <w:tcPr>
+            <w:tcW w:type="dxa" w:w="5040"/>
+            <w:vAlign w:val="center"/>
+            <w:shd w:fill="F1F7FA"/>
+            <w:tcMar>
+              <w:top w:w="60" w:type="dxa"/>
+              <w:left w:w="110" w:type="dxa"/>
+              <w:bottom w:w="60" w:type="dxa"/>
+              <w:right w:w="110" w:type="dxa"/>
+            </w:tcMar>
+            <w:tcBorders>
+              <w:top w:val="single" w:sz="4" w:color="284861"/>
+              <w:left w:val="single" w:sz="4" w:color="284861"/>
+              <w:bottom w:val="single" w:sz="4" w:color="284861"/>
+              <w:right w:val="single" w:sz="4" w:color="284861"/>
+            </w:tcBorders>
+          </w:tcPr>
+          <w:p>
+            <w:pPr>
+              <w:spacing w:after="40" w:before="40"/>
+            </w:pPr>
+            <w:r>
+              <w:rPr>
+                <w:rFonts w:ascii="Arial" w:hAnsi="Arial"/>
+                <w:b w:val="0"/>
+                <w:color w:val="193448"/>
+                <w:sz w:val="20"/>
+              </w:rPr>
+              <w:t xml:space="preserve">AD Web Services for PowerShell and Administrative Center, from administration hosts only</w:t>
+            </w:r>
+          </w:p>
+        </w:tc>
+      </w:tr>
+    </w:tbl>
+    <w:p>
+      <w:pPr>
+        <w:spacing w:before="0" w:after="40"/>
+      </w:pPr>
+      <w:r>
+        <w:rPr>
+          <w:rFonts w:ascii="Arial" w:hAnsi="Arial"/>
+        </w:rPr>
+      </w:r>
+    </w:p>
+    <w:p>
+      <w:pPr>
+        <w:spacing w:before="0" w:after="240"/>
+      </w:pPr>
+      <w:r>
+        <w:rPr>
+          <w:rFonts w:ascii="Arial" w:hAnsi="Arial"/>
+          <w:b/>
+          <w:color w:val="20647C"/>
+          <w:sz w:val="22"/>
+        </w:rPr>
+        <w:t xml:space="preserve">REMEMBER  </w:t>
+      </w:r>
+      <w:r>
+        <w:rPr>
+          <w:rFonts w:ascii="Arial" w:hAnsi="Arial"/>
+          <w:color w:val="526B7E"/>
+          <w:sz w:val="22"/>
+        </w:rPr>
+        <w:t xml:space="preserve">Allowing DNS and Kerberos isn't enough. Finding a domain controller, applying Group Policy, and reading SYSVOL also need LDAP, SMB, and RPC. In the Inside the Network design, rule F03 permits this directory profile for domain members, with LDAP signing and channel binding required.</w:t>
+      </w:r>
+    </w:p>
+    <w:p>
+      <w:pPr>
+        <w:spacing w:before="0" w:after="240"/>
+      </w:pPr>
+      <w:r>
+        <w:rPr>
+          <w:rFonts w:ascii="Arial" w:hAnsi="Arial"/>
+          <w:b/>
+          <w:color w:val="20647C"/>
+          <w:sz w:val="22"/>
+        </w:rPr>
+        <w:t xml:space="preserve">THINK IT THROUGH  </w:t>
+      </w:r>
+      <w:r>
+        <w:rPr>
+          <w:rFonts w:ascii="Arial" w:hAnsi="Arial"/>
+          <w:color w:val="526B7E"/>
+          <w:sz w:val="22"/>
+        </w:rPr>
+        <w:t xml:space="preserve">A workstation can resolve names and get Kerberos tickets, but Group Policy never applies. Which ports would you check first?</w:t>
+      </w:r>
+    </w:p>
+    <w:tbl>
+      <w:tblPr>
+        <w:tblW w:type="dxa" w:w="10080"/>
+        <w:jc w:val="center"/>
+        <w:tblBorders>
+          <w:top w:val="single" w:sz="4" w:color="284861"/>
+          <w:left w:val="single" w:sz="4" w:color="284861"/>
+          <w:bottom w:val="single" w:sz="4" w:color="284861"/>
+          <w:right w:val="single" w:sz="4" w:color="284861"/>
+          <w:insideH w:val="nil"/>
+          <w:insideV w:val="nil"/>
+        </w:tblBorders>
+        <w:tblLayout w:type="fixed"/>
+        <w:tblLook w:firstColumn="0" w:firstRow="0" w:lastColumn="0" w:lastRow="0" w:noHBand="1" w:noVBand="1" w:val="0000"/>
+      </w:tblPr>
+      <w:tblGrid>
+        <w:gridCol w:w="1728"/>
+        <w:gridCol w:w="8352"/>
+      </w:tblGrid>
+      <w:tr>
+        <w:trPr>
+          <w:cantSplit/>
+        </w:trPr>
+        <w:tc>
+          <w:tcPr>
+            <w:tcW w:type="dxa" w:w="1728"/>
+            <w:vAlign w:val="center"/>
+            <w:shd w:fill="F1F7FA"/>
+            <w:tcMar>
+              <w:top w:w="40" w:type="dxa"/>
+              <w:left w:w="160" w:type="dxa"/>
+              <w:bottom w:w="40" w:type="dxa"/>
+              <w:right w:w="80" w:type="dxa"/>
+            </w:tcMar>
+          </w:tcPr>
+          <w:p>
+            <w:pPr>
+              <w:keepNext/>
+              <w:spacing w:before="0" w:after="0"/>
+              <w:jc w:val="left"/>
+            </w:pPr>
+            <w:r>
+              <w:drawing>
+                <wp:inline xmlns:a="http://schemas.openxmlformats.org/drawingml/2006/main" xmlns:pic="http://schemas.openxmlformats.org/drawingml/2006/picture" distT="0" distB="0" distL="0" distR="0">
+                  <wp:extent cx="822960" cy="822960"/>
+                  <wp:docPr id="7" name="SBD figure 7" descr="QR code linking to Inside the Network, Sign in, step 4: securebydesigninc.com/inside-the-network#process=signin&amp;step=4" title="QR code"/>
+                  <wp:cNvGraphicFramePr>
+                    <a:graphicFrameLocks noChangeAspect="1"/>
+                  </wp:cNvGraphicFramePr>
+                  <a:graphic>
+                    <a:graphicData uri="http://schemas.openxmlformats.org/drawingml/2006/picture">
+                      <pic:pic>
+                        <pic:nvPicPr>
+                          <pic:cNvPr id="0" name="rIdQrStep4.png" descr="QR code linking to Inside the Network, Sign in, step 4: securebydesigninc.com/inside-the-network#process=signin&amp;step=4"/>
+                          <pic:cNvPicPr/>
+                        </pic:nvPicPr>
+                        <pic:blipFill>
+                          <a:blip r:embed="rIdQrStep4"/>
+                          <a:stretch>
+                            <a:fillRect/>
+                          </a:stretch>
+                        </pic:blipFill>
+                        <pic:spPr>
+                          <a:xfrm>
+                            <a:off x="0" y="0"/>
+                            <a:ext cx="822960" cy="822960"/>
+                          </a:xfrm>
+                          <a:prstGeom prst="rect"/>
+                        </pic:spPr>
+                      </pic:pic>
+                    </a:graphicData>
+                  </a:graphic>
+                </wp:inline>
+              </w:drawing>
+            </w:r>
+          </w:p>
+        </w:tc>
+        <w:tc>
+          <w:tcPr>
+            <w:tcW w:type="dxa" w:w="8352"/>
+            <w:vAlign w:val="center"/>
+            <w:shd w:fill="F1F7FA"/>
+            <w:tcMar>
+              <w:top w:w="40" w:type="dxa"/>
+              <w:left w:w="80" w:type="dxa"/>
+              <w:bottom w:w="40" w:type="dxa"/>
+              <w:right w:w="160" w:type="dxa"/>
+            </w:tcMar>
+          </w:tcPr>
+          <w:p>
+            <w:pPr>
+              <w:keepNext/>
+              <w:spacing w:before="0" w:after="80"/>
+            </w:pPr>
+            <w:r>
+              <w:rPr>
+                <w:rFonts w:ascii="Arial" w:hAnsi="Arial"/>
+                <w:b/>
+                <w:color w:val="20647C"/>
+                <w:sz w:val="18"/>
+              </w:rPr>
+              <w:t xml:space="preserve">SEE IT INSIDE THE NETWORK</w:t>
+            </w:r>
+          </w:p>
+          <w:p>
+            <w:pPr>
+              <w:keepNext/>
+              <w:spacing w:before="0" w:after="80"/>
+            </w:pPr>
+            <w:r>
+              <w:rPr>
+                <w:rFonts w:ascii="Arial" w:hAnsi="Arial"/>
+                <w:color w:val="526B7E"/>
+                <w:sz w:val="20"/>
+              </w:rPr>
+              <w:t xml:space="preserve">Sign in, step 4: after it authenticates, the workstation reads directory information and Group Policy from SBD-DC01.</w:t>
+            </w:r>
+          </w:p>
+          <w:p>
+            <w:pPr>
+              <w:spacing w:before="0" w:after="0"/>
+            </w:pPr>
+            <w:hyperlink r:id="rIdItnStep4">
+              <w:r>
+                <w:rPr>
+                  <w:rFonts w:ascii="Arial" w:hAnsi="Arial"/>
+                  <w:color w:val="193448"/>
+                  <w:sz w:val="16"/>
+                  <w:u w:val="single"/>
+                </w:rPr>
+                <w:t xml:space="preserve">securebydesigninc.com/inside-the-network#process=signin&amp;step=4</w:t>
+              </w:r>
+            </w:hyperlink>
+          </w:p>
+        </w:tc>
+      </w:tr>
+    </w:tbl>
+    <w:p>
+      <w:pPr>
+        <w:spacing w:before="0" w:after="0" w:line="120" w:lineRule="exact"/>
+      </w:pPr>
+      <w:r>
+        <w:rPr>
+          <w:rFonts w:ascii="Arial" w:hAnsi="Arial"/>
+          <w:sz w:val="2"/>
+        </w:rPr>
+      </w:r>
+    </w:p>
+    <w:p>
+      <w:pPr>
+        <w:pStyle w:val="Caption"/>
+        <w:spacing w:before="0" w:after="60"/>
+      </w:pPr>
+      <w:r>
+        <w:rPr>
+          <w:rFonts w:ascii="Arial" w:hAnsi="Arial"/>
+        </w:rPr>
+        <w:t xml:space="preserve"/>
+      </w:r>
+      <w:hyperlink r:id="rIdSource_ports">
+        <w:r>
+          <w:rPr>
+            <w:color w:val="193448"/>
+            <w:u w:val="single"/>
+          </w:rPr>
+          <w:t>Microsoft · Service overview and network port requirements for Windows</w:t>
+        </w:r>
+      </w:hyperlink>
+    </w:p>
+    <w:p>
+      <w:pPr>
+        <w:pStyle w:val="Caption"/>
+        <w:spacing w:before="0" w:after="60"/>
+      </w:pPr>
+      <w:r>
+        <w:rPr>
+          <w:rFonts w:ascii="Arial" w:hAnsi="Arial"/>
+        </w:rPr>
+        <w:t xml:space="preserve"/>
+      </w:r>
+      <w:hyperlink r:id="rIdSource_ad-firewall">
+        <w:r>
+          <w:rPr>
+            <w:color w:val="193448"/>
+            <w:u w:val="single"/>
+          </w:rPr>
+          <w:t>Microsoft · Configure a firewall for Active Directory domains and trusts</w:t>
+        </w:r>
+      </w:hyperlink>
+    </w:p>
+    <w:p>
+      <w:pPr>
+        <w:pageBreakBefore/>
         <w:spacing w:before="0" w:after="280"/>
       </w:pPr>
       <w:r>
@@ -2574,6 +4243,219 @@
       </w:r>
     </w:p>
     <w:p>
+      <w:pPr>
+        <w:pStyle w:val="Heading2"/>
+        <w:spacing w:before="0" w:after="160"/>
+      </w:pPr>
+      <w:r>
+        <w:rPr>
+          <w:rFonts w:ascii="Arial" w:hAnsi="Arial"/>
+        </w:rPr>
+        <w:t xml:space="preserve">Optional: see it on the wire</w:t>
+      </w:r>
+    </w:p>
+    <w:p>
+      <w:pPr>
+        <w:spacing w:before="0" w:after="160"/>
+      </w:pPr>
+      <w:r>
+        <w:rPr>
+          <w:rFonts w:ascii="Arial" w:hAnsi="Arial"/>
+          <w:color w:val="526B7E"/>
+        </w:rPr>
+        <w:t xml:space="preserve">Packet Monitor (pktmon) is built into Windows Server 2025. Run it on SBD-DC02 in an elevated PowerShell window while you query DC01, so the request crosses the network. Then compare the capture with the packet card for Sign in, step 2 in Inside the Network.</w:t>
+      </w:r>
+    </w:p>
+    <w:p>
+      <w:pPr>
+        <w:spacing w:before="0" w:after="160"/>
+      </w:pPr>
+      <w:r>
+        <w:rPr>
+          <w:rFonts w:ascii="Consolas" w:hAnsi="Consolas"/>
+          <w:color w:val="526B7E"/>
+          <w:sz w:val="19"/>
+        </w:rPr>
+        <w:t xml:space="preserve">New-Item -ItemType Directory C:\Evidence -Force</w:t>
+        <w:br/>
+        <w:t xml:space="preserve">pktmon filter remove</w:t>
+        <w:br/>
+        <w:t xml:space="preserve">pktmon filter add DNS -p 53</w:t>
+        <w:br/>
+        <w:t xml:space="preserve">pktmon start --capture --comp nics --pkt-size 0 --file-name C:\Evidence\dc-locator.etl</w:t>
+        <w:br/>
+        <w:t xml:space="preserve">Resolve-DnsName '_ldap._tcp.dc._msdcs.sbd.test' -Type SRV -Server 10.0.10.10</w:t>
+        <w:br/>
+        <w:t xml:space="preserve">pktmon stop</w:t>
+        <w:br/>
+        <w:t xml:space="preserve">pktmon etl2txt C:\Evidence\dc-locator.etl --out C:\Evidence\dc-locator.txt</w:t>
+        <w:br/>
+        <w:t xml:space="preserve">pktmon etl2pcap C:\Evidence\dc-locator.etl --out C:\Evidence\dc-locator.pcapng</w:t>
+        <w:br/>
+        <w:t xml:space="preserve">pktmon filter remove</w:t>
+      </w:r>
+    </w:p>
+    <w:p>
+      <w:pPr>
+        <w:spacing w:before="0" w:after="240"/>
+      </w:pPr>
+      <w:r>
+        <w:rPr>
+          <w:rFonts w:ascii="Arial" w:hAnsi="Arial"/>
+          <w:color w:val="526B7E"/>
+        </w:rPr>
+        <w:t xml:space="preserve">Expect a query from 10.0.10.11 to 10.0.10.10 on UDP port 53 and an answer naming SBD-DC01 and SBD-DC02 on port 389. Read the text file, or open the .pcapng file in a packet analyzer such as Wireshark. Keep the capture with your evidence; it contains only the traffic the filter allowed.</w:t>
+      </w:r>
+    </w:p>
+    <w:tbl>
+      <w:tblPr>
+        <w:tblW w:type="dxa" w:w="10080"/>
+        <w:jc w:val="center"/>
+        <w:tblBorders>
+          <w:top w:val="single" w:sz="4" w:color="284861"/>
+          <w:left w:val="single" w:sz="4" w:color="284861"/>
+          <w:bottom w:val="single" w:sz="4" w:color="284861"/>
+          <w:right w:val="single" w:sz="4" w:color="284861"/>
+          <w:insideH w:val="nil"/>
+          <w:insideV w:val="nil"/>
+        </w:tblBorders>
+        <w:tblLayout w:type="fixed"/>
+        <w:tblLook w:firstColumn="0" w:firstRow="0" w:lastColumn="0" w:lastRow="0" w:noHBand="1" w:noVBand="1" w:val="0000"/>
+      </w:tblPr>
+      <w:tblGrid>
+        <w:gridCol w:w="1728"/>
+        <w:gridCol w:w="8352"/>
+      </w:tblGrid>
+      <w:tr>
+        <w:trPr>
+          <w:cantSplit/>
+        </w:trPr>
+        <w:tc>
+          <w:tcPr>
+            <w:tcW w:type="dxa" w:w="1728"/>
+            <w:vAlign w:val="center"/>
+            <w:shd w:fill="F1F7FA"/>
+            <w:tcMar>
+              <w:top w:w="40" w:type="dxa"/>
+              <w:left w:w="160" w:type="dxa"/>
+              <w:bottom w:w="40" w:type="dxa"/>
+              <w:right w:w="80" w:type="dxa"/>
+            </w:tcMar>
+          </w:tcPr>
+          <w:p>
+            <w:pPr>
+              <w:keepNext/>
+              <w:spacing w:before="0" w:after="0"/>
+              <w:jc w:val="left"/>
+            </w:pPr>
+            <w:r>
+              <w:drawing>
+                <wp:inline xmlns:a="http://schemas.openxmlformats.org/drawingml/2006/main" xmlns:pic="http://schemas.openxmlformats.org/drawingml/2006/picture" distT="0" distB="0" distL="0" distR="0">
+                  <wp:extent cx="822960" cy="822960"/>
+                  <wp:docPr id="8" name="SBD figure 8" descr="QR code linking to Inside the Network, Sign in, step 2: securebydesigninc.com/inside-the-network#process=signin&amp;step=2" title="QR code"/>
+                  <wp:cNvGraphicFramePr>
+                    <a:graphicFrameLocks noChangeAspect="1"/>
+                  </wp:cNvGraphicFramePr>
+                  <a:graphic>
+                    <a:graphicData uri="http://schemas.openxmlformats.org/drawingml/2006/picture">
+                      <pic:pic>
+                        <pic:nvPicPr>
+                          <pic:cNvPr id="0" name="rIdQrStep2.png" descr="QR code linking to Inside the Network, Sign in, step 2: securebydesigninc.com/inside-the-network#process=signin&amp;step=2"/>
+                          <pic:cNvPicPr/>
+                        </pic:nvPicPr>
+                        <pic:blipFill>
+                          <a:blip r:embed="rIdQrStep2"/>
+                          <a:stretch>
+                            <a:fillRect/>
+                          </a:stretch>
+                        </pic:blipFill>
+                        <pic:spPr>
+                          <a:xfrm>
+                            <a:off x="0" y="0"/>
+                            <a:ext cx="822960" cy="822960"/>
+                          </a:xfrm>
+                          <a:prstGeom prst="rect"/>
+                        </pic:spPr>
+                      </pic:pic>
+                    </a:graphicData>
+                  </a:graphic>
+                </wp:inline>
+              </w:drawing>
+            </w:r>
+          </w:p>
+        </w:tc>
+        <w:tc>
+          <w:tcPr>
+            <w:tcW w:type="dxa" w:w="8352"/>
+            <w:vAlign w:val="center"/>
+            <w:shd w:fill="F1F7FA"/>
+            <w:tcMar>
+              <w:top w:w="40" w:type="dxa"/>
+              <w:left w:w="80" w:type="dxa"/>
+              <w:bottom w:w="40" w:type="dxa"/>
+              <w:right w:w="160" w:type="dxa"/>
+            </w:tcMar>
+          </w:tcPr>
+          <w:p>
+            <w:pPr>
+              <w:keepNext/>
+              <w:spacing w:before="0" w:after="80"/>
+            </w:pPr>
+            <w:r>
+              <w:rPr>
+                <w:rFonts w:ascii="Arial" w:hAnsi="Arial"/>
+                <w:b/>
+                <w:color w:val="20647C"/>
+                <w:sz w:val="18"/>
+              </w:rPr>
+              <w:t xml:space="preserve">SEE IT INSIDE THE NETWORK</w:t>
+            </w:r>
+          </w:p>
+          <w:p>
+            <w:pPr>
+              <w:keepNext/>
+              <w:spacing w:before="0" w:after="80"/>
+            </w:pPr>
+            <w:r>
+              <w:rPr>
+                <w:rFonts w:ascii="Arial" w:hAnsi="Arial"/>
+                <w:color w:val="526B7E"/>
+                <w:sz w:val="20"/>
+              </w:rPr>
+              <w:t xml:space="preserve">Compare your capture with the packet card for Sign in, step 2.</w:t>
+            </w:r>
+          </w:p>
+          <w:p>
+            <w:pPr>
+              <w:spacing w:before="0" w:after="0"/>
+            </w:pPr>
+            <w:hyperlink r:id="rIdItnStep2">
+              <w:r>
+                <w:rPr>
+                  <w:rFonts w:ascii="Arial" w:hAnsi="Arial"/>
+                  <w:color w:val="193448"/>
+                  <w:sz w:val="16"/>
+                  <w:u w:val="single"/>
+                </w:rPr>
+                <w:t xml:space="preserve">securebydesigninc.com/inside-the-network#process=signin&amp;step=2</w:t>
+              </w:r>
+            </w:hyperlink>
+          </w:p>
+        </w:tc>
+      </w:tr>
+    </w:tbl>
+    <w:p>
+      <w:pPr>
+        <w:spacing w:before="0" w:after="0" w:line="120" w:lineRule="exact"/>
+      </w:pPr>
+      <w:r>
+        <w:rPr>
+          <w:rFonts w:ascii="Arial" w:hAnsi="Arial"/>
+          <w:sz w:val="2"/>
+        </w:rPr>
+      </w:r>
+    </w:p>
+    <w:p>
       <w:r>
         <w:br w:type="page"/>
       </w:r>
@@ -2961,6 +4843,52 @@
     </w:p>
     <w:p>
       <w:pPr>
+        <w:spacing w:before="0" w:after="140"/>
+      </w:pPr>
+      <w:r>
+        <w:rPr>
+          <w:rFonts w:ascii="Arial" w:hAnsi="Arial"/>
+        </w:rPr>
+        <w:t xml:space="preserve">Packet Monitor (pktmon)</w:t>
+      </w:r>
+    </w:p>
+    <w:p>
+      <w:pPr>
+        <w:pStyle w:val="Caption"/>
+        <w:spacing w:before="0" w:after="280"/>
+      </w:pPr>
+      <w:r>
+        <w:rPr>
+          <w:rFonts w:ascii="Arial" w:hAnsi="Arial"/>
+        </w:rPr>
+        <w:t xml:space="preserve">https://learn.microsoft.com/en-us/windows-server/administration/windows-commands/pktmon</w:t>
+      </w:r>
+    </w:p>
+    <w:p>
+      <w:pPr>
+        <w:spacing w:before="0" w:after="140"/>
+      </w:pPr>
+      <w:r>
+        <w:rPr>
+          <w:rFonts w:ascii="Arial" w:hAnsi="Arial"/>
+        </w:rPr>
+        <w:t xml:space="preserve">Service overview and network port requirements</w:t>
+      </w:r>
+    </w:p>
+    <w:p>
+      <w:pPr>
+        <w:pStyle w:val="Caption"/>
+        <w:spacing w:before="0" w:after="280"/>
+      </w:pPr>
+      <w:r>
+        <w:rPr>
+          <w:rFonts w:ascii="Arial" w:hAnsi="Arial"/>
+        </w:rPr>
+        <w:t xml:space="preserve">https://learn.microsoft.com/en-us/troubleshoot/windows-server/networking/service-overview-and-network-port-requirements</w:t>
+      </w:r>
+    </w:p>
+    <w:p>
+      <w:pPr>
         <w:pStyle w:val="Heading2"/>
         <w:spacing w:before="0" w:after="160"/>
       </w:pPr>
@@ -3065,7 +4993,7 @@
         <w:br/>
         <w:t xml:space="preserve">Course 1.1 · sbd-dc01-dc02</w:t>
         <w:br/>
-        <w:t xml:space="preserve">Materials edition 0.3 · Updated 4 October 2026</w:t>
+        <w:t xml:space="preserve">Materials edition 0.4 · Updated 8 October 2026</w:t>
       </w:r>
     </w:p>
     <w:p>
@@ -3223,7 +5151,7 @@
         <w:color w:val="526B7E"/>
         <w:sz w:val="18"/>
       </w:rPr>
-      <w:t>Course 1.1 · Materials edition 0.3</w:t>
+      <w:t>Course 1.1 · Materials edition 0.4</w:t>
     </w:r>
     <w:r>
       <w:rPr>
@@ -3270,7 +5198,7 @@
         <w:color w:val="526B7E"/>
         <w:sz w:val="18"/>
       </w:rPr>
-      <w:t>Course 1.1 · Materials edition 0.3</w:t>
+      <w:t>Course 1.1 · Materials edition 0.4</w:t>
     </w:r>
     <w:r>
       <w:rPr>

--- a/public/training/dc01-dc02/SecureByDesign-DC01-DC02-Workbook.docx
+++ b/public/training/dc01-dc02/SecureByDesign-DC01-DC02-Workbook.docx
@@ -7,7 +7,7 @@
         <w:drawing>
           <wp:inline xmlns:a="http://schemas.openxmlformats.org/drawingml/2006/main" xmlns:pic="http://schemas.openxmlformats.org/drawingml/2006/picture">
             <wp:extent cx="502920" cy="502920"/>
-            <wp:docPr id="1" name="SBD figure 1"/>
+            <wp:docPr id="1" name="SBD figure 1" descr="Secure By Design logo"/>
             <wp:cNvGraphicFramePr>
               <a:graphicFrameLocks noChangeAspect="1"/>
             </wp:cNvGraphicFramePr>
@@ -3640,7 +3640,7 @@
         <w:drawing>
           <wp:inline xmlns:a="http://schemas.openxmlformats.org/drawingml/2006/main" xmlns:pic="http://schemas.openxmlformats.org/drawingml/2006/picture">
             <wp:extent cx="6400800" cy="1965960"/>
-            <wp:docPr id="2" name="SBD figure 2"/>
+            <wp:docPr id="2" name="SBD figure 2" descr="Network state: SBD-DC01 (10.0.10.10) runs AD DS and DNS as the one directory service point; SBD-DC02 (10.0.10.11) is planned."/>
             <wp:cNvGraphicFramePr>
               <a:graphicFrameLocks noChangeAspect="1"/>
             </wp:cNvGraphicFramePr>
@@ -3876,7 +3876,7 @@
         <w:drawing>
           <wp:inline xmlns:a="http://schemas.openxmlformats.org/drawingml/2006/main" xmlns:pic="http://schemas.openxmlformats.org/drawingml/2006/picture">
             <wp:extent cx="6400800" cy="1965960"/>
-            <wp:docPr id="3" name="SBD figure 3"/>
+            <wp:docPr id="3" name="SBD figure 3" descr="Network state: SBD-DC01 (10.0.10.10) and SBD-DC02 (10.0.10.11) both run AD DS and DNS, with directory replication between them to verify after promotion."/>
             <wp:cNvGraphicFramePr>
               <a:graphicFrameLocks noChangeAspect="1"/>
             </wp:cNvGraphicFramePr>
@@ -4112,7 +4112,7 @@
         <w:drawing>
           <wp:inline xmlns:a="http://schemas.openxmlformats.org/drawingml/2006/main" xmlns:pic="http://schemas.openxmlformats.org/drawingml/2006/picture">
             <wp:extent cx="6400800" cy="1965960"/>
-            <wp:docPr id="4" name="SBD figure 4"/>
+            <wp:docPr id="4" name="SBD figure 4" descr="Network state: SBD-DC01 and SBD-DC02 both run AD DS and DNS with directory replication; query each DNS server explicitly."/>
             <wp:cNvGraphicFramePr>
               <a:graphicFrameLocks noChangeAspect="1"/>
             </wp:cNvGraphicFramePr>
@@ -4734,7 +4734,7 @@
           <w:rFonts w:ascii="Arial" w:hAnsi="Arial"/>
           <w:color w:val="526B7E"/>
         </w:rPr>
-        <w:t xml:space="preserve">The workbook and interactive companion use the same five chapters. Your final recording will supply the original screenshots and video timestamps. Read the current sources before adapting the sample to another environment.</w:t>
+        <w:t>The workbook and interactive companion use the same five chapters. The recorded walkthrough is coming soon. Read the current sources before adapting the sample to another environment.</w:t>
       </w:r>
     </w:p>
     <w:p>

--- a/public/training/dc01-dc02/SecureByDesign-DC01-DC02-Workbook.docx
+++ b/public/training/dc01-dc02/SecureByDesign-DC01-DC02-Workbook.docx
@@ -129,7 +129,7 @@
           <w:color w:val="526B7E"/>
           <w:sz w:val="24"/>
         </w:rPr>
-        <w:t xml:space="preserve">A practical companion for configuring Active Directory and DNS, checking the result, and recording evidence.</w:t>
+        <w:t xml:space="preserve">A practical companion for configuring Active Directory on two domain controllers, checking the result, and recording evidence.</w:t>
       </w:r>
     </w:p>
     <w:p>
@@ -142,7 +142,7 @@
           <w:color w:val="20647C"/>
           <w:sz w:val="18"/>
         </w:rPr>
-        <w:t xml:space="preserve">MATERIALS EDITION 0.4    /    COURSE 1.1</w:t>
+        <w:t xml:space="preserve">MATERIALS EDITION 0.5    /    COURSE 1.1</w:t>
       </w:r>
     </w:p>
     <w:p>
@@ -155,7 +155,7 @@
           <w:color w:val="526B7E"/>
           <w:sz w:val="18"/>
         </w:rPr>
-        <w:t xml:space="preserve">Updated 8 October 2026  ·  sbd-dc01-dc02</w:t>
+        <w:t xml:space="preserve">Updated 9 October 2026  ·  sbd-dc01-dc02</w:t>
       </w:r>
     </w:p>
     <w:p>
@@ -232,37 +232,11 @@
           <w:rPr>
             <w:color w:val="193448"/>
           </w:rPr>
-          <w:t>What is Active Directory?</w:t>
+          <w:t xml:space="preserve">What is Active Directory?</w:t>
         </w:r>
         <w:r>
           <w:tab/>
-          <w:t>3</w:t>
-        </w:r>
-      </w:hyperlink>
-    </w:p>
-    <w:p>
-      <w:pPr>
-        <w:spacing w:before="0" w:after="240"/>
-        <w:tabs>
-          <w:tab w:val="right" w:leader="dot" w:pos="10080"/>
-        </w:tabs>
-      </w:pPr>
-      <w:r>
-        <w:rPr>
-          <w:rFonts w:ascii="Arial" w:hAnsi="Arial"/>
-        </w:rPr>
-        <w:t xml:space="preserve"/>
-      </w:r>
-      <w:hyperlink w:anchor="sbd_section_2" w:history="1">
-        <w:r>
-          <w:rPr>
-            <w:color w:val="193448"/>
-          </w:rPr>
-          <w:t>What is DNS?</w:t>
-        </w:r>
-        <w:r>
-          <w:tab/>
-          <w:t>4</w:t>
+          <w:t xml:space="preserve">3</w:t>
         </w:r>
       </w:hyperlink>
     </w:p>
@@ -284,11 +258,11 @@
           <w:rPr>
             <w:color w:val="193448"/>
           </w:rPr>
-          <w:t>Why use two domain controllers?</w:t>
+          <w:t xml:space="preserve">Why use two domain controllers?</w:t>
         </w:r>
         <w:r>
           <w:tab/>
-          <w:t>5</w:t>
+          <w:t xml:space="preserve">4</w:t>
         </w:r>
       </w:hyperlink>
     </w:p>
@@ -310,11 +284,11 @@
           <w:rPr>
             <w:color w:val="193448"/>
           </w:rPr>
-          <w:t>What crosses the network?</w:t>
+          <w:t xml:space="preserve">What crosses the network?</w:t>
         </w:r>
         <w:r>
           <w:tab/>
-          <w:t>6</w:t>
+          <w:t xml:space="preserve">5</w:t>
         </w:r>
       </w:hyperlink>
     </w:p>
@@ -336,11 +310,11 @@
           <w:rPr>
             <w:color w:val="193448"/>
           </w:rPr>
-          <w:t>Plan your build</w:t>
+          <w:t xml:space="preserve">Plan your build</w:t>
         </w:r>
         <w:r>
           <w:tab/>
-          <w:t>7</w:t>
+          <w:t xml:space="preserve">6</w:t>
         </w:r>
       </w:hyperlink>
     </w:p>
@@ -362,11 +336,11 @@
           <w:rPr>
             <w:color w:val="193448"/>
           </w:rPr>
-          <w:t>Build DC01</w:t>
+          <w:t xml:space="preserve">Build DC01</w:t>
         </w:r>
         <w:r>
           <w:tab/>
-          <w:t>8</w:t>
+          <w:t xml:space="preserve">7</w:t>
         </w:r>
       </w:hyperlink>
     </w:p>
@@ -388,11 +362,11 @@
           <w:rPr>
             <w:color w:val="193448"/>
           </w:rPr>
-          <w:t>Add DC02</w:t>
+          <w:t xml:space="preserve">Add DC02</w:t>
         </w:r>
         <w:r>
           <w:tab/>
-          <w:t>9</w:t>
+          <w:t xml:space="preserve">8</w:t>
         </w:r>
       </w:hyperlink>
     </w:p>
@@ -414,11 +388,11 @@
           <w:rPr>
             <w:color w:val="193448"/>
           </w:rPr>
-          <w:t>Check DNS and replication</w:t>
+          <w:t xml:space="preserve">Verify the domain</w:t>
         </w:r>
         <w:r>
           <w:tab/>
-          <w:t>10</w:t>
+          <w:t xml:space="preserve">9</w:t>
         </w:r>
       </w:hyperlink>
     </w:p>
@@ -440,11 +414,11 @@
           <w:rPr>
             <w:color w:val="193448"/>
           </w:rPr>
-          <w:t>Keep a useful build record</w:t>
+          <w:t xml:space="preserve">Keep a useful build record</w:t>
         </w:r>
         <w:r>
           <w:tab/>
-          <w:t>12</w:t>
+          <w:t xml:space="preserve">10</w:t>
         </w:r>
       </w:hyperlink>
     </w:p>
@@ -466,11 +440,11 @@
           <w:rPr>
             <w:color w:val="193448"/>
           </w:rPr>
-          <w:t>Continue the learning path</w:t>
+          <w:t xml:space="preserve">Continue the learning path</w:t>
         </w:r>
         <w:r>
           <w:tab/>
-          <w:t>13</w:t>
+          <w:t xml:space="preserve">11</w:t>
         </w:r>
       </w:hyperlink>
     </w:p>
@@ -492,11 +466,11 @@
           <w:rPr>
             <w:color w:val="193448"/>
           </w:rPr>
-          <w:t>Notices and permissions</w:t>
+          <w:t xml:space="preserve">Notices and permissions</w:t>
         </w:r>
         <w:r>
           <w:tab/>
-          <w:t>14</w:t>
+          <w:t xml:space="preserve">12</w:t>
         </w:r>
       </w:hyperlink>
     </w:p>
@@ -706,7 +680,7 @@
           <w:color w:val="526B7E"/>
           <w:sz w:val="22"/>
         </w:rPr>
-        <w:t xml:space="preserve">AD DS provides directory and identity services. DNS helps clients find those services. Each has a distinct job.</w:t>
+        <w:t xml:space="preserve">AD DS stores the directory, and every domain controller serves it. Authentication proves who someone is; authorization decides what they may reach.</w:t>
       </w:r>
     </w:p>
     <w:p>
@@ -818,14 +792,14 @@
         <w:pStyle w:val="Heading1"/>
         <w:spacing w:before="0" w:after="240"/>
       </w:pPr>
-      <w:bookmarkStart w:id="102" w:name="sbd_section_2"/>
+      <w:bookmarkStart w:id="103" w:name="sbd_section_3"/>
       <w:r>
         <w:rPr>
           <w:rFonts w:ascii="Arial" w:hAnsi="Arial"/>
         </w:rPr>
-        <w:t xml:space="preserve">What is DNS?</w:t>
+        <w:t xml:space="preserve">Why use two domain controllers?</w:t>
       </w:r>
-      <w:bookmarkEnd w:id="102"/>
+      <w:bookmarkEnd w:id="103"/>
     </w:p>
     <w:p>
       <w:pPr>
@@ -836,7 +810,7 @@
           <w:rFonts w:ascii="Arial" w:hAnsi="Arial"/>
           <w:color w:val="526B7E"/>
         </w:rPr>
-        <w:t xml:space="preserve">The name and service directory that makes AD discoverable.</w:t>
+        <w:t xml:space="preserve">Keep the directory available when one server is unavailable.</w:t>
       </w:r>
     </w:p>
     <w:p>
@@ -848,7 +822,7 @@
         <w:rPr>
           <w:rFonts w:ascii="Arial" w:hAnsi="Arial"/>
         </w:rPr>
-        <w:t xml:space="preserve">Names become reachable addresses</w:t>
+        <w:t xml:space="preserve">Remove the single-server dependency</w:t>
       </w:r>
     </w:p>
     <w:p>
@@ -860,7 +834,7 @@
           <w:rFonts w:ascii="Arial" w:hAnsi="Arial"/>
           <w:color w:val="526B7E"/>
         </w:rPr>
-        <w:t xml:space="preserve">Domain Name System (DNS) answers queries about names. An A record maps a hostname to an IPv4 address; an AAAA record maps it to an IPv6 address. In this sample, SBD-DC01.sbd.test resolves to 10.0.10.10. DNS also works on an isolated network without internet access.</w:t>
+        <w:t xml:space="preserve">With one DC, its outage removes the only live directory service point. With two healthy, reachable controllers, clients can use a surviving DC for supported operations. This also lets you patch or restart one server while the other continues serving requests. Reconnection may take time; uninterrupted service is not guaranteed.</w:t>
       </w:r>
     </w:p>
     <w:p>
@@ -872,7 +846,7 @@
         <w:rPr>
           <w:rFonts w:ascii="Arial" w:hAnsi="Arial"/>
         </w:rPr>
-        <w:t xml:space="preserve">AD needs service discovery</w:t>
+        <w:t xml:space="preserve">Both controllers do useful work</w:t>
       </w:r>
     </w:p>
     <w:p>
@@ -884,7 +858,7 @@
           <w:rFonts w:ascii="Arial" w:hAnsi="Arial"/>
           <w:color w:val="526B7E"/>
         </w:rPr>
-        <w:t xml:space="preserve">Service (SRV) records advertise which servers provide a service. A client uses DNS to discover suitable domain controllers, resolves their hostnames, and contacts a controller for authentication. DNS does not validate the password. A running DC can still be difficult to find if the DNS records or client settings are wrong.</w:t>
+        <w:t xml:space="preserve">Both writable DCs can process normal directory changes and authentication requests. Replication shares directory changes between them. They are not a primary server and an idle spare. Certain operations still depend on a single FSMO role holder, so role placement and recovery need their own plan.</w:t>
       </w:r>
     </w:p>
     <w:p>
@@ -896,7 +870,7 @@
         <w:rPr>
           <w:rFonts w:ascii="Arial" w:hAnsi="Arial"/>
         </w:rPr>
-        <w:t xml:space="preserve">What a zone contains</w:t>
+        <w:t xml:space="preserve">Make the redundancy real</w:t>
       </w:r>
     </w:p>
     <w:p>
@@ -908,7 +882,7 @@
           <w:rFonts w:ascii="Arial" w:hAnsi="Arial"/>
           <w:color w:val="526B7E"/>
         </w:rPr>
-        <w:t xml:space="preserve">A DNS zone holds records for a portion of the namespace. With an AD-integrated zone, records are stored in AD DS and replicated to DNS servers within the configured replication scope. Secure dynamic updates restrict which identities may change records. Check the zone scope and update policy on the completed build.</w:t>
+        <w:t xml:space="preserve">Microsoft recommends at least two virtualized DCs per domain on different virtualization hosts. Two VMs on one host share that host as a failure point. Consider shared storage, power, and network dependencies too.</w:t>
       </w:r>
     </w:p>
     <w:p>
@@ -920,7 +894,7 @@
         <w:rPr>
           <w:rFonts w:ascii="Arial" w:hAnsi="Arial"/>
         </w:rPr>
-        <w:t xml:space="preserve">Two roles, two kinds of checks</w:t>
+        <w:t xml:space="preserve">Availability still needs recovery</w:t>
       </w:r>
     </w:p>
     <w:p>
@@ -932,7 +906,7 @@
           <w:rFonts w:ascii="Arial" w:hAnsi="Arial"/>
           <w:color w:val="526B7E"/>
         </w:rPr>
-        <w:t xml:space="preserve">Installing DNS and installing AD DS provide different services, even when they run on the same server. Query each DNS server for SRV and host records, then check directory replication separately. A correct DNS answer proves neither a successful sign-in nor access to a protected resource.</w:t>
+        <w:t xml:space="preserve">Replication can spread an accidental deletion or harmful change to both servers. Keep protected backups and test recovery separately. Two is a starting point for this design, not a universal capacity target: additional sites, users, and recovery needs may require more controllers.</w:t>
       </w:r>
     </w:p>
     <w:p>
@@ -954,7 +928,7 @@
           <w:color w:val="526B7E"/>
           <w:sz w:val="22"/>
         </w:rPr>
-        <w:t xml:space="preserve">Discovery sequence: ask DNS for a domain service → resolve the server name → contact a reachable DC → authenticate.</w:t>
+        <w:t xml:space="preserve">Before relying on DC02, verify replication, review shared dependencies, and confirm both controllers pass their health checks.</w:t>
       </w:r>
     </w:p>
     <w:p>
@@ -976,7 +950,7 @@
           <w:color w:val="526B7E"/>
           <w:sz w:val="22"/>
         </w:rPr>
-        <w:t xml:space="preserve">If you can reach 10.0.10.10 but cannot discover sbd.test, which DNS records and client settings would you inspect?</w:t>
+        <w:t xml:space="preserve">If both controllers run on the same physical host, which outage would still stop both services?</w:t>
       </w:r>
     </w:p>
     <w:tbl>
@@ -1024,7 +998,7 @@
               <w:drawing>
                 <wp:inline xmlns:a="http://schemas.openxmlformats.org/drawingml/2006/main" xmlns:pic="http://schemas.openxmlformats.org/drawingml/2006/picture" distT="0" distB="0" distL="0" distR="0">
                   <wp:extent cx="822960" cy="822960"/>
-                  <wp:docPr id="5" name="SBD figure 5" descr="QR code linking to Inside the Network, Sign in, step 2: securebydesigninc.com/inside-the-network#process=signin&amp;step=2" title="QR code"/>
+                  <wp:docPr id="6" name="SBD figure 6" descr="QR code linking to Inside the Network, DC01 is down, step 3: securebydesigninc.com/inside-the-network#process=dc-down&amp;step=3" title="QR code"/>
                   <wp:cNvGraphicFramePr>
                     <a:graphicFrameLocks noChangeAspect="1"/>
                   </wp:cNvGraphicFramePr>
@@ -1032,11 +1006,11 @@
                     <a:graphicData uri="http://schemas.openxmlformats.org/drawingml/2006/picture">
                       <pic:pic>
                         <pic:nvPicPr>
-                          <pic:cNvPr id="0" name="rIdQrStep2.png" descr="QR code linking to Inside the Network, Sign in, step 2: securebydesigninc.com/inside-the-network#process=signin&amp;step=2"/>
+                          <pic:cNvPr id="0" name="rIdQrDcDown.png" descr="QR code linking to Inside the Network, DC01 is down, step 3: securebydesigninc.com/inside-the-network#process=dc-down&amp;step=3"/>
                           <pic:cNvPicPr/>
                         </pic:nvPicPr>
                         <pic:blipFill>
-                          <a:blip r:embed="rIdQrStep2"/>
+                          <a:blip r:embed="rId15"/>
                           <a:stretch>
                             <a:fillRect/>
                           </a:stretch>
@@ -1094,403 +1068,7 @@
                 <w:color w:val="526B7E"/>
                 <w:sz w:val="20"/>
               </w:rPr>
-              <w:t xml:space="preserve">Sign in, step 2: the workstation asks DNS for the same domain controller locator records you query in Verify.</w:t>
-            </w:r>
-          </w:p>
-          <w:p>
-            <w:pPr>
-              <w:spacing w:before="0" w:after="0"/>
-            </w:pPr>
-            <w:hyperlink r:id="rIdItnStep2">
-              <w:r>
-                <w:rPr>
-                  <w:rFonts w:ascii="Arial" w:hAnsi="Arial"/>
-                  <w:color w:val="193448"/>
-                  <w:sz w:val="16"/>
-                  <w:u w:val="single"/>
-                </w:rPr>
-                <w:t xml:space="preserve">securebydesigninc.com/inside-the-network#process=signin&amp;step=2</w:t>
-              </w:r>
-            </w:hyperlink>
-          </w:p>
-        </w:tc>
-      </w:tr>
-    </w:tbl>
-    <w:p>
-      <w:pPr>
-        <w:spacing w:before="0" w:after="0" w:line="120" w:lineRule="exact"/>
-      </w:pPr>
-      <w:r>
-        <w:rPr>
-          <w:rFonts w:ascii="Arial" w:hAnsi="Arial"/>
-          <w:sz w:val="2"/>
-        </w:rPr>
-      </w:r>
-    </w:p>
-    <w:p>
-      <w:pPr>
-        <w:pStyle w:val="Caption"/>
-        <w:spacing w:before="0" w:after="60"/>
-      </w:pPr>
-      <w:r>
-        <w:rPr>
-          <w:rFonts w:ascii="Arial" w:hAnsi="Arial"/>
-        </w:rPr>
-        <w:t xml:space="preserve"/>
-      </w:r>
-      <w:hyperlink r:id="rIdSource_dns-overview">
-        <w:r>
-          <w:rPr>
-            <w:color w:val="193448"/>
-            <w:u w:val="single"/>
-          </w:rPr>
-          <w:t>Microsoft · What is DNS?</w:t>
-        </w:r>
-      </w:hyperlink>
-    </w:p>
-    <w:p>
-      <w:pPr>
-        <w:pStyle w:val="Caption"/>
-        <w:spacing w:before="0" w:after="60"/>
-      </w:pPr>
-      <w:r>
-        <w:rPr>
-          <w:rFonts w:ascii="Arial" w:hAnsi="Arial"/>
-        </w:rPr>
-        <w:t xml:space="preserve"/>
-      </w:r>
-      <w:hyperlink r:id="rIdSource_dns-zones">
-        <w:r>
-          <w:rPr>
-            <w:color w:val="193448"/>
-            <w:u w:val="single"/>
-          </w:rPr>
-          <w:t>Microsoft · Active Directory-integrated DNS zones</w:t>
-        </w:r>
-      </w:hyperlink>
-    </w:p>
-    <w:p>
-      <w:pPr>
-        <w:pStyle w:val="Caption"/>
-        <w:spacing w:before="0" w:after="60"/>
-      </w:pPr>
-      <w:r>
-        <w:rPr>
-          <w:rFonts w:ascii="Arial" w:hAnsi="Arial"/>
-        </w:rPr>
-        <w:t xml:space="preserve"/>
-      </w:r>
-      <w:hyperlink r:id="rIdSource_dc-locator">
-        <w:r>
-          <w:rPr>
-            <w:color w:val="193448"/>
-            <w:u w:val="single"/>
-          </w:rPr>
-          <w:t>Microsoft · Locating domain controllers</w:t>
-        </w:r>
-      </w:hyperlink>
-    </w:p>
-    <w:p>
-      <w:r>
-        <w:br w:type="page"/>
-      </w:r>
-    </w:p>
-    <w:p>
-      <w:pPr>
-        <w:spacing w:before="0" w:after="280"/>
-      </w:pPr>
-      <w:r>
-        <w:rPr>
-          <w:rFonts w:ascii="Arial" w:hAnsi="Arial"/>
-          <w:b/>
-          <w:color w:val="20647C"/>
-          <w:sz w:val="18"/>
-        </w:rPr>
-        <w:t xml:space="preserve">FOUNDATIONS    /    UNDERSTAND THE WHY</w:t>
-      </w:r>
-    </w:p>
-    <w:p>
-      <w:pPr>
-        <w:pStyle w:val="Heading1"/>
-        <w:spacing w:before="0" w:after="240"/>
-      </w:pPr>
-      <w:bookmarkStart w:id="103" w:name="sbd_section_3"/>
-      <w:r>
-        <w:rPr>
-          <w:rFonts w:ascii="Arial" w:hAnsi="Arial"/>
-        </w:rPr>
-        <w:t xml:space="preserve">Why use two domain controllers?</w:t>
-      </w:r>
-      <w:bookmarkEnd w:id="103"/>
-    </w:p>
-    <w:p>
-      <w:pPr>
-        <w:spacing w:before="0" w:after="320"/>
-      </w:pPr>
-      <w:r>
-        <w:rPr>
-          <w:rFonts w:ascii="Arial" w:hAnsi="Arial"/>
-          <w:color w:val="526B7E"/>
-        </w:rPr>
-        <w:t xml:space="preserve">Keep identity and DNS services available when one server is unavailable.</w:t>
-      </w:r>
-    </w:p>
-    <w:p>
-      <w:pPr>
-        <w:pStyle w:val="Heading2"/>
-        <w:spacing w:before="0" w:after="160"/>
-      </w:pPr>
-      <w:r>
-        <w:rPr>
-          <w:rFonts w:ascii="Arial" w:hAnsi="Arial"/>
-        </w:rPr>
-        <w:t xml:space="preserve">Remove the single-server dependency</w:t>
-      </w:r>
-    </w:p>
-    <w:p>
-      <w:pPr>
-        <w:spacing w:before="0" w:after="160"/>
-      </w:pPr>
-      <w:r>
-        <w:rPr>
-          <w:rFonts w:ascii="Arial" w:hAnsi="Arial"/>
-          <w:color w:val="526B7E"/>
-        </w:rPr>
-        <w:t xml:space="preserve">With one DC, its outage removes the only live directory service point. With two healthy, reachable controllers, clients can discover a surviving DC for supported operations. This also lets you patch or restart one server while the other continues serving requests. Reconnection may take time; uninterrupted service is not guaranteed.</w:t>
-      </w:r>
-    </w:p>
-    <w:p>
-      <w:pPr>
-        <w:pStyle w:val="Heading2"/>
-        <w:spacing w:before="0" w:after="160"/>
-      </w:pPr>
-      <w:r>
-        <w:rPr>
-          <w:rFonts w:ascii="Arial" w:hAnsi="Arial"/>
-        </w:rPr>
-        <w:t xml:space="preserve">Both controllers do useful work</w:t>
-      </w:r>
-    </w:p>
-    <w:p>
-      <w:pPr>
-        <w:spacing w:before="0" w:after="160"/>
-      </w:pPr>
-      <w:r>
-        <w:rPr>
-          <w:rFonts w:ascii="Arial" w:hAnsi="Arial"/>
-          <w:color w:val="526B7E"/>
-        </w:rPr>
-        <w:t xml:space="preserve">Both writable DCs can process normal directory changes and authentication requests. Replication shares directory changes between them. They are not a primary server and an idle spare. Certain operations still depend on a single FSMO role holder, so role placement and recovery need their own plan.</w:t>
-      </w:r>
-    </w:p>
-    <w:p>
-      <w:pPr>
-        <w:pStyle w:val="Heading2"/>
-        <w:spacing w:before="0" w:after="160"/>
-      </w:pPr>
-      <w:r>
-        <w:rPr>
-          <w:rFonts w:ascii="Arial" w:hAnsi="Arial"/>
-        </w:rPr>
-        <w:t xml:space="preserve">Make the redundancy real</w:t>
-      </w:r>
-    </w:p>
-    <w:p>
-      <w:pPr>
-        <w:spacing w:before="0" w:after="160"/>
-      </w:pPr>
-      <w:r>
-        <w:rPr>
-          <w:rFonts w:ascii="Arial" w:hAnsi="Arial"/>
-          <w:color w:val="526B7E"/>
-        </w:rPr>
-        <w:t xml:space="preserve">Microsoft recommends at least two virtualized DCs per domain on different virtualization hosts. Two VMs on one host share that host as a failure point. Consider shared storage, power, and network dependencies too. Run DNS on both here, verify zone replication, and configure clients to use both internal DNS addresses.</w:t>
-      </w:r>
-    </w:p>
-    <w:p>
-      <w:pPr>
-        <w:pStyle w:val="Heading2"/>
-        <w:spacing w:before="0" w:after="160"/>
-      </w:pPr>
-      <w:r>
-        <w:rPr>
-          <w:rFonts w:ascii="Arial" w:hAnsi="Arial"/>
-        </w:rPr>
-        <w:t xml:space="preserve">Availability still needs recovery</w:t>
-      </w:r>
-    </w:p>
-    <w:p>
-      <w:pPr>
-        <w:spacing w:before="0" w:after="160"/>
-      </w:pPr>
-      <w:r>
-        <w:rPr>
-          <w:rFonts w:ascii="Arial" w:hAnsi="Arial"/>
-          <w:color w:val="526B7E"/>
-        </w:rPr>
-        <w:t xml:space="preserve">Replication can spread an accidental deletion or harmful change to both servers. Keep protected backups and test recovery separately. Two is a starting point for this design, not a universal capacity target: additional sites, users, and recovery needs may require more controllers.</w:t>
-      </w:r>
-    </w:p>
-    <w:p>
-      <w:pPr>
-        <w:spacing w:before="0" w:after="240"/>
-      </w:pPr>
-      <w:r>
-        <w:rPr>
-          <w:rFonts w:ascii="Arial" w:hAnsi="Arial"/>
-          <w:b/>
-          <w:color w:val="20647C"/>
-          <w:sz w:val="22"/>
-        </w:rPr>
-        <w:t xml:space="preserve">REMEMBER  </w:t>
-      </w:r>
-      <w:r>
-        <w:rPr>
-          <w:rFonts w:ascii="Arial" w:hAnsi="Arial"/>
-          <w:color w:val="526B7E"/>
-          <w:sz w:val="22"/>
-        </w:rPr>
-        <w:t xml:space="preserve">Before relying on DC02, verify replication and DNS, review shared dependencies, and test client discovery during an approved maintenance window.</w:t>
-      </w:r>
-    </w:p>
-    <w:p>
-      <w:pPr>
-        <w:spacing w:before="0" w:after="240"/>
-      </w:pPr>
-      <w:r>
-        <w:rPr>
-          <w:rFonts w:ascii="Arial" w:hAnsi="Arial"/>
-          <w:b/>
-          <w:color w:val="20647C"/>
-          <w:sz w:val="22"/>
-        </w:rPr>
-        <w:t xml:space="preserve">THINK IT THROUGH  </w:t>
-      </w:r>
-      <w:r>
-        <w:rPr>
-          <w:rFonts w:ascii="Arial" w:hAnsi="Arial"/>
-          <w:color w:val="526B7E"/>
-          <w:sz w:val="22"/>
-        </w:rPr>
-        <w:t xml:space="preserve">If both controllers run on the same physical host, which outage would still stop both services?</w:t>
-      </w:r>
-    </w:p>
-    <w:tbl>
-      <w:tblPr>
-        <w:tblW w:type="dxa" w:w="10080"/>
-        <w:jc w:val="center"/>
-        <w:tblBorders>
-          <w:top w:val="single" w:sz="4" w:color="284861"/>
-          <w:left w:val="single" w:sz="4" w:color="284861"/>
-          <w:bottom w:val="single" w:sz="4" w:color="284861"/>
-          <w:right w:val="single" w:sz="4" w:color="284861"/>
-          <w:insideH w:val="nil"/>
-          <w:insideV w:val="nil"/>
-        </w:tblBorders>
-        <w:tblLayout w:type="fixed"/>
-        <w:tblLook w:firstColumn="0" w:firstRow="0" w:lastColumn="0" w:lastRow="0" w:noHBand="1" w:noVBand="1" w:val="0000"/>
-      </w:tblPr>
-      <w:tblGrid>
-        <w:gridCol w:w="1728"/>
-        <w:gridCol w:w="8352"/>
-      </w:tblGrid>
-      <w:tr>
-        <w:trPr>
-          <w:cantSplit/>
-        </w:trPr>
-        <w:tc>
-          <w:tcPr>
-            <w:tcW w:type="dxa" w:w="1728"/>
-            <w:vAlign w:val="center"/>
-            <w:shd w:fill="F1F7FA"/>
-            <w:tcMar>
-              <w:top w:w="40" w:type="dxa"/>
-              <w:left w:w="160" w:type="dxa"/>
-              <w:bottom w:w="40" w:type="dxa"/>
-              <w:right w:w="80" w:type="dxa"/>
-            </w:tcMar>
-          </w:tcPr>
-          <w:p>
-            <w:pPr>
-              <w:keepNext/>
-              <w:spacing w:before="0" w:after="0"/>
-              <w:jc w:val="left"/>
-            </w:pPr>
-            <w:r>
-              <w:drawing>
-                <wp:inline xmlns:a="http://schemas.openxmlformats.org/drawingml/2006/main" xmlns:pic="http://schemas.openxmlformats.org/drawingml/2006/picture" distT="0" distB="0" distL="0" distR="0">
-                  <wp:extent cx="822960" cy="822960"/>
-                  <wp:docPr id="6" name="SBD figure 6" descr="QR code linking to Inside the Network, What if DC01 is down: securebydesigninc.com/inside-the-network#process=dc-down" title="QR code"/>
-                  <wp:cNvGraphicFramePr>
-                    <a:graphicFrameLocks noChangeAspect="1"/>
-                  </wp:cNvGraphicFramePr>
-                  <a:graphic>
-                    <a:graphicData uri="http://schemas.openxmlformats.org/drawingml/2006/picture">
-                      <pic:pic>
-                        <pic:nvPicPr>
-                          <pic:cNvPr id="0" name="rIdQrDcDown.png" descr="QR code linking to Inside the Network, What if DC01 is down: securebydesigninc.com/inside-the-network#process=dc-down"/>
-                          <pic:cNvPicPr/>
-                        </pic:nvPicPr>
-                        <pic:blipFill>
-                          <a:blip r:embed="rIdQrDcDown"/>
-                          <a:stretch>
-                            <a:fillRect/>
-                          </a:stretch>
-                        </pic:blipFill>
-                        <pic:spPr>
-                          <a:xfrm>
-                            <a:off x="0" y="0"/>
-                            <a:ext cx="822960" cy="822960"/>
-                          </a:xfrm>
-                          <a:prstGeom prst="rect"/>
-                        </pic:spPr>
-                      </pic:pic>
-                    </a:graphicData>
-                  </a:graphic>
-                </wp:inline>
-              </w:drawing>
-            </w:r>
-          </w:p>
-        </w:tc>
-        <w:tc>
-          <w:tcPr>
-            <w:tcW w:type="dxa" w:w="8352"/>
-            <w:vAlign w:val="center"/>
-            <w:shd w:fill="F1F7FA"/>
-            <w:tcMar>
-              <w:top w:w="40" w:type="dxa"/>
-              <w:left w:w="80" w:type="dxa"/>
-              <w:bottom w:w="40" w:type="dxa"/>
-              <w:right w:w="160" w:type="dxa"/>
-            </w:tcMar>
-          </w:tcPr>
-          <w:p>
-            <w:pPr>
-              <w:keepNext/>
-              <w:spacing w:before="0" w:after="80"/>
-            </w:pPr>
-            <w:r>
-              <w:rPr>
-                <w:rFonts w:ascii="Arial" w:hAnsi="Arial"/>
-                <w:b/>
-                <w:color w:val="20647C"/>
-                <w:sz w:val="18"/>
-              </w:rPr>
-              <w:t xml:space="preserve">SEE IT INSIDE THE NETWORK</w:t>
-            </w:r>
-          </w:p>
-          <w:p>
-            <w:pPr>
-              <w:keepNext/>
-              <w:spacing w:before="0" w:after="80"/>
-            </w:pPr>
-            <w:r>
-              <w:rPr>
-                <w:rFonts w:ascii="Arial" w:hAnsi="Arial"/>
-                <w:color w:val="526B7E"/>
-                <w:sz w:val="20"/>
-              </w:rPr>
-              <w:t xml:space="preserve">What if DC01 is down? The query to DC01 gets no answer, the workstation retries with SBD-DC02, and sign-in continues.</w:t>
+              <w:t xml:space="preserve">DC01 is down, step 3: with SBD-DC01 offline, the workstation authenticates with SBD-DC02 instead, so sign-in continues.</w:t>
             </w:r>
           </w:p>
           <w:p>
@@ -1505,7 +1083,7 @@
                   <w:sz w:val="16"/>
                   <w:u w:val="single"/>
                 </w:rPr>
-                <w:t xml:space="preserve">securebydesigninc.com/inside-the-network#process=dc-down</w:t>
+                <w:t xml:space="preserve">securebydesigninc.com/inside-the-network#process=dc-down&amp;step=3</w:t>
               </w:r>
             </w:hyperlink>
           </w:p>
@@ -1567,48 +1145,6 @@
     </w:p>
     <w:p>
       <w:pPr>
-        <w:pStyle w:val="Caption"/>
-        <w:spacing w:before="0" w:after="60"/>
-      </w:pPr>
-      <w:r>
-        <w:rPr>
-          <w:rFonts w:ascii="Arial" w:hAnsi="Arial"/>
-        </w:rPr>
-        <w:t xml:space="preserve"/>
-      </w:r>
-      <w:hyperlink r:id="rIdSource_dc-locator">
-        <w:r>
-          <w:rPr>
-            <w:color w:val="193448"/>
-            <w:u w:val="single"/>
-          </w:rPr>
-          <w:t>Microsoft · Locating domain controllers</w:t>
-        </w:r>
-      </w:hyperlink>
-    </w:p>
-    <w:p>
-      <w:pPr>
-        <w:pStyle w:val="Caption"/>
-        <w:spacing w:before="0" w:after="60"/>
-      </w:pPr>
-      <w:r>
-        <w:rPr>
-          <w:rFonts w:ascii="Arial" w:hAnsi="Arial"/>
-        </w:rPr>
-        <w:t xml:space="preserve"/>
-      </w:r>
-      <w:hyperlink r:id="rIdSource_dns">
-        <w:r>
-          <w:rPr>
-            <w:color w:val="193448"/>
-            <w:u w:val="single"/>
-          </w:rPr>
-          <w:t>Microsoft · DNS client configuration</w:t>
-        </w:r>
-      </w:hyperlink>
-    </w:p>
-    <w:p>
-      <w:pPr>
         <w:pageBreakBefore/>
         <w:spacing w:before="0" w:after="280"/>
       </w:pPr>
@@ -1657,7 +1193,7 @@
           <w:rFonts w:ascii="Arial" w:hAnsi="Arial"/>
           <w:color w:val="526B7E"/>
         </w:rPr>
-        <w:t xml:space="preserve">Your lab is one flat network, so nothing stands between a client and DC01. In a segmented network, every one of these conversations has to be allowed on purpose. Inside the Network shows them crossing the core switch.</w:t>
+        <w:t xml:space="preserve">Your lab is one flat network, so nothing stands between a client and DC01. In a segmented network, every one of these conversations has to be allowed on purpose. Inside the Network shows them crossing the core switch. The table starts after name resolution, which course 1.2 covers.</w:t>
       </w:r>
     </w:p>
     <w:tbl>
@@ -1773,110 +1309,6 @@
                 <w:sz w:val="20"/>
               </w:rPr>
               <w:t xml:space="preserve">WHAT IT CARRIES</w:t>
-            </w:r>
-          </w:p>
-        </w:tc>
-      </w:tr>
-      <w:tr>
-        <w:trPr>
-          <w:cantSplit/>
-        </w:trPr>
-        <w:tc>
-          <w:tcPr>
-            <w:tcW w:type="dxa" w:w="2304"/>
-            <w:vAlign w:val="center"/>
-            <w:shd w:fill="F1F7FA"/>
-            <w:tcMar>
-              <w:top w:w="60" w:type="dxa"/>
-              <w:left w:w="110" w:type="dxa"/>
-              <w:bottom w:w="60" w:type="dxa"/>
-              <w:right w:w="110" w:type="dxa"/>
-            </w:tcMar>
-            <w:tcBorders>
-              <w:top w:val="single" w:sz="4" w:color="284861"/>
-              <w:left w:val="single" w:sz="4" w:color="284861"/>
-              <w:bottom w:val="single" w:sz="4" w:color="284861"/>
-              <w:right w:val="single" w:sz="4" w:color="284861"/>
-            </w:tcBorders>
-          </w:tcPr>
-          <w:p>
-            <w:pPr>
-              <w:spacing w:after="40" w:before="40"/>
-            </w:pPr>
-            <w:r>
-              <w:rPr>
-                <w:rFonts w:ascii="Arial" w:hAnsi="Arial"/>
-                <w:b w:val="0"/>
-                <w:color w:val="193448"/>
-                <w:sz w:val="20"/>
-              </w:rPr>
-              <w:t xml:space="preserve">Name and service discovery</w:t>
-            </w:r>
-          </w:p>
-        </w:tc>
-        <w:tc>
-          <w:tcPr>
-            <w:tcW w:type="dxa" w:w="2736"/>
-            <w:vAlign w:val="center"/>
-            <w:shd w:fill="F1F7FA"/>
-            <w:tcMar>
-              <w:top w:w="60" w:type="dxa"/>
-              <w:left w:w="110" w:type="dxa"/>
-              <w:bottom w:w="60" w:type="dxa"/>
-              <w:right w:w="110" w:type="dxa"/>
-            </w:tcMar>
-            <w:tcBorders>
-              <w:top w:val="single" w:sz="4" w:color="284861"/>
-              <w:left w:val="single" w:sz="4" w:color="284861"/>
-              <w:bottom w:val="single" w:sz="4" w:color="284861"/>
-              <w:right w:val="single" w:sz="4" w:color="284861"/>
-            </w:tcBorders>
-          </w:tcPr>
-          <w:p>
-            <w:pPr>
-              <w:spacing w:after="40" w:before="40"/>
-            </w:pPr>
-            <w:r>
-              <w:rPr>
-                <w:rFonts w:ascii="Arial" w:hAnsi="Arial"/>
-                <w:b w:val="0"/>
-                <w:color w:val="193448"/>
-                <w:sz w:val="20"/>
-              </w:rPr>
-              <w:t xml:space="preserve">TCP/UDP 53</w:t>
-            </w:r>
-          </w:p>
-        </w:tc>
-        <w:tc>
-          <w:tcPr>
-            <w:tcW w:type="dxa" w:w="5040"/>
-            <w:vAlign w:val="center"/>
-            <w:shd w:fill="F1F7FA"/>
-            <w:tcMar>
-              <w:top w:w="60" w:type="dxa"/>
-              <w:left w:w="110" w:type="dxa"/>
-              <w:bottom w:w="60" w:type="dxa"/>
-              <w:right w:w="110" w:type="dxa"/>
-            </w:tcMar>
-            <w:tcBorders>
-              <w:top w:val="single" w:sz="4" w:color="284861"/>
-              <w:left w:val="single" w:sz="4" w:color="284861"/>
-              <w:bottom w:val="single" w:sz="4" w:color="284861"/>
-              <w:right w:val="single" w:sz="4" w:color="284861"/>
-            </w:tcBorders>
-          </w:tcPr>
-          <w:p>
-            <w:pPr>
-              <w:spacing w:after="40" w:before="40"/>
-            </w:pPr>
-            <w:r>
-              <w:rPr>
-                <w:rFonts w:ascii="Arial" w:hAnsi="Arial"/>
-                <w:b w:val="0"/>
-                <w:color w:val="193448"/>
-                <w:sz w:val="20"/>
-              </w:rPr>
-              <w:t xml:space="preserve">DNS, including the SRV records that locate domain controllers</w:t>
             </w:r>
           </w:p>
         </w:tc>
@@ -2743,7 +2175,7 @@
           <w:color w:val="526B7E"/>
           <w:sz w:val="22"/>
         </w:rPr>
-        <w:t xml:space="preserve">Allowing DNS and Kerberos isn't enough. Finding a domain controller, applying Group Policy, and reading SYSVOL also need LDAP, SMB, and RPC. In the Inside the Network design, rule F03 permits this directory profile for domain members, with LDAP signing and channel binding required.</w:t>
+        <w:t xml:space="preserve">Allowing Kerberos isn't enough. Applying Group Policy and reading SYSVOL also need LDAP, SMB, and RPC. In the Inside the Network design, rule F03 permits this directory profile for domain members, with LDAP signing and channel binding required.</w:t>
       </w:r>
     </w:p>
     <w:p>
@@ -2765,7 +2197,7 @@
           <w:color w:val="526B7E"/>
           <w:sz w:val="22"/>
         </w:rPr>
-        <w:t xml:space="preserve">A workstation can resolve names and get Kerberos tickets, but Group Policy never applies. Which ports would you check first?</w:t>
+        <w:t xml:space="preserve">A workstation gets Kerberos tickets, but Group Policy never applies. Which ports would you check first?</w:t>
       </w:r>
     </w:p>
     <w:tbl>
@@ -3030,7 +2462,7 @@
         <w:rPr>
           <w:rFonts w:ascii="Arial" w:hAnsi="Arial"/>
         </w:rPr>
-        <w:t xml:space="preserve">•  Inspect DNS records, service state, and replication health.</w:t>
+        <w:t xml:space="preserve">•  Inspect service state, replication health, and both controllers' roles.</w:t>
       </w:r>
     </w:p>
     <w:p>
@@ -3393,7 +2825,7 @@
                 <w:color w:val="193448"/>
                 <w:sz w:val="20"/>
               </w:rPr>
-              <w:t xml:space="preserve">DNS before promotion</w:t>
+              <w:t xml:space="preserve">DC02 DNS server</w:t>
             </w:r>
           </w:p>
         </w:tc>
@@ -3426,7 +2858,7 @@
                 <w:color w:val="193448"/>
                 <w:sz w:val="20"/>
               </w:rPr>
-              <w:t xml:space="preserve">DC01: own .10 address / DC02: DC01</w:t>
+              <w:t xml:space="preserve">10.0.10.10 (SBD-DC01); course 1.2 sets the final order</w:t>
             </w:r>
           </w:p>
         </w:tc>
@@ -3584,7 +3016,7 @@
           <w:color w:val="526B7E"/>
           <w:sz w:val="22"/>
         </w:rPr>
-        <w:t xml:space="preserve">Create the first directory and DNS service for the sample forest.</w:t>
+        <w:t xml:space="preserve">Create the sample forest and its first domain controller.</w:t>
       </w:r>
     </w:p>
     <w:p>
@@ -3618,7 +3050,7 @@
         <w:rPr>
           <w:rFonts w:ascii="Arial" w:hAnsi="Arial"/>
         </w:rPr>
-        <w:t xml:space="preserve">2.  Promote the server using Add a new forest and sbd.test. Select DNS, global catalog, Windows Server 2025 functional levels, and a unique DSRM password.</w:t>
+        <w:t xml:space="preserve">2.  Promote the server using Add a new forest and sbd.test. Leave DNS server selected (course 1.2 explains it); the first controller is always a global catalog. Choose Windows Server 2025 functional levels and a unique DSRM password.</w:t>
       </w:r>
     </w:p>
     <w:p>
@@ -3629,7 +3061,7 @@
         <w:rPr>
           <w:rFonts w:ascii="Arial" w:hAnsi="Arial"/>
         </w:rPr>
-        <w:t xml:space="preserve">3.  Review DNS options, the SBD name, paths, and prerequisites. Resolve blocking errors, install, and restart.</w:t>
+        <w:t xml:space="preserve">3.  Review the SBD name, paths, and prerequisites. Read any warnings, resolve blocking errors, install, and restart.</w:t>
       </w:r>
     </w:p>
     <w:p>
@@ -3640,7 +3072,7 @@
         <w:drawing>
           <wp:inline xmlns:a="http://schemas.openxmlformats.org/drawingml/2006/main" xmlns:pic="http://schemas.openxmlformats.org/drawingml/2006/picture">
             <wp:extent cx="6400800" cy="1965960"/>
-            <wp:docPr id="2" name="SBD figure 2" descr="Network state: SBD-DC01 (10.0.10.10) runs AD DS and DNS as the one directory service point; SBD-DC02 (10.0.10.11) is planned."/>
+            <wp:docPr id="2" name="SBD figure 2" descr="Network state: SBD-DC01 (10.0.10.10) runs AD DS as the one directory service point; SBD-DC02 (10.0.10.11) is planned."/>
             <wp:cNvGraphicFramePr>
               <a:graphicFrameLocks noChangeAspect="1"/>
             </wp:cNvGraphicFramePr>
@@ -3648,7 +3080,7 @@
               <a:graphicData uri="http://schemas.openxmlformats.org/drawingml/2006/picture">
                 <pic:pic>
                   <pic:nvPicPr>
-                    <pic:cNvPr id="0" name="screenshot-frame.png"/>
+                    <pic:cNvPr id="0" name="screenshot-frame.png" descr="Network state: SBD-DC01 (10.0.10.10) runs AD DS as the one directory service point; SBD-DC02 (10.0.10.11) is planned."/>
                     <pic:cNvPicPr/>
                   </pic:nvPicPr>
                   <pic:blipFill>
@@ -3707,7 +3139,7 @@
         </w:rPr>
         <w:t xml:space="preserve">Get-ADDomain | Select-Object DNSRoot, NetBIOSName</w:t>
         <w:br/>
-        <w:t xml:space="preserve">Get-Service NTDS,DNS,Netlogon</w:t>
+        <w:t xml:space="preserve">Get-Service NTDS,Netlogon</w:t>
         <w:br/>
         <w:t xml:space="preserve">Get-SmbShare -Name SYSVOL,NETLOGON</w:t>
       </w:r>
@@ -3843,7 +3275,7 @@
         <w:rPr>
           <w:rFonts w:ascii="Arial" w:hAnsi="Arial"/>
         </w:rPr>
-        <w:t xml:space="preserve">1.  Point DC02 at DC01 for DNS. Check domain discovery, the DC01 hostname, network reachability, and clock alignment.</w:t>
+        <w:t xml:space="preserve">1.  Point DC02 at DC01 (10.0.10.10) for DNS; course 1.2 explains the DNS design. Check network reachability and clock alignment.</w:t>
       </w:r>
     </w:p>
     <w:p>
@@ -3854,7 +3286,7 @@
         <w:rPr>
           <w:rFonts w:ascii="Arial" w:hAnsi="Arial"/>
         </w:rPr>
-        <w:t xml:space="preserve">2.  Install AD DS, then choose Add a domain controller to an existing domain. Use sbd.test and authorized domain credentials. Include DNS and global catalog.</w:t>
+        <w:t xml:space="preserve">2.  Install AD DS, then choose Add a domain controller to an existing domain. Use sbd.test and authorized domain credentials. Leave DNS server and global catalog selected.</w:t>
       </w:r>
     </w:p>
     <w:p>
@@ -3865,7 +3297,7 @@
         <w:rPr>
           <w:rFonts w:ascii="Arial" w:hAnsi="Arial"/>
         </w:rPr>
-        <w:t xml:space="preserve">3.  Review site, replication source, DSRM password, and prerequisites. Install and restart. Keep DC01 as DC02 DNS until initial replication is healthy.</w:t>
+        <w:t xml:space="preserve">3.  Review site, replication source, DSRM password, and prerequisites. Install and restart. Leave DC02's DNS setting as it is; course 1.2 sets the final order.</w:t>
       </w:r>
     </w:p>
     <w:p>
@@ -3876,7 +3308,7 @@
         <w:drawing>
           <wp:inline xmlns:a="http://schemas.openxmlformats.org/drawingml/2006/main" xmlns:pic="http://schemas.openxmlformats.org/drawingml/2006/picture">
             <wp:extent cx="6400800" cy="1965960"/>
-            <wp:docPr id="3" name="SBD figure 3" descr="Network state: SBD-DC01 (10.0.10.10) and SBD-DC02 (10.0.10.11) both run AD DS and DNS, with directory replication between them to verify after promotion."/>
+            <wp:docPr id="3" name="SBD figure 3" descr="Network state: SBD-DC01 (10.0.10.10) and SBD-DC02 (10.0.10.11) both run AD DS, with directory replication between them to verify after promotion."/>
             <wp:cNvGraphicFramePr>
               <a:graphicFrameLocks noChangeAspect="1"/>
             </wp:cNvGraphicFramePr>
@@ -3884,7 +3316,7 @@
               <a:graphicData uri="http://schemas.openxmlformats.org/drawingml/2006/picture">
                 <pic:pic>
                   <pic:nvPicPr>
-                    <pic:cNvPr id="0" name="screenshot-frame.png"/>
+                    <pic:cNvPr id="0" name="screenshot-frame.png" descr="Network state: SBD-DC01 (10.0.10.10) and SBD-DC02 (10.0.10.11) both run AD DS, with directory replication between them to verify after promotion."/>
                     <pic:cNvPicPr/>
                   </pic:nvPicPr>
                   <pic:blipFill>
@@ -3957,7 +3389,7 @@
           <w:rFonts w:ascii="Arial" w:hAnsi="Arial"/>
           <w:color w:val="526B7E"/>
         </w:rPr>
-        <w:t xml:space="preserve">Expect both controllers and successful recent replication. Record unresolved errors and the final internal DNS resolver order.</w:t>
+        <w:t xml:space="preserve">Expect both controllers and successful recent replication. Record any unresolved errors.</w:t>
       </w:r>
     </w:p>
     <w:p>
@@ -4033,7 +3465,7 @@
         <w:rPr>
           <w:rFonts w:ascii="Arial" w:hAnsi="Arial"/>
         </w:rPr>
-        <w:t xml:space="preserve">Check DNS and replication</w:t>
+        <w:t xml:space="preserve">Verify the domain</w:t>
       </w:r>
       <w:bookmarkEnd w:id="107"/>
     </w:p>
@@ -4056,7 +3488,7 @@
           <w:color w:val="526B7E"/>
           <w:sz w:val="22"/>
         </w:rPr>
-        <w:t xml:space="preserve">Ask each service for an observable result.</w:t>
+        <w:t xml:space="preserve">Ask each controller for an observable result.</w:t>
       </w:r>
     </w:p>
     <w:p>
@@ -4079,7 +3511,7 @@
         <w:rPr>
           <w:rFonts w:ascii="Arial" w:hAnsi="Arial"/>
         </w:rPr>
-        <w:t xml:space="preserve">1.  On a server with the management tools, query the domain locator SRV records against 10.0.10.10 and 10.0.10.11 separately.</w:t>
+        <w:t xml:space="preserve">1.  In an elevated PowerShell window on either controller, run DCDiag against SBD-DC01 and then SBD-DC02. Read each test's result, not just the last line.</w:t>
       </w:r>
     </w:p>
     <w:p>
@@ -4090,7 +3522,7 @@
         <w:rPr>
           <w:rFonts w:ascii="Arial" w:hAnsi="Arial"/>
         </w:rPr>
-        <w:t xml:space="preserve">2.  Resolve both controller hostnames against each resolver. Expect DC01 at 10.0.10.10 and DC02 at 10.0.10.11.</w:t>
+        <w:t xml:space="preserve">2.  Check replication both ways: the summary, then each controller's inbound partners. Expect recent successful attempts in both directions and no failures.</w:t>
       </w:r>
     </w:p>
     <w:p>
@@ -4101,7 +3533,7 @@
         <w:rPr>
           <w:rFonts w:ascii="Arial" w:hAnsi="Arial"/>
         </w:rPr>
-        <w:t xml:space="preserve">3.  Review DCDiag DNS tests and replication results. Capture the queried server, collection time, actual output, and any failures.</w:t>
+        <w:t xml:space="preserve">3.  List both controllers' global catalog status and operations master roles; SBD-DC01 holds all five. Confirm SYSVOL and NETLOGON are shared on SBD-DC02 too.</w:t>
       </w:r>
     </w:p>
     <w:p>
@@ -4112,7 +3544,7 @@
         <w:drawing>
           <wp:inline xmlns:a="http://schemas.openxmlformats.org/drawingml/2006/main" xmlns:pic="http://schemas.openxmlformats.org/drawingml/2006/picture">
             <wp:extent cx="6400800" cy="1965960"/>
-            <wp:docPr id="4" name="SBD figure 4" descr="Network state: SBD-DC01 and SBD-DC02 both run AD DS and DNS with directory replication; query each DNS server explicitly."/>
+            <wp:docPr id="4" name="SBD figure 4" descr="Network state: SBD-DC01 and SBD-DC02 both run AD DS with directory replication; test each controller by name."/>
             <wp:cNvGraphicFramePr>
               <a:graphicFrameLocks noChangeAspect="1"/>
             </wp:cNvGraphicFramePr>
@@ -4120,7 +3552,7 @@
               <a:graphicData uri="http://schemas.openxmlformats.org/drawingml/2006/picture">
                 <pic:pic>
                   <pic:nvPicPr>
-                    <pic:cNvPr id="0" name="screenshot-frame.png"/>
+                    <pic:cNvPr id="0" name="screenshot-frame.png" descr="Network state: SBD-DC01 and SBD-DC02 both run AD DS with directory replication; test each controller by name."/>
                     <pic:cNvPicPr/>
                   </pic:nvPicPr>
                   <pic:blipFill>
@@ -4152,7 +3584,7 @@
         <w:rPr>
           <w:rFonts w:ascii="Arial" w:hAnsi="Arial"/>
         </w:rPr>
-        <w:t xml:space="preserve">NETWORK STATE  Query both DNS services and compare results.</w:t>
+        <w:t xml:space="preserve">NETWORK STATE  Check each controller and confirm replication both ways.</w:t>
       </w:r>
     </w:p>
     <w:p>
@@ -4177,13 +3609,19 @@
           <w:color w:val="526B7E"/>
           <w:sz w:val="19"/>
         </w:rPr>
-        <w:t xml:space="preserve">Resolve-DnsName '_ldap._tcp.dc._msdcs.sbd.test' `</w:t>
+        <w:t xml:space="preserve">dcdiag /s:SBD-DC01</w:t>
         <w:br/>
-        <w:t xml:space="preserve">  -Type SRV -Server 10.0.10.10</w:t>
-        <w:br/>
-        <w:t xml:space="preserve">dcdiag /test:DNS /e /v</w:t>
+        <w:t xml:space="preserve">dcdiag /s:SBD-DC02</w:t>
         <w:br/>
         <w:t xml:space="preserve">repadmin /replsummary</w:t>
+        <w:br/>
+        <w:t xml:space="preserve">repadmin /showrepl *</w:t>
+        <w:br/>
+        <w:t xml:space="preserve">Get-ADDomainController -Filter * |</w:t>
+        <w:br/>
+        <w:t xml:space="preserve">  Select-Object HostName, IsGlobalCatalog, OperationMasterRoles</w:t>
+        <w:br/>
+        <w:t xml:space="preserve">Get-SmbShare -Name SYSVOL,NETLOGON -CimSession SBD-DC02</w:t>
       </w:r>
     </w:p>
     <w:p>
@@ -4195,7 +3633,7 @@
           <w:rFonts w:ascii="Arial" w:hAnsi="Arial"/>
           <w:color w:val="526B7E"/>
         </w:rPr>
-        <w:t xml:space="preserve">Repeat the DNS query using 10.0.10.11. Use Verification-Commands.txt for the complete query loop and host-record checks.</w:t>
+        <w:t xml:space="preserve">Expect each DCDiag test to pass or have a recorded cause, successful replication both ways, and SYSVOL and NETLOGON on both controllers. A command that ran is not a pass.</w:t>
       </w:r>
     </w:p>
     <w:p>
@@ -4209,7 +3647,7 @@
           <w:color w:val="20647C"/>
           <w:sz w:val="22"/>
         </w:rPr>
-        <w:t xml:space="preserve">IA-2 DEPENDENCIES  </w:t>
+        <w:t xml:space="preserve">IA-2 SIGN-IN  </w:t>
       </w:r>
       <w:r>
         <w:rPr>
@@ -4217,7 +3655,7 @@
           <w:color w:val="526B7E"/>
           <w:sz w:val="22"/>
         </w:rPr>
-        <w:t xml:space="preserve">DNS supports identity discovery. These checks do not establish all authentication requirements.</w:t>
+        <w:t xml:space="preserve">Healthy, replicating controllers make domain sign-in possible. These checks do not establish all authentication requirements.</w:t>
       </w:r>
     </w:p>
     <w:p>
@@ -4239,220 +3677,7 @@
           <w:color w:val="526B7E"/>
           <w:sz w:val="22"/>
         </w:rPr>
-        <w:t xml:space="preserve">A successful ping does not demonstrate DNS, replication, or authentication health.</w:t>
-      </w:r>
-    </w:p>
-    <w:p>
-      <w:pPr>
-        <w:pStyle w:val="Heading2"/>
-        <w:spacing w:before="0" w:after="160"/>
-      </w:pPr>
-      <w:r>
-        <w:rPr>
-          <w:rFonts w:ascii="Arial" w:hAnsi="Arial"/>
-        </w:rPr>
-        <w:t xml:space="preserve">Optional: see it on the wire</w:t>
-      </w:r>
-    </w:p>
-    <w:p>
-      <w:pPr>
-        <w:spacing w:before="0" w:after="160"/>
-      </w:pPr>
-      <w:r>
-        <w:rPr>
-          <w:rFonts w:ascii="Arial" w:hAnsi="Arial"/>
-          <w:color w:val="526B7E"/>
-        </w:rPr>
-        <w:t xml:space="preserve">Packet Monitor (pktmon) is built into Windows Server 2025. Run it on SBD-DC02 in an elevated PowerShell window while you query DC01, so the request crosses the network. Then compare the capture with the packet card for Sign in, step 2 in Inside the Network.</w:t>
-      </w:r>
-    </w:p>
-    <w:p>
-      <w:pPr>
-        <w:spacing w:before="0" w:after="160"/>
-      </w:pPr>
-      <w:r>
-        <w:rPr>
-          <w:rFonts w:ascii="Consolas" w:hAnsi="Consolas"/>
-          <w:color w:val="526B7E"/>
-          <w:sz w:val="19"/>
-        </w:rPr>
-        <w:t xml:space="preserve">New-Item -ItemType Directory C:\Evidence -Force</w:t>
-        <w:br/>
-        <w:t xml:space="preserve">pktmon filter remove</w:t>
-        <w:br/>
-        <w:t xml:space="preserve">pktmon filter add DNS -p 53</w:t>
-        <w:br/>
-        <w:t xml:space="preserve">pktmon start --capture --comp nics --pkt-size 0 --file-name C:\Evidence\dc-locator.etl</w:t>
-        <w:br/>
-        <w:t xml:space="preserve">Resolve-DnsName '_ldap._tcp.dc._msdcs.sbd.test' -Type SRV -Server 10.0.10.10</w:t>
-        <w:br/>
-        <w:t xml:space="preserve">pktmon stop</w:t>
-        <w:br/>
-        <w:t xml:space="preserve">pktmon etl2txt C:\Evidence\dc-locator.etl --out C:\Evidence\dc-locator.txt</w:t>
-        <w:br/>
-        <w:t xml:space="preserve">pktmon etl2pcap C:\Evidence\dc-locator.etl --out C:\Evidence\dc-locator.pcapng</w:t>
-        <w:br/>
-        <w:t xml:space="preserve">pktmon filter remove</w:t>
-      </w:r>
-    </w:p>
-    <w:p>
-      <w:pPr>
-        <w:spacing w:before="0" w:after="240"/>
-      </w:pPr>
-      <w:r>
-        <w:rPr>
-          <w:rFonts w:ascii="Arial" w:hAnsi="Arial"/>
-          <w:color w:val="526B7E"/>
-        </w:rPr>
-        <w:t xml:space="preserve">Expect a query from 10.0.10.11 to 10.0.10.10 on UDP port 53 and an answer naming SBD-DC01 and SBD-DC02 on port 389. Read the text file, or open the .pcapng file in a packet analyzer such as Wireshark. Keep the capture with your evidence; it contains only the traffic the filter allowed.</w:t>
-      </w:r>
-    </w:p>
-    <w:tbl>
-      <w:tblPr>
-        <w:tblW w:type="dxa" w:w="10080"/>
-        <w:jc w:val="center"/>
-        <w:tblBorders>
-          <w:top w:val="single" w:sz="4" w:color="284861"/>
-          <w:left w:val="single" w:sz="4" w:color="284861"/>
-          <w:bottom w:val="single" w:sz="4" w:color="284861"/>
-          <w:right w:val="single" w:sz="4" w:color="284861"/>
-          <w:insideH w:val="nil"/>
-          <w:insideV w:val="nil"/>
-        </w:tblBorders>
-        <w:tblLayout w:type="fixed"/>
-        <w:tblLook w:firstColumn="0" w:firstRow="0" w:lastColumn="0" w:lastRow="0" w:noHBand="1" w:noVBand="1" w:val="0000"/>
-      </w:tblPr>
-      <w:tblGrid>
-        <w:gridCol w:w="1728"/>
-        <w:gridCol w:w="8352"/>
-      </w:tblGrid>
-      <w:tr>
-        <w:trPr>
-          <w:cantSplit/>
-        </w:trPr>
-        <w:tc>
-          <w:tcPr>
-            <w:tcW w:type="dxa" w:w="1728"/>
-            <w:vAlign w:val="center"/>
-            <w:shd w:fill="F1F7FA"/>
-            <w:tcMar>
-              <w:top w:w="40" w:type="dxa"/>
-              <w:left w:w="160" w:type="dxa"/>
-              <w:bottom w:w="40" w:type="dxa"/>
-              <w:right w:w="80" w:type="dxa"/>
-            </w:tcMar>
-          </w:tcPr>
-          <w:p>
-            <w:pPr>
-              <w:keepNext/>
-              <w:spacing w:before="0" w:after="0"/>
-              <w:jc w:val="left"/>
-            </w:pPr>
-            <w:r>
-              <w:drawing>
-                <wp:inline xmlns:a="http://schemas.openxmlformats.org/drawingml/2006/main" xmlns:pic="http://schemas.openxmlformats.org/drawingml/2006/picture" distT="0" distB="0" distL="0" distR="0">
-                  <wp:extent cx="822960" cy="822960"/>
-                  <wp:docPr id="8" name="SBD figure 8" descr="QR code linking to Inside the Network, Sign in, step 2: securebydesigninc.com/inside-the-network#process=signin&amp;step=2" title="QR code"/>
-                  <wp:cNvGraphicFramePr>
-                    <a:graphicFrameLocks noChangeAspect="1"/>
-                  </wp:cNvGraphicFramePr>
-                  <a:graphic>
-                    <a:graphicData uri="http://schemas.openxmlformats.org/drawingml/2006/picture">
-                      <pic:pic>
-                        <pic:nvPicPr>
-                          <pic:cNvPr id="0" name="rIdQrStep2.png" descr="QR code linking to Inside the Network, Sign in, step 2: securebydesigninc.com/inside-the-network#process=signin&amp;step=2"/>
-                          <pic:cNvPicPr/>
-                        </pic:nvPicPr>
-                        <pic:blipFill>
-                          <a:blip r:embed="rIdQrStep2"/>
-                          <a:stretch>
-                            <a:fillRect/>
-                          </a:stretch>
-                        </pic:blipFill>
-                        <pic:spPr>
-                          <a:xfrm>
-                            <a:off x="0" y="0"/>
-                            <a:ext cx="822960" cy="822960"/>
-                          </a:xfrm>
-                          <a:prstGeom prst="rect"/>
-                        </pic:spPr>
-                      </pic:pic>
-                    </a:graphicData>
-                  </a:graphic>
-                </wp:inline>
-              </w:drawing>
-            </w:r>
-          </w:p>
-        </w:tc>
-        <w:tc>
-          <w:tcPr>
-            <w:tcW w:type="dxa" w:w="8352"/>
-            <w:vAlign w:val="center"/>
-            <w:shd w:fill="F1F7FA"/>
-            <w:tcMar>
-              <w:top w:w="40" w:type="dxa"/>
-              <w:left w:w="80" w:type="dxa"/>
-              <w:bottom w:w="40" w:type="dxa"/>
-              <w:right w:w="160" w:type="dxa"/>
-            </w:tcMar>
-          </w:tcPr>
-          <w:p>
-            <w:pPr>
-              <w:keepNext/>
-              <w:spacing w:before="0" w:after="80"/>
-            </w:pPr>
-            <w:r>
-              <w:rPr>
-                <w:rFonts w:ascii="Arial" w:hAnsi="Arial"/>
-                <w:b/>
-                <w:color w:val="20647C"/>
-                <w:sz w:val="18"/>
-              </w:rPr>
-              <w:t xml:space="preserve">SEE IT INSIDE THE NETWORK</w:t>
-            </w:r>
-          </w:p>
-          <w:p>
-            <w:pPr>
-              <w:keepNext/>
-              <w:spacing w:before="0" w:after="80"/>
-            </w:pPr>
-            <w:r>
-              <w:rPr>
-                <w:rFonts w:ascii="Arial" w:hAnsi="Arial"/>
-                <w:color w:val="526B7E"/>
-                <w:sz w:val="20"/>
-              </w:rPr>
-              <w:t xml:space="preserve">Compare your capture with the packet card for Sign in, step 2.</w:t>
-            </w:r>
-          </w:p>
-          <w:p>
-            <w:pPr>
-              <w:spacing w:before="0" w:after="0"/>
-            </w:pPr>
-            <w:hyperlink r:id="rIdItnStep2">
-              <w:r>
-                <w:rPr>
-                  <w:rFonts w:ascii="Arial" w:hAnsi="Arial"/>
-                  <w:color w:val="193448"/>
-                  <w:sz w:val="16"/>
-                  <w:u w:val="single"/>
-                </w:rPr>
-                <w:t xml:space="preserve">securebydesigninc.com/inside-the-network#process=signin&amp;step=2</w:t>
-              </w:r>
-            </w:hyperlink>
-          </w:p>
-        </w:tc>
-      </w:tr>
-    </w:tbl>
-    <w:p>
-      <w:pPr>
-        <w:spacing w:before="0" w:after="0" w:line="120" w:lineRule="exact"/>
-      </w:pPr>
-      <w:r>
-        <w:rPr>
-          <w:rFonts w:ascii="Arial" w:hAnsi="Arial"/>
-          <w:sz w:val="2"/>
-        </w:rPr>
+        <w:t xml:space="preserve">A successful ping does not show replication, SYSVOL, or sign-in health.</w:t>
       </w:r>
     </w:p>
     <w:p>
@@ -4520,7 +3745,7 @@
         <w:rPr>
           <w:rFonts w:ascii="Arial" w:hAnsi="Arial"/>
         </w:rPr>
-        <w:t xml:space="preserve">Record the final domain and controllers, actual role holders, DNS resolver order, dated test output, and unresolved issues. Reference files stored in your own environment; do not record credentials.</w:t>
+        <w:t xml:space="preserve">Record the final domain and controllers, actual role holders, dated test output, and unresolved issues. Reference files stored in your own environment; do not record credentials.</w:t>
       </w:r>
     </w:p>
     <w:p>
@@ -4576,7 +3801,7 @@
         <w:rPr>
           <w:rFonts w:ascii="Arial" w:hAnsi="Arial"/>
         </w:rPr>
-        <w:t xml:space="preserve">☐  I checked both DNS services and replication results.</w:t>
+        <w:t xml:space="preserve">☐  I checked both controllers' health and replication results.</w:t>
       </w:r>
     </w:p>
     <w:p>
@@ -4689,7 +3914,7 @@
           <w:color w:val="526B7E"/>
           <w:sz w:val="22"/>
         </w:rPr>
-        <w:t xml:space="preserve">Explain why replication cannot recover every unwanted change. Identify a change that would trigger a new DNS or replication check.</w:t>
+        <w:t xml:space="preserve">Explain why replication cannot recover every unwanted change. Identify a change that would trigger a new replication or health check.</w:t>
       </w:r>
     </w:p>
     <w:p>
@@ -4734,7 +3959,7 @@
           <w:rFonts w:ascii="Arial" w:hAnsi="Arial"/>
           <w:color w:val="526B7E"/>
         </w:rPr>
-        <w:t>The workbook and interactive companion use the same five chapters. The recorded walkthrough is coming soon. Read the current sources before adapting the sample to another environment.</w:t>
+        <w:t xml:space="preserve">The workbook and interactive companion use the same five chapters. The recorded walkthrough is coming soon. Read the current sources before adapting the sample to another environment. Next in the path: course 1.2, Configure DNS and time.</w:t>
       </w:r>
     </w:p>
     <w:p>
@@ -4780,7 +4005,7 @@
         <w:rPr>
           <w:rFonts w:ascii="Arial" w:hAnsi="Arial"/>
         </w:rPr>
-        <w:t xml:space="preserve">DNS client configuration</w:t>
+        <w:t xml:space="preserve">Diagnose Active Directory replication failures</w:t>
       </w:r>
     </w:p>
     <w:p>
@@ -4792,7 +4017,7 @@
         <w:rPr>
           <w:rFonts w:ascii="Arial" w:hAnsi="Arial"/>
         </w:rPr>
-        <w:t xml:space="preserve">https://learn.microsoft.com/en-us/troubleshoot/windows-server/networking/best-practices-for-dns-client-settings</w:t>
+        <w:t xml:space="preserve">https://learn.microsoft.com/en-us/troubleshoot/windows-server/active-directory/diagnose-replication-failures</w:t>
       </w:r>
     </w:p>
     <w:p>
@@ -4826,7 +4051,7 @@
         <w:rPr>
           <w:rFonts w:ascii="Arial" w:hAnsi="Arial"/>
         </w:rPr>
-        <w:t xml:space="preserve">Resolve-DnsName</w:t>
+        <w:t xml:space="preserve">Operations master role placement</w:t>
       </w:r>
     </w:p>
     <w:p>
@@ -4838,30 +4063,7 @@
         <w:rPr>
           <w:rFonts w:ascii="Arial" w:hAnsi="Arial"/>
         </w:rPr>
-        <w:t xml:space="preserve">https://learn.microsoft.com/en-us/powershell/module/dnsclient/resolve-dnsname?view=windowsserver2025-ps</w:t>
-      </w:r>
-    </w:p>
-    <w:p>
-      <w:pPr>
-        <w:spacing w:before="0" w:after="140"/>
-      </w:pPr>
-      <w:r>
-        <w:rPr>
-          <w:rFonts w:ascii="Arial" w:hAnsi="Arial"/>
-        </w:rPr>
-        <w:t xml:space="preserve">Packet Monitor (pktmon)</w:t>
-      </w:r>
-    </w:p>
-    <w:p>
-      <w:pPr>
-        <w:pStyle w:val="Caption"/>
-        <w:spacing w:before="0" w:after="280"/>
-      </w:pPr>
-      <w:r>
-        <w:rPr>
-          <w:rFonts w:ascii="Arial" w:hAnsi="Arial"/>
-        </w:rPr>
-        <w:t xml:space="preserve">https://learn.microsoft.com/en-us/windows-server/administration/windows-commands/pktmon</w:t>
+        <w:t xml:space="preserve">https://learn.microsoft.com/en-us/windows-server/identity/ad-ds/plan/planning-operations-master-role-placement</w:t>
       </w:r>
     </w:p>
     <w:p>
@@ -4993,7 +4195,7 @@
         <w:br/>
         <w:t xml:space="preserve">Course 1.1 · sbd-dc01-dc02</w:t>
         <w:br/>
-        <w:t xml:space="preserve">Materials edition 0.4 · Updated 8 October 2026</w:t>
+        <w:t xml:space="preserve">Materials edition 0.5 · Updated 9 October 2026</w:t>
       </w:r>
     </w:p>
     <w:p>
@@ -5151,7 +4353,7 @@
         <w:color w:val="526B7E"/>
         <w:sz w:val="18"/>
       </w:rPr>
-      <w:t>Course 1.1 · Materials edition 0.4</w:t>
+      <w:t>Course 1.1 · Materials edition 0.5</w:t>
     </w:r>
     <w:r>
       <w:rPr>
@@ -5198,7 +4400,7 @@
         <w:color w:val="526B7E"/>
         <w:sz w:val="18"/>
       </w:rPr>
-      <w:t>Course 1.1 · Materials edition 0.4</w:t>
+      <w:t>Course 1.1 · Materials edition 0.5</w:t>
     </w:r>
     <w:r>
       <w:rPr>

--- a/public/training/dc01-dc02/SecureByDesign-DC01-DC02-Workbook.docx
+++ b/public/training/dc01-dc02/SecureByDesign-DC01-DC02-Workbook.docx
@@ -2858,7 +2858,7 @@
                 <w:color w:val="193448"/>
                 <w:sz w:val="20"/>
               </w:rPr>
-              <w:t xml:space="preserve">10.0.10.10 (SBD-DC01); course 1.2 sets the final order</w:t>
+              <w:t xml:space="preserve">10.0.10.10 (SBD-DC01)</w:t>
             </w:r>
           </w:p>
         </w:tc>
@@ -3050,7 +3050,7 @@
         <w:rPr>
           <w:rFonts w:ascii="Arial" w:hAnsi="Arial"/>
         </w:rPr>
-        <w:t xml:space="preserve">2.  Promote the server using Add a new forest and sbd.test. Leave DNS server selected (course 1.2 explains it); the first controller is always a global catalog. Choose Windows Server 2025 functional levels and a unique DSRM password.</w:t>
+        <w:t xml:space="preserve">2.  Promote the server using Add a new forest and sbd.test. Leave DNS server selected; the DNS delegation warning is expected, and course 1.2 explains both. The first controller is always a global catalog. Choose Windows Server 2025 functional levels and a unique DSRM password.</w:t>
       </w:r>
     </w:p>
     <w:p>
@@ -3275,7 +3275,7 @@
         <w:rPr>
           <w:rFonts w:ascii="Arial" w:hAnsi="Arial"/>
         </w:rPr>
-        <w:t xml:space="preserve">1.  Point DC02 at DC01 (10.0.10.10) for DNS; course 1.2 explains the DNS design. Check network reachability and clock alignment.</w:t>
+        <w:t xml:space="preserve">1.  Point DC02 at DC01 (10.0.10.10) for DNS and leave it that way; course 1.2 explains the DNS design. Check network reachability and clock alignment.</w:t>
       </w:r>
     </w:p>
     <w:p>
@@ -3297,7 +3297,7 @@
         <w:rPr>
           <w:rFonts w:ascii="Arial" w:hAnsi="Arial"/>
         </w:rPr>
-        <w:t xml:space="preserve">3.  Review site, replication source, DSRM password, and prerequisites. Install and restart. Leave DC02's DNS setting as it is; course 1.2 sets the final order.</w:t>
+        <w:t xml:space="preserve">3.  Review site, replication source, DSRM password, and prerequisites. Install and restart.</w:t>
       </w:r>
     </w:p>
     <w:p>
@@ -3533,7 +3533,7 @@
         <w:rPr>
           <w:rFonts w:ascii="Arial" w:hAnsi="Arial"/>
         </w:rPr>
-        <w:t xml:space="preserve">3.  List both controllers' global catalog status and operations master roles; SBD-DC01 holds all five. Confirm SYSVOL and NETLOGON are shared on SBD-DC02 too.</w:t>
+        <w:t xml:space="preserve">3.  List both controllers' global catalog status and the operations master role holders; SBD-DC01 holds all five. Confirm SYSVOL and NETLOGON are shared on SBD-DC02 too.</w:t>
       </w:r>
     </w:p>
     <w:p>
@@ -3617,9 +3617,9 @@
         <w:br/>
         <w:t xml:space="preserve">repadmin /showrepl *</w:t>
         <w:br/>
-        <w:t xml:space="preserve">Get-ADDomainController -Filter * |</w:t>
+        <w:t xml:space="preserve">Get-ADDomainController -Filter * | Select-Object HostName, IsGlobalCatalog</w:t>
         <w:br/>
-        <w:t xml:space="preserve">  Select-Object HostName, IsGlobalCatalog, OperationMasterRoles</w:t>
+        <w:t xml:space="preserve">netdom query fsmo</w:t>
         <w:br/>
         <w:t xml:space="preserve">Get-SmbShare -Name SYSVOL,NETLOGON -CimSession SBD-DC02</w:t>
       </w:r>
@@ -3655,7 +3655,7 @@
           <w:color w:val="526B7E"/>
           <w:sz w:val="22"/>
         </w:rPr>
-        <w:t xml:space="preserve">Healthy, replicating controllers make domain sign-in possible. These checks do not establish all authentication requirements.</w:t>
+        <w:t xml:space="preserve">Healthy, replicating controllers are a precondition for domain sign-in. These checks do not establish all authentication requirements.</w:t>
       </w:r>
     </w:p>
     <w:p>

--- a/public/training/dc01-dc02/SecureByDesign-DC01-DC02-Workbook.docx
+++ b/public/training/dc01-dc02/SecureByDesign-DC01-DC02-Workbook.docx
@@ -88,8 +88,6 @@
           <w:rFonts w:ascii="Arial" w:hAnsi="Arial"/>
         </w:rPr>
         <w:t xml:space="preserve">Windows Server</w:t>
-        <w:br/>
-        <w:t xml:space="preserve">2025</w:t>
       </w:r>
     </w:p>
     <w:p>
@@ -116,7 +114,7 @@
           <w:color w:val="193448"/>
           <w:sz w:val="36"/>
         </w:rPr>
-        <w:t xml:space="preserve">Build the identity foundation</w:t>
+        <w:t xml:space="preserve">Promote Primary &amp; Secondary Domain Controller</w:t>
       </w:r>
     </w:p>
     <w:p>
@@ -129,7 +127,7 @@
           <w:color w:val="526B7E"/>
           <w:sz w:val="24"/>
         </w:rPr>
-        <w:t xml:space="preserve">A practical companion for configuring Active Directory on two domain controllers, checking the result, and recording evidence.</w:t>
+        <w:t xml:space="preserve">A practical companion for promoting two Active Directory domain controllers on a network segment of their own, checking the result, and recording evidence.</w:t>
       </w:r>
     </w:p>
     <w:p>
@@ -142,7 +140,7 @@
           <w:color w:val="20647C"/>
           <w:sz w:val="18"/>
         </w:rPr>
-        <w:t xml:space="preserve">MATERIALS EDITION 0.5    /    COURSE 1.1</w:t>
+        <w:t xml:space="preserve">MATERIALS EDITION 0.6    /    COURSE 1.1</w:t>
       </w:r>
     </w:p>
     <w:p>
@@ -253,6 +251,32 @@
         </w:rPr>
         <w:t xml:space="preserve"/>
       </w:r>
+      <w:hyperlink w:anchor="sbd_section_2" w:history="1">
+        <w:r>
+          <w:rPr>
+            <w:color w:val="193448"/>
+          </w:rPr>
+          <w:t xml:space="preserve">Where do the controllers live?</w:t>
+        </w:r>
+        <w:r>
+          <w:tab/>
+          <w:t xml:space="preserve">4</w:t>
+        </w:r>
+      </w:hyperlink>
+    </w:p>
+    <w:p>
+      <w:pPr>
+        <w:spacing w:before="0" w:after="240"/>
+        <w:tabs>
+          <w:tab w:val="right" w:leader="dot" w:pos="10080"/>
+        </w:tabs>
+      </w:pPr>
+      <w:r>
+        <w:rPr>
+          <w:rFonts w:ascii="Arial" w:hAnsi="Arial"/>
+        </w:rPr>
+        <w:t xml:space="preserve"/>
+      </w:r>
       <w:hyperlink w:anchor="sbd_section_3" w:history="1">
         <w:r>
           <w:rPr>
@@ -262,7 +286,7 @@
         </w:r>
         <w:r>
           <w:tab/>
-          <w:t xml:space="preserve">4</w:t>
+          <w:t xml:space="preserve">5</w:t>
         </w:r>
       </w:hyperlink>
     </w:p>
@@ -288,7 +312,7 @@
         </w:r>
         <w:r>
           <w:tab/>
-          <w:t xml:space="preserve">5</w:t>
+          <w:t xml:space="preserve">6</w:t>
         </w:r>
       </w:hyperlink>
     </w:p>
@@ -314,7 +338,7 @@
         </w:r>
         <w:r>
           <w:tab/>
-          <w:t xml:space="preserve">6</w:t>
+          <w:t xml:space="preserve">7</w:t>
         </w:r>
       </w:hyperlink>
     </w:p>
@@ -340,7 +364,7 @@
         </w:r>
         <w:r>
           <w:tab/>
-          <w:t xml:space="preserve">7</w:t>
+          <w:t xml:space="preserve">8</w:t>
         </w:r>
       </w:hyperlink>
     </w:p>
@@ -366,7 +390,7 @@
         </w:r>
         <w:r>
           <w:tab/>
-          <w:t xml:space="preserve">8</w:t>
+          <w:t xml:space="preserve">9</w:t>
         </w:r>
       </w:hyperlink>
     </w:p>
@@ -392,7 +416,7 @@
         </w:r>
         <w:r>
           <w:tab/>
-          <w:t xml:space="preserve">9</w:t>
+          <w:t xml:space="preserve">10</w:t>
         </w:r>
       </w:hyperlink>
     </w:p>
@@ -418,7 +442,7 @@
         </w:r>
         <w:r>
           <w:tab/>
-          <w:t xml:space="preserve">10</w:t>
+          <w:t xml:space="preserve">11</w:t>
         </w:r>
       </w:hyperlink>
     </w:p>
@@ -444,7 +468,7 @@
         </w:r>
         <w:r>
           <w:tab/>
-          <w:t xml:space="preserve">11</w:t>
+          <w:t xml:space="preserve">12</w:t>
         </w:r>
       </w:hyperlink>
     </w:p>
@@ -470,7 +494,7 @@
         </w:r>
         <w:r>
           <w:tab/>
-          <w:t xml:space="preserve">12</w:t>
+          <w:t xml:space="preserve">13</w:t>
         </w:r>
       </w:hyperlink>
     </w:p>
@@ -792,6 +816,381 @@
         <w:pStyle w:val="Heading1"/>
         <w:spacing w:before="0" w:after="240"/>
       </w:pPr>
+      <w:bookmarkStart w:id="102" w:name="sbd_section_2"/>
+      <w:r>
+        <w:rPr>
+          <w:rFonts w:ascii="Arial" w:hAnsi="Arial"/>
+        </w:rPr>
+        <w:t xml:space="preserve">Where do the controllers live?</w:t>
+      </w:r>
+      <w:bookmarkEnd w:id="102"/>
+    </w:p>
+    <w:p>
+      <w:pPr>
+        <w:spacing w:before="0" w:after="320"/>
+      </w:pPr>
+      <w:r>
+        <w:rPr>
+          <w:rFonts w:ascii="Arial" w:hAnsi="Arial"/>
+          <w:color w:val="526B7E"/>
+        </w:rPr>
+        <w:t xml:space="preserve">On a segment of their own, behind a core that denies by default.</w:t>
+      </w:r>
+    </w:p>
+    <w:p>
+      <w:pPr>
+        <w:pStyle w:val="Heading2"/>
+        <w:spacing w:before="0" w:after="160"/>
+      </w:pPr>
+      <w:r>
+        <w:rPr>
+          <w:rFonts w:ascii="Arial" w:hAnsi="Arial"/>
+        </w:rPr>
+        <w:t xml:space="preserve">A segment reserved for controllers</w:t>
+      </w:r>
+    </w:p>
+    <w:p>
+      <w:pPr>
+        <w:spacing w:before="0" w:after="160"/>
+      </w:pPr>
+      <w:r>
+        <w:rPr>
+          <w:rFonts w:ascii="Arial" w:hAnsi="Arial"/>
+          <w:color w:val="526B7E"/>
+        </w:rPr>
+        <w:t xml:space="preserve">SBD-DC01 and SBD-DC02 sit on VLAN 10 (10.0.10.0/24), a segment that holds domain controllers and nothing else. Workstations, member servers, security tools, and administrators sit on segments of their own. The core joins the segments, and its VLAN 10 address, 10.0.10.1, is the controllers' default gateway.</w:t>
+      </w:r>
+    </w:p>
+    <w:p>
+      <w:pPr>
+        <w:pStyle w:val="Heading2"/>
+        <w:spacing w:before="0" w:after="160"/>
+      </w:pPr>
+      <w:r>
+        <w:rPr>
+          <w:rFonts w:ascii="Arial" w:hAnsi="Arial"/>
+        </w:rPr>
+        <w:t xml:space="preserve">Deny by default, allow by exception</w:t>
+      </w:r>
+    </w:p>
+    <w:p>
+      <w:pPr>
+        <w:spacing w:before="0" w:after="160"/>
+      </w:pPr>
+      <w:r>
+        <w:rPr>
+          <w:rFonts w:ascii="Arial" w:hAnsi="Arial"/>
+          <w:color w:val="526B7E"/>
+        </w:rPr>
+        <w:t xml:space="preserve">The core denies every session between segments unless a documented rule permits it, and it logs what it denies. Domain members reach the controllers only for the services in "What crosses the network?" Replication between SBD-DC01 and SBD-DC02 stays inside VLAN 10, so the core never routes it.</w:t>
+      </w:r>
+    </w:p>
+    <w:p>
+      <w:pPr>
+        <w:pStyle w:val="Heading2"/>
+        <w:spacing w:before="0" w:after="160"/>
+      </w:pPr>
+      <w:r>
+        <w:rPr>
+          <w:rFonts w:ascii="Arial" w:hAnsi="Arial"/>
+        </w:rPr>
+        <w:t xml:space="preserve">Only Tier 0 manages a controller</w:t>
+      </w:r>
+    </w:p>
+    <w:p>
+      <w:pPr>
+        <w:spacing w:before="0" w:after="160"/>
+      </w:pPr>
+      <w:r>
+        <w:rPr>
+          <w:rFonts w:ascii="Arial" w:hAnsi="Arial"/>
+          <w:color w:val="526B7E"/>
+        </w:rPr>
+        <w:t xml:space="preserve">Remote Desktop and PowerShell remoting to a controller are allowed only from the Tier 0 administration host, AdminJumpBox01 on VLAN 60, which course 1.5 builds. Until it exists, manage both controllers from the virtual machine console. Workstations and member servers can't open a management session to a controller, even with valid credentials.</w:t>
+      </w:r>
+    </w:p>
+    <w:p>
+      <w:pPr>
+        <w:pStyle w:val="Heading2"/>
+        <w:spacing w:before="0" w:after="160"/>
+      </w:pPr>
+      <w:r>
+        <w:rPr>
+          <w:rFonts w:ascii="Arial" w:hAnsi="Arial"/>
+        </w:rPr>
+        <w:t xml:space="preserve">Two layers, and no internet</w:t>
+      </w:r>
+    </w:p>
+    <w:p>
+      <w:pPr>
+        <w:spacing w:before="0" w:after="160"/>
+      </w:pPr>
+      <w:r>
+        <w:rPr>
+          <w:rFonts w:ascii="Arial" w:hAnsi="Arial"/>
+          <w:color w:val="526B7E"/>
+        </w:rPr>
+        <w:t xml:space="preserve">Windows Defender Firewall stays on in every profile, so traffic a mistaken core rule lets through still meets a filter on the controller. Leave Remote Desktop off until the Tier 0 host exists, then accept it only from that host. No segment has a route to the internet: controllers never browse, download, or update from outside, and approved media is the only way in.</w:t>
+      </w:r>
+    </w:p>
+    <w:p>
+      <w:pPr>
+        <w:spacing w:before="0" w:after="240"/>
+      </w:pPr>
+      <w:r>
+        <w:rPr>
+          <w:rFonts w:ascii="Arial" w:hAnsi="Arial"/>
+          <w:b/>
+          <w:color w:val="20647C"/>
+          <w:sz w:val="22"/>
+        </w:rPr>
+        <w:t xml:space="preserve">REMEMBER  </w:t>
+      </w:r>
+      <w:r>
+        <w:rPr>
+          <w:rFonts w:ascii="Arial" w:hAnsi="Arial"/>
+          <w:color w:val="526B7E"/>
+          <w:sz w:val="22"/>
+        </w:rPr>
+        <w:t xml:space="preserve">A controller's segment is part of its security: VLAN 10 for controllers only, default deny at the core, management only from Tier 0, and a host firewall behind it all.</w:t>
+      </w:r>
+    </w:p>
+    <w:p>
+      <w:pPr>
+        <w:spacing w:before="0" w:after="240"/>
+      </w:pPr>
+      <w:r>
+        <w:rPr>
+          <w:rFonts w:ascii="Arial" w:hAnsi="Arial"/>
+          <w:b/>
+          <w:color w:val="20647C"/>
+          <w:sz w:val="22"/>
+        </w:rPr>
+        <w:t xml:space="preserve">THINK IT THROUGH  </w:t>
+      </w:r>
+      <w:r>
+        <w:rPr>
+          <w:rFonts w:ascii="Arial" w:hAnsi="Arial"/>
+          <w:color w:val="526B7E"/>
+          <w:sz w:val="22"/>
+        </w:rPr>
+        <w:t xml:space="preserve">A workstation on VLAN 80 can open Remote Desktop to SBD-DC01. Which two layers failed, and where would you look first?</w:t>
+      </w:r>
+    </w:p>
+    <w:tbl>
+      <w:tblPr>
+        <w:tblW w:type="dxa" w:w="10080"/>
+        <w:jc w:val="center"/>
+        <w:tblBorders>
+          <w:top w:val="single" w:sz="4" w:color="284861"/>
+          <w:left w:val="single" w:sz="4" w:color="284861"/>
+          <w:bottom w:val="single" w:sz="4" w:color="284861"/>
+          <w:right w:val="single" w:sz="4" w:color="284861"/>
+          <w:insideH w:val="nil"/>
+          <w:insideV w:val="nil"/>
+        </w:tblBorders>
+        <w:tblLayout w:type="fixed"/>
+        <w:tblLook w:firstColumn="0" w:firstRow="0" w:lastColumn="0" w:lastRow="0" w:noHBand="1" w:noVBand="1" w:val="0000"/>
+      </w:tblPr>
+      <w:tblGrid>
+        <w:gridCol w:w="1728"/>
+        <w:gridCol w:w="8352"/>
+      </w:tblGrid>
+      <w:tr>
+        <w:trPr>
+          <w:cantSplit/>
+        </w:trPr>
+        <w:tc>
+          <w:tcPr>
+            <w:tcW w:type="dxa" w:w="1728"/>
+            <w:vAlign w:val="center"/>
+            <w:shd w:fill="F1F7FA"/>
+            <w:tcMar>
+              <w:top w:w="40" w:type="dxa"/>
+              <w:left w:w="160" w:type="dxa"/>
+              <w:bottom w:w="40" w:type="dxa"/>
+              <w:right w:w="80" w:type="dxa"/>
+            </w:tcMar>
+          </w:tcPr>
+          <w:p>
+            <w:pPr>
+              <w:keepNext/>
+              <w:spacing w:before="0" w:after="0"/>
+              <w:jc w:val="left"/>
+            </w:pPr>
+            <w:r>
+              <w:drawing>
+                <wp:inline xmlns:a="http://schemas.openxmlformats.org/drawingml/2006/main" xmlns:pic="http://schemas.openxmlformats.org/drawingml/2006/picture" distT="0" distB="0" distL="0" distR="0">
+                  <wp:extent cx="822960" cy="822960"/>
+                  <wp:docPr id="8" name="SBD figure 8" descr="QR code linking to Inside the Network, VLAN 10: securebydesigninc.com/inside-the-network#vlan=10" title="QR code"/>
+                  <wp:cNvGraphicFramePr>
+                    <a:graphicFrameLocks noChangeAspect="1"/>
+                  </wp:cNvGraphicFramePr>
+                  <a:graphic>
+                    <a:graphicData uri="http://schemas.openxmlformats.org/drawingml/2006/picture">
+                      <pic:pic>
+                        <pic:nvPicPr>
+                          <pic:cNvPr id="0" name="qr-vlan10.png" descr="QR code linking to Inside the Network, VLAN 10: securebydesigninc.com/inside-the-network#vlan=10"/>
+                          <pic:cNvPicPr/>
+                        </pic:nvPicPr>
+                        <pic:blipFill>
+                          <a:blip r:embed="rId16"/>
+                          <a:stretch>
+                            <a:fillRect/>
+                          </a:stretch>
+                        </pic:blipFill>
+                        <pic:spPr>
+                          <a:xfrm>
+                            <a:off x="0" y="0"/>
+                            <a:ext cx="822960" cy="822960"/>
+                          </a:xfrm>
+                          <a:prstGeom prst="rect"/>
+                        </pic:spPr>
+                      </pic:pic>
+                    </a:graphicData>
+                  </a:graphic>
+                </wp:inline>
+              </w:drawing>
+            </w:r>
+          </w:p>
+        </w:tc>
+        <w:tc>
+          <w:tcPr>
+            <w:tcW w:type="dxa" w:w="8352"/>
+            <w:vAlign w:val="center"/>
+            <w:shd w:fill="F1F7FA"/>
+            <w:tcMar>
+              <w:top w:w="40" w:type="dxa"/>
+              <w:left w:w="80" w:type="dxa"/>
+              <w:bottom w:w="40" w:type="dxa"/>
+              <w:right w:w="160" w:type="dxa"/>
+            </w:tcMar>
+          </w:tcPr>
+          <w:p>
+            <w:pPr>
+              <w:keepNext/>
+              <w:spacing w:before="0" w:after="80"/>
+            </w:pPr>
+            <w:r>
+              <w:rPr>
+                <w:rFonts w:ascii="Arial" w:hAnsi="Arial"/>
+                <w:b/>
+                <w:color w:val="20647C"/>
+                <w:sz w:val="18"/>
+              </w:rPr>
+              <w:t xml:space="preserve">SEE IT INSIDE THE NETWORK</w:t>
+            </w:r>
+          </w:p>
+          <w:p>
+            <w:pPr>
+              <w:keepNext/>
+              <w:spacing w:before="0" w:after="80"/>
+            </w:pPr>
+            <w:r>
+              <w:rPr>
+                <w:rFonts w:ascii="Arial" w:hAnsi="Arial"/>
+                <w:color w:val="526B7E"/>
+                <w:sz w:val="20"/>
+              </w:rPr>
+              <w:t xml:space="preserve">VLAN 10: the domain controllers' segment, its two controllers, and every rule that reaches them through the core.</w:t>
+            </w:r>
+          </w:p>
+          <w:p>
+            <w:pPr>
+              <w:spacing w:before="0" w:after="0"/>
+            </w:pPr>
+            <w:hyperlink r:id="rId17">
+              <w:r>
+                <w:rPr>
+                  <w:rFonts w:ascii="Arial" w:hAnsi="Arial"/>
+                  <w:color w:val="193448"/>
+                  <w:sz w:val="16"/>
+                  <w:u w:val="single"/>
+                </w:rPr>
+                <w:t xml:space="preserve">securebydesigninc.com/inside-the-network#vlan=10</w:t>
+              </w:r>
+            </w:hyperlink>
+          </w:p>
+        </w:tc>
+      </w:tr>
+    </w:tbl>
+    <w:p>
+      <w:pPr>
+        <w:spacing w:before="0" w:after="0" w:line="120" w:lineRule="exact"/>
+      </w:pPr>
+      <w:r>
+        <w:rPr>
+          <w:rFonts w:ascii="Arial" w:hAnsi="Arial"/>
+          <w:sz w:val="2"/>
+        </w:rPr>
+      </w:r>
+    </w:p>
+    <w:p>
+      <w:pPr>
+        <w:pStyle w:val="Caption"/>
+        <w:spacing w:before="0" w:after="60"/>
+      </w:pPr>
+      <w:r>
+        <w:rPr>
+          <w:rFonts w:ascii="Arial" w:hAnsi="Arial"/>
+        </w:rPr>
+        <w:t xml:space="preserve"/>
+      </w:r>
+      <w:hyperlink r:id="rId18">
+        <w:r>
+          <w:rPr>
+            <w:color w:val="193448"/>
+            <w:u w:val="single"/>
+          </w:rPr>
+          <w:t xml:space="preserve">Microsoft · Securing domain controllers against attack</w:t>
+        </w:r>
+      </w:hyperlink>
+    </w:p>
+    <w:p>
+      <w:pPr>
+        <w:pStyle w:val="Caption"/>
+        <w:spacing w:before="0" w:after="60"/>
+      </w:pPr>
+      <w:r>
+        <w:rPr>
+          <w:rFonts w:ascii="Arial" w:hAnsi="Arial"/>
+        </w:rPr>
+        <w:t xml:space="preserve"/>
+      </w:r>
+      <w:hyperlink r:id="rIdSource_ad-firewall">
+        <w:r>
+          <w:rPr>
+            <w:color w:val="193448"/>
+            <w:u w:val="single"/>
+          </w:rPr>
+          <w:t xml:space="preserve">Microsoft · Configure a firewall for AD domains and trusts</w:t>
+        </w:r>
+      </w:hyperlink>
+    </w:p>
+    <w:p>
+      <w:r>
+        <w:br w:type="page"/>
+      </w:r>
+    </w:p>
+    <w:p>
+      <w:pPr>
+        <w:spacing w:before="0" w:after="280"/>
+      </w:pPr>
+      <w:r>
+        <w:rPr>
+          <w:rFonts w:ascii="Arial" w:hAnsi="Arial"/>
+          <w:b/>
+          <w:color w:val="20647C"/>
+          <w:sz w:val="18"/>
+        </w:rPr>
+        <w:t xml:space="preserve">FOUNDATIONS    /    UNDERSTAND THE WHY</w:t>
+      </w:r>
+    </w:p>
+    <w:p>
+      <w:pPr>
+        <w:pStyle w:val="Heading1"/>
+        <w:spacing w:before="0" w:after="240"/>
+      </w:pPr>
       <w:bookmarkStart w:id="103" w:name="sbd_section_3"/>
       <w:r>
         <w:rPr>
@@ -858,7 +1257,7 @@
           <w:rFonts w:ascii="Arial" w:hAnsi="Arial"/>
           <w:color w:val="526B7E"/>
         </w:rPr>
-        <w:t xml:space="preserve">Both writable DCs can process normal directory changes and authentication requests. Replication shares directory changes between them. They are not a primary server and an idle spare. Certain operations still depend on a single FSMO role holder, so role placement and recovery need their own plan.</w:t>
+        <w:t xml:space="preserve">Both writable DCs can process normal directory changes and authentication requests. Replication shares directory changes between them. “Primary” and “secondary” describe the order you promote them, not a primary server and an idle spare. Certain operations still depend on a single FSMO role holder, so role placement and recovery need their own plan.</w:t>
       </w:r>
     </w:p>
     <w:p>
@@ -1193,7 +1592,7 @@
           <w:rFonts w:ascii="Arial" w:hAnsi="Arial"/>
           <w:color w:val="526B7E"/>
         </w:rPr>
-        <w:t xml:space="preserve">Your lab is one flat network, so nothing stands between a client and DC01. In a segmented network, every one of these conversations has to be allowed on purpose. Inside the Network shows them crossing the core switch. The table starts after name resolution, which course 1.2 covers.</w:t>
+        <w:t xml:space="preserve">Domain members sit on other segments, so each conversation in this table crosses the core, which allows it only because a rule says so. Inside the Network shows each one crossing the core switch. The table starts after name resolution, which course 1.2 covers.</w:t>
       </w:r>
     </w:p>
     <w:tbl>
@@ -2107,7 +2506,7 @@
                 <w:color w:val="193448"/>
                 <w:sz w:val="20"/>
               </w:rPr>
-              <w:t xml:space="preserve">TCP 9389</w:t>
+              <w:t xml:space="preserve">TCP 3389 · 5985–5986 · 9389</w:t>
             </w:r>
           </w:p>
         </w:tc>
@@ -2140,7 +2539,7 @@
                 <w:color w:val="193448"/>
                 <w:sz w:val="20"/>
               </w:rPr>
-              <w:t xml:space="preserve">AD Web Services for PowerShell and Administrative Center, from administration hosts only</w:t>
+              <w:t xml:space="preserve">Remote Desktop, PowerShell remoting, and AD Web Services, only from the Tier 0 administration host</w:t>
             </w:r>
           </w:p>
         </w:tc>
@@ -2175,7 +2574,7 @@
           <w:color w:val="526B7E"/>
           <w:sz w:val="22"/>
         </w:rPr>
-        <w:t xml:space="preserve">Allowing Kerberos isn't enough. Applying Group Policy and reading SYSVOL also need LDAP, SMB, and RPC. In the Inside the Network design, rule F03 permits this directory profile for domain members, with LDAP signing and channel binding required.</w:t>
+        <w:t xml:space="preserve">Allowing Kerberos isn't enough. Applying Group Policy and reading SYSVOL also need LDAP, SMB, and RPC. In the Inside the Network design, rules F02, F03, and F09 permit this profile for domain members, with LDAP signing and channel binding required, and rule A01 limits administration to the Tier 0 host. Everything else is denied.</w:t>
       </w:r>
     </w:p>
     <w:p>
@@ -2428,7 +2827,7 @@
           <w:rFonts w:ascii="Arial" w:hAnsi="Arial"/>
           <w:color w:val="526B7E"/>
         </w:rPr>
-        <w:t xml:space="preserve">Build two new domain controllers in one isolated network. The interactive guide contains the detailed steps, verification commands, and chapter evidence fields.</w:t>
+        <w:t xml:space="preserve">Build two new domain controllers on their own segment of an isolated network. The interactive guide contains the detailed steps, verification commands, and chapter evidence fields.</w:t>
       </w:r>
     </w:p>
     <w:p>
@@ -2451,7 +2850,7 @@
         <w:rPr>
           <w:rFonts w:ascii="Arial" w:hAnsi="Arial"/>
         </w:rPr>
-        <w:t xml:space="preserve">•  Configure DC01 and add DC02 to the same domain.</w:t>
+        <w:t xml:space="preserve">•  Promote DC01, then add DC02 to the same domain, on a segment of their own.</w:t>
       </w:r>
     </w:p>
     <w:p>
@@ -2497,7 +2896,7 @@
           <w:rFonts w:ascii="Arial" w:hAnsi="Arial"/>
           <w:color w:val="526B7E"/>
         </w:rPr>
-        <w:t xml:space="preserve">Use two new Windows Server 2025 Desktop Experience VMs, console access, and approved installation media. Record your starting OS builds. Keep this exercise isolated; sample domain values must match your own environment plan.</w:t>
+        <w:t xml:space="preserve">Use two new Windows Server (Desktop Experience) VMs on VLAN 10, the segment reserved for domain controllers, with console access and approved installation media. Record your starting OS builds. Keep this exercise isolated; sample domain values must match your own environment plan.</w:t>
       </w:r>
     </w:p>
     <w:p>
@@ -2825,6 +3224,74 @@
                 <w:color w:val="193448"/>
                 <w:sz w:val="20"/>
               </w:rPr>
+              <w:t xml:space="preserve">Segment and gateway</w:t>
+            </w:r>
+          </w:p>
+        </w:tc>
+        <w:tc>
+          <w:tcPr>
+            <w:tcW w:type="dxa" w:w="6912"/>
+            <w:vAlign w:val="center"/>
+            <w:shd w:fill="F1F7FA"/>
+            <w:tcMar>
+              <w:top w:w="110" w:type="dxa"/>
+              <w:left w:w="110" w:type="dxa"/>
+              <w:bottom w:w="110" w:type="dxa"/>
+              <w:right w:w="110" w:type="dxa"/>
+            </w:tcMar>
+            <w:tcBorders>
+              <w:top w:val="single" w:sz="4" w:color="284861"/>
+              <w:left w:val="single" w:sz="4" w:color="284861"/>
+              <w:bottom w:val="single" w:sz="4" w:color="284861"/>
+              <w:right w:val="single" w:sz="4" w:color="284861"/>
+            </w:tcBorders>
+          </w:tcPr>
+          <w:p>
+            <w:pPr>
+              <w:spacing w:after="120" w:before="120"/>
+            </w:pPr>
+            <w:r>
+              <w:rPr>
+                <w:rFonts w:ascii="Arial" w:hAnsi="Arial"/>
+                <w:b w:val="0"/>
+                <w:color w:val="193448"/>
+                <w:sz w:val="20"/>
+              </w:rPr>
+              <w:t xml:space="preserve">VLAN 10 (10.0.10.0/24) / 10.0.10.1, the core</w:t>
+            </w:r>
+          </w:p>
+        </w:tc>
+      </w:tr>
+      <w:tr>
+        <w:tc>
+          <w:tcPr>
+            <w:tcW w:type="dxa" w:w="3168"/>
+            <w:vAlign w:val="center"/>
+            <w:shd w:fill="F1F7FA"/>
+            <w:tcMar>
+              <w:top w:w="110" w:type="dxa"/>
+              <w:left w:w="110" w:type="dxa"/>
+              <w:bottom w:w="110" w:type="dxa"/>
+              <w:right w:w="110" w:type="dxa"/>
+            </w:tcMar>
+            <w:tcBorders>
+              <w:top w:val="single" w:sz="4" w:color="284861"/>
+              <w:left w:val="single" w:sz="4" w:color="284861"/>
+              <w:bottom w:val="single" w:sz="4" w:color="284861"/>
+              <w:right w:val="single" w:sz="4" w:color="284861"/>
+            </w:tcBorders>
+          </w:tcPr>
+          <w:p>
+            <w:pPr>
+              <w:spacing w:after="120" w:before="120"/>
+            </w:pPr>
+            <w:r>
+              <w:rPr>
+                <w:rFonts w:ascii="Arial" w:hAnsi="Arial"/>
+                <w:b w:val="0"/>
+                <w:color w:val="193448"/>
+                <w:sz w:val="20"/>
+              </w:rPr>
               <w:t xml:space="preserve">DC02 DNS server</w:t>
             </w:r>
           </w:p>
@@ -2926,7 +3393,7 @@
                 <w:color w:val="193448"/>
                 <w:sz w:val="20"/>
               </w:rPr>
-              <w:t xml:space="preserve">Isolated subnet / record the internal time source</w:t>
+              <w:t xml:space="preserve">Isolated, no internet / record the internal time source</w:t>
             </w:r>
           </w:p>
         </w:tc>
@@ -3050,7 +3517,7 @@
         <w:rPr>
           <w:rFonts w:ascii="Arial" w:hAnsi="Arial"/>
         </w:rPr>
-        <w:t xml:space="preserve">2.  Promote the server using Add a new forest and sbd.test. Leave DNS server selected; the DNS delegation warning is expected, and course 1.2 explains both. The first controller is always a global catalog. Choose Windows Server 2025 functional levels and a unique DSRM password.</w:t>
+        <w:t xml:space="preserve">2.  Promote the server using Add a new forest and sbd.test. Leave DNS server selected; the DNS delegation warning is expected, and course 1.2 explains both. The first controller is always a global catalog. Choose the highest functional levels the wizard offers and a unique DSRM password.</w:t>
       </w:r>
     </w:p>
     <w:p>
@@ -3511,7 +3978,7 @@
         <w:rPr>
           <w:rFonts w:ascii="Arial" w:hAnsi="Arial"/>
         </w:rPr>
-        <w:t xml:space="preserve">1.  In an elevated PowerShell window on either controller, run DCDiag against SBD-DC01 and then SBD-DC02. Read each test's result, not just the last line.</w:t>
+        <w:t xml:space="preserve">1.  On either controller, in elevated PowerShell, run DCDiag against SBD-DC01, then SBD-DC02.</w:t>
       </w:r>
     </w:p>
     <w:p>
@@ -3522,7 +3989,7 @@
         <w:rPr>
           <w:rFonts w:ascii="Arial" w:hAnsi="Arial"/>
         </w:rPr>
-        <w:t xml:space="preserve">2.  Check replication both ways: the summary, then each controller's inbound partners. Expect recent successful attempts in both directions and no failures.</w:t>
+        <w:t xml:space="preserve">2.  Check replication both ways: the summary, then each controller's inbound partners.</w:t>
       </w:r>
     </w:p>
     <w:p>
@@ -3534,6 +4001,17 @@
           <w:rFonts w:ascii="Arial" w:hAnsi="Arial"/>
         </w:rPr>
         <w:t xml:space="preserve">3.  List both controllers' global catalog status and the operations master role holders; SBD-DC01 holds all five. Confirm SYSVOL and NETLOGON are shared on SBD-DC02 too.</w:t>
+      </w:r>
+    </w:p>
+    <w:p>
+      <w:pPr>
+        <w:spacing w:before="0" w:after="160"/>
+      </w:pPr>
+      <w:r>
+        <w:rPr>
+          <w:rFonts w:ascii="Arial" w:hAnsi="Arial"/>
+        </w:rPr>
+        <w:t xml:space="preserve">4.  Confirm each controller uses the domain profile and has its firewall on in every profile.</w:t>
       </w:r>
     </w:p>
     <w:p>
@@ -3622,6 +4100,12 @@
         <w:t xml:space="preserve">netdom query fsmo</w:t>
         <w:br/>
         <w:t xml:space="preserve">Get-SmbShare -Name SYSVOL,NETLOGON -CimSession SBD-DC02</w:t>
+        <w:br/>
+        <w:t xml:space="preserve"># On each controller: network profile and host firewall</w:t>
+        <w:br/>
+        <w:t xml:space="preserve">Get-NetConnectionProfile | Select-Object InterfaceAlias, NetworkCategory</w:t>
+        <w:br/>
+        <w:t xml:space="preserve">Get-NetFirewallProfile | Select-Object Name, Enabled</w:t>
       </w:r>
     </w:p>
     <w:p>
@@ -3633,7 +4117,7 @@
           <w:rFonts w:ascii="Arial" w:hAnsi="Arial"/>
           <w:color w:val="526B7E"/>
         </w:rPr>
-        <w:t xml:space="preserve">Expect each DCDiag test to pass or have a recorded cause, successful replication both ways, and SYSVOL and NETLOGON on both controllers. A command that ran is not a pass.</w:t>
+        <w:t xml:space="preserve">Expect each DCDiag test to pass or have a recorded cause, replication both ways, both shares on both controllers, and the domain profile with the firewall on. A command that ran is not a pass.</w:t>
       </w:r>
     </w:p>
     <w:p>
@@ -3681,12 +4165,8 @@
       </w:r>
     </w:p>
     <w:p>
-      <w:r>
-        <w:br w:type="page"/>
-      </w:r>
-    </w:p>
-    <w:p>
-      <w:pPr>
+      <w:pPr>
+        <w:pageBreakBefore/>
         <w:spacing w:before="0" w:after="280"/>
       </w:pPr>
       <w:r>
@@ -3745,7 +4225,7 @@
         <w:rPr>
           <w:rFonts w:ascii="Arial" w:hAnsi="Arial"/>
         </w:rPr>
-        <w:t xml:space="preserve">Record the final domain and controllers, actual role holders, dated test output, and unresolved issues. Reference files stored in your own environment; do not record credentials.</w:t>
+        <w:t xml:space="preserve">Record the final domain and controllers, their segment and gateway, actual role holders, dated test output, and unresolved issues. Reference files stored in your own environment; do not record credentials.</w:t>
       </w:r>
     </w:p>
     <w:p>
@@ -3801,7 +4281,7 @@
         <w:rPr>
           <w:rFonts w:ascii="Arial" w:hAnsi="Arial"/>
         </w:rPr>
-        <w:t xml:space="preserve">☐  I checked both controllers' health and replication results.</w:t>
+        <w:t xml:space="preserve">☐  I checked both controllers' health, replication, and host firewall.</w:t>
       </w:r>
     </w:p>
     <w:p>
@@ -4091,6 +4571,29 @@
     </w:p>
     <w:p>
       <w:pPr>
+        <w:spacing w:before="0" w:after="140"/>
+      </w:pPr>
+      <w:r>
+        <w:rPr>
+          <w:rFonts w:ascii="Arial" w:hAnsi="Arial"/>
+        </w:rPr>
+        <w:t xml:space="preserve">Securing domain controllers against attack</w:t>
+      </w:r>
+    </w:p>
+    <w:p>
+      <w:pPr>
+        <w:pStyle w:val="Caption"/>
+        <w:spacing w:before="0" w:after="280"/>
+      </w:pPr>
+      <w:r>
+        <w:rPr>
+          <w:rFonts w:ascii="Arial" w:hAnsi="Arial"/>
+        </w:rPr>
+        <w:t xml:space="preserve">https://learn.microsoft.com/en-us/windows-server/identity/ad-ds/plan/security-best-practices/securing-domain-controllers-against-attack</w:t>
+      </w:r>
+    </w:p>
+    <w:p>
+      <w:pPr>
         <w:pStyle w:val="Heading2"/>
         <w:spacing w:before="0" w:after="160"/>
       </w:pPr>
@@ -4189,13 +4692,13 @@
           <w:rFonts w:ascii="Arial" w:hAnsi="Arial"/>
           <w:color w:val="526B7E"/>
         </w:rPr>
-        <w:t xml:space="preserve">Secure By Design · Build the identity foundation</w:t>
+        <w:t xml:space="preserve">Secure By Design · Promote Primary &amp; Secondary Domain Controller</w:t>
         <w:br/>
-        <w:t xml:space="preserve">Windows Server 2025 · DC01 and DC02</w:t>
+        <w:t xml:space="preserve">Windows Server · DC01 and DC02</w:t>
         <w:br/>
         <w:t xml:space="preserve">Course 1.1 · sbd-dc01-dc02</w:t>
         <w:br/>
-        <w:t xml:space="preserve">Materials edition 0.5 · Updated 9 October 2026</w:t>
+        <w:t xml:space="preserve">Materials edition 0.6 · Updated 9 October 2026</w:t>
       </w:r>
     </w:p>
     <w:p>
@@ -4353,7 +4856,7 @@
         <w:color w:val="526B7E"/>
         <w:sz w:val="18"/>
       </w:rPr>
-      <w:t>Course 1.1 · Materials edition 0.5</w:t>
+      <w:t>Course 1.1 · Materials edition 0.6</w:t>
     </w:r>
     <w:r>
       <w:rPr>
@@ -4400,7 +4903,7 @@
         <w:color w:val="526B7E"/>
         <w:sz w:val="18"/>
       </w:rPr>
-      <w:t>Course 1.1 · Materials edition 0.5</w:t>
+      <w:t>Course 1.1 · Materials edition 0.6</w:t>
     </w:r>
     <w:r>
       <w:rPr>

--- a/public/training/dc01-dc02/SecureByDesign-DC01-DC02-Workbook.docx
+++ b/public/training/dc01-dc02/SecureByDesign-DC01-DC02-Workbook.docx
@@ -882,7 +882,7 @@
           <w:rFonts w:ascii="Arial" w:hAnsi="Arial"/>
           <w:color w:val="526B7E"/>
         </w:rPr>
-        <w:t xml:space="preserve">The core denies every session between segments unless a documented rule permits it, and it logs what it denies. Domain members reach the controllers only for the services in "What crosses the network?" Replication between SBD-DC01 and SBD-DC02 stays inside VLAN 10, so the core never routes it.</w:t>
+        <w:t xml:space="preserve">The core denies every session between segments unless a documented rule permits it, and logs what it denies. Members reach the controllers only for name resolution (course 1.2), the services in "What crosses the network?", and course 1.8's credentialed scans. Traffic between the two controllers stays inside VLAN 10, so the core never routes it.</w:t>
       </w:r>
     </w:p>
     <w:p>
@@ -906,7 +906,7 @@
           <w:rFonts w:ascii="Arial" w:hAnsi="Arial"/>
           <w:color w:val="526B7E"/>
         </w:rPr>
-        <w:t xml:space="preserve">Remote Desktop and PowerShell remoting to a controller are allowed only from the Tier 0 administration host, AdminJumpBox01 on VLAN 60, which course 1.5 builds. Until it exists, manage both controllers from the virtual machine console. Workstations and member servers can't open a management session to a controller, even with valid credentials.</w:t>
+        <w:t xml:space="preserve">From other segments, Remote Desktop, PowerShell remoting, and AD Web Services reach a controller only from AdminJumpBox01, the Tier 0 host on VLAN 60 that course 1.5 builds; until then, use the VM console. Members still reach SMB and RPC, which can carry administration too, so Tier 0 accounts never sign in to them.</w:t>
       </w:r>
     </w:p>
     <w:p>
@@ -930,7 +930,7 @@
           <w:rFonts w:ascii="Arial" w:hAnsi="Arial"/>
           <w:color w:val="526B7E"/>
         </w:rPr>
-        <w:t xml:space="preserve">Windows Defender Firewall stays on in every profile, so traffic a mistaken core rule lets through still meets a filter on the controller. Leave Remote Desktop off until the Tier 0 host exists, then accept it only from that host. No segment has a route to the internet: controllers never browse, download, or update from outside, and approved media is the only way in.</w:t>
+        <w:t xml:space="preserve">Windows Defender Firewall stays on in every profile and blocks what no rule allows, so an unopened port stays closed even if a core rule is wrong. Keep Remote Desktop off. The directory, remoting, and AD Web Services rules accept any address until course 1.5 limits the management rules to the Tier 0 host, so until then the core decides who reaches them. No segment routes to the internet; approved media is the only way in.</w:t>
       </w:r>
     </w:p>
     <w:p>
@@ -952,7 +952,7 @@
           <w:color w:val="526B7E"/>
           <w:sz w:val="22"/>
         </w:rPr>
-        <w:t xml:space="preserve">A controller's segment is part of its security: VLAN 10 for controllers only, default deny at the core, management only from Tier 0, and a host firewall behind it all.</w:t>
+        <w:t xml:space="preserve">A controller's segment is part of its security: VLAN 10 for controllers only, default deny at the core, management only from Tier 0, and the host firewall on in every profile.</w:t>
       </w:r>
     </w:p>
     <w:p>
@@ -1092,7 +1092,7 @@
                 <w:color w:val="526B7E"/>
                 <w:sz w:val="20"/>
               </w:rPr>
-              <w:t xml:space="preserve">VLAN 10: the domain controllers' segment, its two controllers, and every rule that reaches them through the core.</w:t>
+              <w:t xml:space="preserve">VLAN 10: the domain controllers' segment, with its boundary, both controllers and their addresses, and the controls that apply.</w:t>
             </w:r>
           </w:p>
           <w:p>
@@ -1168,12 +1168,8 @@
       </w:hyperlink>
     </w:p>
     <w:p>
-      <w:r>
-        <w:br w:type="page"/>
-      </w:r>
-    </w:p>
-    <w:p>
-      <w:pPr>
+      <w:pPr>
+        <w:pageBreakBefore/>
         <w:spacing w:before="0" w:after="280"/>
       </w:pPr>
       <w:r>
@@ -2574,7 +2570,7 @@
           <w:color w:val="526B7E"/>
           <w:sz w:val="22"/>
         </w:rPr>
-        <w:t xml:space="preserve">Allowing Kerberos isn't enough. Applying Group Policy and reading SYSVOL also need LDAP, SMB, and RPC. In the Inside the Network design, rules F02, F03, and F09 permit this profile for domain members, with LDAP signing and channel binding required, and rule A01 limits administration to the Tier 0 host. Everything else is denied.</w:t>
+        <w:t xml:space="preserve">Allowing Kerberos isn't enough. Applying Group Policy and reading SYSVOL also need LDAP, SMB, and RPC. In the Inside the Network design, rules F02, F03, and F09 permit this profile for domain members, with LDAP signing and channel binding required, and rule A01 limits administration to the Tier 0 host. Name resolution (F01) and credentialed scanning (F15) have their own rules; everything else is denied.</w:t>
       </w:r>
     </w:p>
     <w:p>
@@ -4000,7 +3996,7 @@
         <w:rPr>
           <w:rFonts w:ascii="Arial" w:hAnsi="Arial"/>
         </w:rPr>
-        <w:t xml:space="preserve">3.  List both controllers' global catalog status and the operations master role holders; SBD-DC01 holds all five. Confirm SYSVOL and NETLOGON are shared on SBD-DC02 too.</w:t>
+        <w:t xml:space="preserve">3.  Check the global catalogs, the five roles on SBD-DC01, and SYSVOL and NETLOGON on DC02.</w:t>
       </w:r>
     </w:p>
     <w:p>
@@ -4011,7 +4007,7 @@
         <w:rPr>
           <w:rFonts w:ascii="Arial" w:hAnsi="Arial"/>
         </w:rPr>
-        <w:t xml:space="preserve">4.  Confirm each controller uses the domain profile and has its firewall on in every profile.</w:t>
+        <w:t xml:space="preserve">4.  Confirm the domain profile and the effective firewall policy on each controller.</w:t>
       </w:r>
     </w:p>
     <w:p>
@@ -4101,11 +4097,11 @@
         <w:br/>
         <w:t xml:space="preserve">Get-SmbShare -Name SYSVOL,NETLOGON -CimSession SBD-DC02</w:t>
         <w:br/>
-        <w:t xml:space="preserve"># On each controller: network profile and host firewall</w:t>
-        <w:br/>
         <w:t xml:space="preserve">Get-NetConnectionProfile | Select-Object InterfaceAlias, NetworkCategory</w:t>
         <w:br/>
-        <w:t xml:space="preserve">Get-NetFirewallProfile | Select-Object Name, Enabled</w:t>
+        <w:t xml:space="preserve">Get-NetFirewallProfile -PolicyStore ActiveStore |</w:t>
+        <w:br/>
+        <w:t xml:space="preserve">  Select-Object Name, Enabled, DefaultInboundAction</w:t>
       </w:r>
     </w:p>
     <w:p>
@@ -4117,7 +4113,7 @@
           <w:rFonts w:ascii="Arial" w:hAnsi="Arial"/>
           <w:color w:val="526B7E"/>
         </w:rPr>
-        <w:t xml:space="preserve">Expect each DCDiag test to pass or have a recorded cause, replication both ways, both shares on both controllers, and the domain profile with the firewall on. A command that ran is not a pass.</w:t>
+        <w:t xml:space="preserve">Expect each DCDiag test to pass or have a recorded cause, replication both ways, both shares on both controllers, and every firewall profile on and blocking. A command that ran is not a pass.</w:t>
       </w:r>
     </w:p>
     <w:p>

--- a/public/training/dc01-dc02/SecureByDesign-DC01-DC02-Workbook.docx
+++ b/public/training/dc01-dc02/SecureByDesign-DC01-DC02-Workbook.docx
@@ -930,7 +930,7 @@
           <w:rFonts w:ascii="Arial" w:hAnsi="Arial"/>
           <w:color w:val="526B7E"/>
         </w:rPr>
-        <w:t xml:space="preserve">Windows Defender Firewall stays on in every profile and blocks what no rule allows, so an unopened port stays closed even if a core rule is wrong. Keep Remote Desktop off. The directory, remoting, and AD Web Services rules accept any address until course 1.5 limits the management rules to the Tier 0 host, so until then the core decides who reaches them. No segment routes to the internet; approved media is the only way in.</w:t>
+        <w:t xml:space="preserve">Windows Defender Firewall stays on in every profile and blocks what no rule allows, so an unopened port stays closed even if a core rule is wrong. Keep Remote Desktop off. The directory rules accept any address, and the remoting and AD Web Services rules do too until course 1.5 limits them to the Tier 0 host, so the core decides who reaches those ports. No segment routes to the internet; approved media is the only way in.</w:t>
       </w:r>
     </w:p>
     <w:p>

--- a/public/training/dc01-dc02/SecureByDesign-DC01-DC02-Workbook.docx
+++ b/public/training/dc01-dc02/SecureByDesign-DC01-DC02-Workbook.docx
@@ -140,7 +140,7 @@
           <w:color w:val="20647C"/>
           <w:sz w:val="18"/>
         </w:rPr>
-        <w:t xml:space="preserve">MATERIALS EDITION 0.6    /    COURSE 1.1</w:t>
+        <w:t>MATERIALS EDITION 0.7    /    COURSE 1.1</w:t>
       </w:r>
     </w:p>
     <w:p>
@@ -153,7 +153,7 @@
           <w:color w:val="526B7E"/>
           <w:sz w:val="18"/>
         </w:rPr>
-        <w:t xml:space="preserve">Updated 9 October 2026  ·  sbd-dc01-dc02</w:t>
+        <w:t>Updated 14 October 2026  ·  sbd-dc01-dc02</w:t>
       </w:r>
     </w:p>
     <w:p>
@@ -882,7 +882,7 @@
           <w:rFonts w:ascii="Arial" w:hAnsi="Arial"/>
           <w:color w:val="526B7E"/>
         </w:rPr>
-        <w:t xml:space="preserve">The core denies every session between segments unless a documented rule permits it, and logs what it denies. Members reach the controllers only for name resolution (course 1.2), the services in "What crosses the network?", and course 1.8's credentialed scans. Traffic between the two controllers stays inside VLAN 10, so the core never routes it.</w:t>
+        <w:t>The core denies every session between segments unless a documented rule permits it, and logs what it denies. Members reach the controllers only for name resolution (course 1.2) and the services in "What crosses the network?". Traffic between the two controllers stays inside VLAN 10, so the core never routes it.</w:t>
       </w:r>
     </w:p>
     <w:p>
@@ -906,7 +906,7 @@
           <w:rFonts w:ascii="Arial" w:hAnsi="Arial"/>
           <w:color w:val="526B7E"/>
         </w:rPr>
-        <w:t xml:space="preserve">From other segments, Remote Desktop, PowerShell remoting, and AD Web Services reach a controller only from AdminJumpBox01, the Tier 0 host on VLAN 60 that course 1.5 builds; until then, use the VM console. Members still reach SMB and RPC, which can carry administration too, so Tier 0 accounts never sign in to them.</w:t>
+        <w:t>From other segments, Remote Desktop, PowerShell remoting, and AD Web Services reach a controller only from AdminJumpBox01, the Tier 0 host on VLAN 60 that course 1.8 builds; until then, use the VM console. Members still reach SMB and RPC, which can carry administration too, so Tier 0 accounts never sign in to them.</w:t>
       </w:r>
     </w:p>
     <w:p>
@@ -930,7 +930,7 @@
           <w:rFonts w:ascii="Arial" w:hAnsi="Arial"/>
           <w:color w:val="526B7E"/>
         </w:rPr>
-        <w:t xml:space="preserve">Windows Defender Firewall stays on in every profile and blocks what no rule allows, so an unopened port stays closed even if a core rule is wrong. Keep Remote Desktop off. The directory rules accept any address, and the remoting and AD Web Services rules do too until course 1.5 limits them to the Tier 0 host, so the core decides who reaches those ports. No segment routes to the internet; approved media is the only way in.</w:t>
+        <w:t>Windows Defender Firewall stays on in every profile and blocks what no rule allows, so an unopened port stays closed even if a core rule is wrong. Keep Remote Desktop off. The directory rules accept any address, and the remoting and AD Web Services rules do too until course 1.8 limits them to the Tier 0 host, so the core decides who reaches those ports. No segment routes to the internet; approved media is the only way in.</w:t>
       </w:r>
     </w:p>
     <w:p>
@@ -2570,7 +2570,7 @@
           <w:color w:val="526B7E"/>
           <w:sz w:val="22"/>
         </w:rPr>
-        <w:t xml:space="preserve">Allowing Kerberos isn't enough. Applying Group Policy and reading SYSVOL also need LDAP, SMB, and RPC. In the Inside the Network design, rules F02, F03, and F09 permit this profile for domain members, with LDAP signing and channel binding required, and rule A01 limits administration to the Tier 0 host. Name resolution (F01) and credentialed scanning (F15) have their own rules; everything else is denied.</w:t>
+        <w:t>Allowing Kerberos isn't enough. Applying Group Policy and reading SYSVOL also need LDAP, SMB, and RPC. In the Inside the Network design, rules F02, F03, and F09 permit this profile for domain members, with LDAP signing and channel binding required, and rule A01 limits administration to the Tier 0 host. Name resolution has its own rule (F01), and so does credentialed scanning (F15), which arrives with course 1.17, coming soon; everything else is denied.</w:t>
       </w:r>
     </w:p>
     <w:p>
@@ -4435,7 +4435,7 @@
           <w:rFonts w:ascii="Arial" w:hAnsi="Arial"/>
           <w:color w:val="526B7E"/>
         </w:rPr>
-        <w:t xml:space="preserve">The workbook and interactive companion use the same five chapters. The recorded walkthrough is coming soon. Read the current sources before adapting the sample to another environment. Next in the path: course 1.2, Configure DNS and time.</w:t>
+        <w:t>The workbook and interactive companion use the same five chapters. The recorded walkthrough is coming soon. Read the current sources before adapting the sample to another environment. Next in the path: course 1.2, Configure DNS.</w:t>
       </w:r>
     </w:p>
     <w:p>
@@ -4688,13 +4688,13 @@
           <w:rFonts w:ascii="Arial" w:hAnsi="Arial"/>
           <w:color w:val="526B7E"/>
         </w:rPr>
-        <w:t xml:space="preserve">Secure By Design · Promote Primary &amp; Secondary Domain Controller</w:t>
+        <w:t>Secure By Design · Promote Primary &amp; Secondary Domain Controller</w:t>
         <w:br/>
-        <w:t xml:space="preserve">Windows Server · DC01 and DC02</w:t>
+        <w:t>Windows Server · DC01 and DC02</w:t>
         <w:br/>
-        <w:t xml:space="preserve">Course 1.1 · sbd-dc01-dc02</w:t>
+        <w:t>Course 1.1 · sbd-dc01-dc02</w:t>
         <w:br/>
-        <w:t xml:space="preserve">Materials edition 0.6 · Updated 9 October 2026</w:t>
+        <w:t>Materials edition 0.7 · Updated 14 October 2026</w:t>
       </w:r>
     </w:p>
     <w:p>

--- a/public/training/dc01-dc02/SecureByDesign-DC01-DC02-Workbook.docx
+++ b/public/training/dc01-dc02/SecureByDesign-DC01-DC02-Workbook.docx
@@ -1022,7 +1022,7 @@
               <w:drawing>
                 <wp:inline xmlns:a="http://schemas.openxmlformats.org/drawingml/2006/main" xmlns:pic="http://schemas.openxmlformats.org/drawingml/2006/picture" distT="0" distB="0" distL="0" distR="0">
                   <wp:extent cx="822960" cy="822960"/>
-                  <wp:docPr id="8" name="SBD figure 8" descr="QR code linking to Inside the Network, VLAN 10: securebydesigninc.com/inside-the-network#vlan=10" title="QR code"/>
+                  <wp:docPr id="8" name="SBD figure 8" descr="QR code linking to the System Hub, VLAN 10: securebydesigninc.com/inside-the-network#vlan=10" title="QR code"/>
                   <wp:cNvGraphicFramePr>
                     <a:graphicFrameLocks noChangeAspect="1"/>
                   </wp:cNvGraphicFramePr>
@@ -1030,7 +1030,7 @@
                     <a:graphicData uri="http://schemas.openxmlformats.org/drawingml/2006/picture">
                       <pic:pic>
                         <pic:nvPicPr>
-                          <pic:cNvPr id="0" name="qr-vlan10.png" descr="QR code linking to Inside the Network, VLAN 10: securebydesigninc.com/inside-the-network#vlan=10"/>
+                          <pic:cNvPr id="0" name="qr-vlan10.png" descr="QR code linking to the System Hub, VLAN 10: securebydesigninc.com/inside-the-network#vlan=10"/>
                           <pic:cNvPicPr/>
                         </pic:nvPicPr>
                         <pic:blipFill>
@@ -1393,7 +1393,7 @@
               <w:drawing>
                 <wp:inline xmlns:a="http://schemas.openxmlformats.org/drawingml/2006/main" xmlns:pic="http://schemas.openxmlformats.org/drawingml/2006/picture" distT="0" distB="0" distL="0" distR="0">
                   <wp:extent cx="822960" cy="822960"/>
-                  <wp:docPr id="6" name="SBD figure 6" descr="QR code linking to Inside the Network, DC01 is down, step 3: securebydesigninc.com/inside-the-network#process=dc-down&amp;step=3" title="QR code"/>
+                  <wp:docPr id="6" name="SBD figure 6" descr="QR code linking to the System Hub, DC01 is down, step 3: securebydesigninc.com/inside-the-network#process=dc-down&amp;step=3" title="QR code"/>
                   <wp:cNvGraphicFramePr>
                     <a:graphicFrameLocks noChangeAspect="1"/>
                   </wp:cNvGraphicFramePr>
@@ -1401,7 +1401,7 @@
                     <a:graphicData uri="http://schemas.openxmlformats.org/drawingml/2006/picture">
                       <pic:pic>
                         <pic:nvPicPr>
-                          <pic:cNvPr id="0" name="rIdQrDcDown.png" descr="QR code linking to Inside the Network, DC01 is down, step 3: securebydesigninc.com/inside-the-network#process=dc-down&amp;step=3"/>
+                          <pic:cNvPr id="0" name="rIdQrDcDown.png" descr="QR code linking to the System Hub, DC01 is down, step 3: securebydesigninc.com/inside-the-network#process=dc-down&amp;step=3"/>
                           <pic:cNvPicPr/>
                         </pic:nvPicPr>
                         <pic:blipFill>
@@ -1588,7 +1588,7 @@
           <w:rFonts w:ascii="Arial" w:hAnsi="Arial"/>
           <w:color w:val="526B7E"/>
         </w:rPr>
-        <w:t xml:space="preserve">Domain members sit on other segments, so each conversation in this table crosses the core, which allows it only because a rule says so. Inside the Network shows each one crossing the core switch. The table starts after name resolution, which course 1.2 covers.</w:t>
+        <w:t xml:space="preserve">Domain members sit on other segments, so each conversation in this table crosses the core, which allows it only because a rule says so. The System Hub shows each one crossing the core switch. The table starts after name resolution, which course 1.2 covers.</w:t>
       </w:r>
     </w:p>
     <w:tbl>
@@ -2570,7 +2570,7 @@
           <w:color w:val="526B7E"/>
           <w:sz w:val="22"/>
         </w:rPr>
-        <w:t>Allowing Kerberos isn't enough. Applying Group Policy and reading SYSVOL also need LDAP, SMB, and RPC. In the Inside the Network design, rules F02, F03, and F09 permit this profile for domain members, with LDAP signing and channel binding required, and rule A01 limits administration to the Tier 0 host. Name resolution has its own rule (F01), and so does credentialed scanning (F15), which arrives with course 1.17, coming soon; everything else is denied.</w:t>
+        <w:t>Allowing Kerberos isn't enough. Applying Group Policy and reading SYSVOL also need LDAP, SMB, and RPC. In the System Hub design, rules F02, F03, and F09 permit this profile for domain members, with LDAP signing and channel binding required, and rule A01 limits administration to the Tier 0 host. Name resolution has its own rule (F01), and so does credentialed scanning (F15), which arrives with course 1.17, coming soon; everything else is denied.</w:t>
       </w:r>
     </w:p>
     <w:p>
@@ -2640,7 +2640,7 @@
               <w:drawing>
                 <wp:inline xmlns:a="http://schemas.openxmlformats.org/drawingml/2006/main" xmlns:pic="http://schemas.openxmlformats.org/drawingml/2006/picture" distT="0" distB="0" distL="0" distR="0">
                   <wp:extent cx="822960" cy="822960"/>
-                  <wp:docPr id="7" name="SBD figure 7" descr="QR code linking to Inside the Network, Sign in, step 4: securebydesigninc.com/inside-the-network#process=signin&amp;step=4" title="QR code"/>
+                  <wp:docPr id="7" name="SBD figure 7" descr="QR code linking to the System Hub, Sign in, step 4: securebydesigninc.com/inside-the-network#process=signin&amp;step=4" title="QR code"/>
                   <wp:cNvGraphicFramePr>
                     <a:graphicFrameLocks noChangeAspect="1"/>
                   </wp:cNvGraphicFramePr>
@@ -2648,7 +2648,7 @@
                     <a:graphicData uri="http://schemas.openxmlformats.org/drawingml/2006/picture">
                       <pic:pic>
                         <pic:nvPicPr>
-                          <pic:cNvPr id="0" name="rIdQrStep4.png" descr="QR code linking to Inside the Network, Sign in, step 4: securebydesigninc.com/inside-the-network#process=signin&amp;step=4"/>
+                          <pic:cNvPr id="0" name="rIdQrStep4.png" descr="QR code linking to the System Hub, Sign in, step 4: securebydesigninc.com/inside-the-network#process=signin&amp;step=4"/>
                           <pic:cNvPicPr/>
                         </pic:nvPicPr>
                         <pic:blipFill>

--- a/public/training/dc01-dc02/SecureByDesign-DC01-DC02-Workbook.docx
+++ b/public/training/dc01-dc02/SecureByDesign-DC01-DC02-Workbook.docx
@@ -140,7 +140,7 @@
           <w:color w:val="20647C"/>
           <w:sz w:val="18"/>
         </w:rPr>
-        <w:t>MATERIALS EDITION 0.7    /    COURSE 1.1</w:t>
+        <w:t>MATERIALS EDITION 0.8    /    COURSE 1.1</w:t>
       </w:r>
     </w:p>
     <w:p>
@@ -153,7 +153,7 @@
           <w:color w:val="526B7E"/>
           <w:sz w:val="18"/>
         </w:rPr>
-        <w:t>Updated 14 October 2026  ·  sbd-dc01-dc02</w:t>
+        <w:t>Updated 18 October 2026  ·  sbd-dc01-dc02</w:t>
       </w:r>
     </w:p>
     <w:p>
@@ -4198,7 +4198,7 @@
           <w:rFonts w:ascii="Arial" w:hAnsi="Arial"/>
           <w:color w:val="526B7E"/>
         </w:rPr>
-        <w:t xml:space="preserve">Use My evidence in the interactive guide to save chapter notes, confirm your checks, and answer each question. Export your record before moving to another browser or device.</w:t>
+        <w:t>Use My evidence in the interactive guide to save chapter notes, confirm your checks, and answer each question. Sign in to the website or the app, and your notes, checks, and answers save to your account, so they follow you to any browser or device.</w:t>
       </w:r>
     </w:p>
     <w:p>
@@ -4694,7 +4694,7 @@
         <w:br/>
         <w:t>Course 1.1 · sbd-dc01-dc02</w:t>
         <w:br/>
-        <w:t>Materials edition 0.7 · Updated 14 October 2026</w:t>
+        <w:t>Materials edition 0.8 · Updated 18 October 2026</w:t>
       </w:r>
     </w:p>
     <w:p>
@@ -4778,7 +4778,7 @@
           <w:rFonts w:ascii="Arial" w:hAnsi="Arial"/>
           <w:color w:val="526B7E"/>
         </w:rPr>
-        <w:t xml:space="preserve">The interactive guide uses three.js under the MIT License. The complete copyright and license notice is included in THREE-LICENSE.txt in the learning package.</w:t>
+        <w:t>The interactive guide uses three.js under the MIT License. The complete copyright and license notice is on the guide’s Notices and permissions page.</w:t>
       </w:r>
     </w:p>
     <w:p>
@@ -4802,7 +4802,7 @@
           <w:rFonts w:ascii="Arial" w:hAnsi="Arial"/>
           <w:color w:val="526B7E"/>
         </w:rPr>
-        <w:t xml:space="preserve">Open index.html for the interactive guide and network explorer. Choose Notices and permissions in the guide footer to view these notices and the third-party license. Keep the workbook, notices.html, and THREE-LICENSE.txt beside the guide when extracting the learning package.</w:t>
+        <w:t>Open the interactive guide and network explorer at securebydesigninc.com/training/dc01-dc02. Choose Notices and permissions in the guide footer to view these notices and the third-party license.</w:t>
       </w:r>
     </w:p>
     <w:sectPr>
@@ -4852,7 +4852,7 @@
         <w:color w:val="526B7E"/>
         <w:sz w:val="18"/>
       </w:rPr>
-      <w:t>Course 1.1 · Materials edition 0.6</w:t>
+      <w:t>Course 1.1 · Materials edition 0.8</w:t>
     </w:r>
     <w:r>
       <w:rPr>
@@ -4899,7 +4899,7 @@
         <w:color w:val="526B7E"/>
         <w:sz w:val="18"/>
       </w:rPr>
-      <w:t>Course 1.1 · Materials edition 0.6</w:t>
+      <w:t>Course 1.1 · Materials edition 0.8</w:t>
     </w:r>
     <w:r>
       <w:rPr>
